--- a/Versão Final/Finalíssima/files/IGDA_BDA_Nota_Metodologica_v8.docx
+++ b/Versão Final/Finalíssima/files/IGDA_BDA_Nota_Metodologica_v8.docx
@@ -306,7 +306,7 @@
         <w:rPr>
           <w:b/>
         </w:rPr>
-        <w:t xml:space="preserve">•  Diversificação Produtiva e Setor Privado (activa) — </w:t>
+        <w:t xml:space="preserve">•  Diversificação Produtiva e Sector Privado (activa) — </w:t>
       </w:r>
       <w:r>
         <w:t>o crescimento do PIB não petrolífero, o índice de capacidades produtivas da UNCTAD, a indústria transformadora no PIB, o peso dos combustíveis nas exportações e o crédito ao sector privado.</w:t>
@@ -447,7 +447,7 @@
       </w:pPr>
       <w:r>
         <w:rPr/>
-        <w:t>A construção parte de um catálogo abrangente de 338 indicadores candidatos (331 na v7, mais sete acrescentados na v8), organizados por dimensão e mantido na base potencial do construtor. Para cada candidato, o catálogo regista a unidade de medida, o sentido (se valores mais altos representam melhor ou pior desempenho), as fronteiras de normalização, a meta 2027 e — novidade da v8 — a origem documentada dessa meta, a fonte, um marcador de fonte nacional, o grupo temático para controlo de duplicação, a série anual de 2015 a 2025, a cobertura observada e o último ano com dados. É a partir deste catálogo que o motor de selecção escolhe, de forma automática e recalculável, os indicadores que entram no índice.</w:t>
+        <w:t>A construção parte de um catálogo abrangente de 338 indicadores candidatos (331 na v7, mais 7 acrescentados na v8), organizados por dimensão e mantido na base potencial do construtor. Para cada candidato, o catálogo regista a unidade de medida, o sentido (se valores mais altos representam melhor ou pior desempenho), as fronteiras de normalização, a meta 2027 e — novidade da v8 — a origem e a categoria documentadas dessa meta, a fonte, um marcador de fonte nacional, o grupo temático para controlo de duplicação, a série anual de 2015 a 2025, a cobertura observada e o último ano com dados. É a partir deste catálogo que o motor de selecção escolhe, de forma automática e recalculável, os indicadores que entram no índice.</w:t>
       </w:r>
     </w:p>
     <w:p>
@@ -474,7 +474,7 @@
       </w:pPr>
       <w:r>
         <w:rPr/>
-        <w:t>Dos 41 indicadores seleccionados, 19 envolvem uma fonte nacional. O processo de selecção atribui uma bonificação explícita aos indicadores de origem nacional, reconhecendo a sua maior pertinência e actualidade para o contexto angolano (ver Secção 4).</w:t>
+        <w:t>Dos 41 indicadores seleccionados, 19 envolvem uma fonte nacional. O marcador de fonte nacional identifica o produtor primário dos dados (INE, BNA, MINFIN, MINSA e outros), independentemente do canal de extracção (WDI, WEO, ILOSTAT): a dívida pública e o saldo orçamental, extraídos do FMI WEO, que compila os dados do Ministério das Finanças, mantêm o marcador. O processo de selecção atribui uma bonificação explícita aos indicadores de origem nacional, reconhecendo a sua maior pertinência e actualidade para o contexto angolano (ver Secções 4 e 9.2).</w:t>
       </w:r>
     </w:p>
     <w:p>
@@ -492,7 +492,7 @@
       </w:pPr>
       <w:r>
         <w:rPr/>
-        <w:t>Todas as séries são organizadas numa grelha anual fixa de 2015 a 2025, o que assegura a comparabilidade entre indicadores e ao longo do tempo. A cobertura efectiva varia entre indicadores: 21 dos 41 indicadores têm observações até 2025, 14 têm 2024 como última observação e 6 têm 2023; por efeito do limiar de recência, nenhum indicador seleccionado tem última observação anterior a 2023. Esta heterogeneidade de cobertura é tratada pelas regras descritas na Secção 5.</w:t>
+        <w:t>Todas as séries são organizadas numa grelha anual fixa de 2015 a 2025, o que assegura a comparabilidade entre indicadores e ao longo do tempo. A cobertura efectiva varia entre indicadores: 21 dos 41 indicadores têm observações até 2025, 13 têm 2024 como última observação e 7 têm 2023; por efeito do limiar de recência, nenhum indicador seleccionado tem última observação anterior a 2023. Esta heterogeneidade de cobertura é tratada pelas regras descritas na Secção 5.</w:t>
       </w:r>
     </w:p>
     <w:p>
@@ -510,7 +510,7 @@
       </w:pPr>
       <w:r>
         <w:rPr/>
-        <w:t>Quando uma fonte disponibiliza dados com periodicidade superior à anual (por exemplo, mensal ou trimestral), a série é convertida para frequência anual segundo uma regra de agregação coerente com a natureza da variável: variáveis de fluxo são somadas ou anualizadas (o PIB não petrolífero resulta da soma anual das medidas de volume trimestrais encadeadas do INE), variáveis de stock e índices são tomados em fim de período ou em média anual (a inflação usa a média anual do IPC; a variação homóloga de Dezembro é registada em linha separada). Esta regra é aplicada de forma uniforme para evitar descontinuidades artificiais na série.</w:t>
+        <w:t>Quando uma fonte disponibiliza dados com periodicidade superior à anual (por exemplo, mensal ou trimestral), a série é convertida para frequência anual segundo uma regra de agregação coerente com a natureza da variável: variáveis de fluxo são somadas ou anualizadas (o PIB não petrolífero resulta da soma anual das medidas de volume trimestrais encadeadas, não ajustadas de sazonalidade, do INE — Quadro 5 das Contas Nacionais Trimestrais, cuja soma reproduz o PIB anual oficial), variáveis de stock e índices são tomados em fim de período ou em média anual (a inflação usa a média anual do IPC; a variação homóloga de Dezembro é registada em linha separada). Esta regra é aplicada de forma uniforme para evitar descontinuidades artificiais na série.</w:t>
       </w:r>
     </w:p>
     <w:p>
@@ -528,7 +528,7 @@
       </w:pPr>
       <w:r>
         <w:rPr/>
-        <w:t>Cada série está associada ao vintage da fonte de que foi extraída, registado na coluna 'Origem' da base potencial e no Anexo B. Na v8 foram actualizadas, com fontes primárias nacionais, as séries de crescimento do PIB (Contas Nacionais Anuais Preliminares 2025 do INE, Maio de 2026), do PIB não petrolífero (Contas Nacionais Trimestrais até ao IV trimestre de 2025), da inflação (IPCN até Dezembro de 2025 e, para leitura, até Agosto de 2026), do emprego (Anuário do IEA 2025 e primeiras publicações da nova metodologia), da dívida pública e do saldo orçamental (FMI WEO Abril 2026, coerente com o PIB rebaseado pelo INE e com os rácios do Ministério das Finanças) e da mortalidade materna (IIMS 2023-24). As séries do Banco Mundial (WDI Junho/Julho 2026), da OIT, da OMS/UNICEF, da UNCTAD, da Transparency International, do WEF e da IPU mantêm o vintage da v7 (Junho-Agosto de 2026), que é o mais recente publicado por essas instituições à data desta revisão.</w:t>
+        <w:t>Cada série está associada ao vintage da fonte de que foi extraída, registado na coluna 'Origem' da base potencial e no Anexo B. Na v8 foram actualizadas, com fontes primárias nacionais, as séries de crescimento do PIB (Contas Nacionais Anuais Preliminares 2025 do INE, Maio de 2026), da inflação (IPCN até Dezembro de 2025 e, para leitura, até Agosto de 2026) e do emprego (Anuário do IEA 2025 e primeiras publicações da nova metodologia); o PIB não petrolífero foi verificado nas Contas Nacionais Trimestrais (IV trimestre de 2025, já incluído na v7, sem revisões). Para a dívida pública e o saldo orçamental adoptou-se a série do FMI WEO de Abril de 2026, que compila os dados do Ministério das Finanças (fonte histórica declarada pelo FMI; GFSM 2014) — razão pela qual o marcador de fonte nacional é mantido — e cujo denominador de 2025 é o PIB nominal das Contas Nacionais Trimestrais do INE. A mortalidade materna foi corrigida (Secção 8.6). As séries do Banco Mundial (WDI; bulk de 30-06-2026, registado na coluna 'Nota' das linhas então verificadas), da OIT, da OMS/UNICEF, da UNCTAD, da Transparency International, do WEF e da IPU mantêm o vintage herdado da v7 — edições disponíveis até Agosto de 2026 (WGI edição 2025, dados até 2024; CPI 2025; PCI da UNCTAD até 2024) — e não foram reverificadas nesta revisão (Secção 9.2); edições eventualmente publicadas depois de Agosto de 2026 não estão incorporadas.</w:t>
       </w:r>
     </w:p>
     <w:p>
@@ -615,7 +615,7 @@
       </w:pPr>
       <w:r>
         <w:rPr/>
-        <w:t>Cada indicador candidato recebe uma pontuação total que combina os três critérios com os pesos abaixo, acrescida de uma bonificação fixa quando a fonte é nacional. Os parâmetros são configuráveis na folha de critérios do construtor:</w:t>
+        <w:t>Cada indicador candidato recebe uma pontuação total que combina os três critérios com os pesos abaixo, acrescida de uma bonificação fixa quando a fonte é nacional — entendendo-se por fonte nacional o produtor primário dos dados, independentemente do canal de extracção. Os parâmetros são configuráveis na folha de critérios do construtor:</w:t>
       </w:r>
     </w:p>
     <w:tbl>
@@ -950,7 +950,7 @@
       </w:pPr>
       <w:r>
         <w:rPr/>
-        <w:t>A aplicação destes critérios, com curadoria de não-redundância, resulta em 41 indicadores distribuídos pelas oito dimensões activas, conforme o quadro seguinte. A selecção da v8 é idêntica à da v7: os sete novos candidatos (emprego INE, pobreza a 3,00 USD, cobertura do Kwenda e segurados do INSS) ficam documentados no catálogo mas não cumprem o limiar de cobertura temporal, por razões explicadas na Secção 8.6. O detalhe indicador a indicador consta do Anexo A.</w:t>
+        <w:t>A aplicação destes critérios, com curadoria de não-redundância, resulta em 41 indicadores distribuídos pelas oito dimensões activas, conforme o quadro seguinte. A selecção da v8 é idêntica à da v7: os 7 novos candidatos (emprego INE, pobreza a 3,00 USD, cobertura do Kwenda e segurados do INSS) ficam documentados no catálogo mas não cumprem o limiar de cobertura temporal, por razões explicadas na Secção 8.6. O detalhe indicador a indicador consta do Anexo A.</w:t>
       </w:r>
     </w:p>
     <w:tbl>
@@ -1536,7 +1536,7 @@
               <w:rPr>
                 <w:sz w:val="18"/>
               </w:rPr>
-              <w:t>8. Diversificação Produtiva e Setor Privado</w:t>
+              <w:t>8. Diversificação Produtiva e Sector Privado</w:t>
             </w:r>
           </w:p>
         </w:tc>
@@ -2237,7 +2237,7 @@
       </w:pPr>
       <w:r>
         <w:rPr/>
-        <w:t>Como 21 dos 41 indicadores têm observação até 2025 e 14 até 2024, o último ano da série assenta ainda, em parte, em extrapolação por carry-forward (27 das 451 células da base do índice são estimadas). Em consequência, 2025 deve ser interpretado como provisório e revisto à medida que as fontes publiquem dados definitivos. Esta limitação é tratada explicitamente nas Secções 9 e 11.</w:t>
+        <w:t>Como 21 dos 41 indicadores têm observação até 2025 e 13 até 2024, o último ano da série assenta ainda, em parte, em extrapolação por carry-forward (28 das 451 células da base do índice são estimadas). Em consequência, 2025 deve ser interpretado como provisório e revisto à medida que as fontes publiquem dados definitivos. Esta limitação é tratada explicitamente nas Secções 9 e 11.</w:t>
       </w:r>
     </w:p>
     <w:p>
@@ -2605,7 +2605,7 @@
         <w:t xml:space="preserve">1.  Actualização de séries com fontes primárias. </w:t>
       </w:r>
       <w:r>
-        <w:t>Crescimento do PIB 2025 confirmado pelas Contas Nacionais Anuais Preliminares do INE (+3,13%); PIB não petrolífero recalculado a partir das Contas Nacionais Trimestrais mais recentes (IV trimestre de 2025, com revisões de até 0,2 p.p.); inflação validada com o IPCN (média anual 2025 de 20,2%; homóloga de Dezembro 15,7%); emprego informal e formalização actualizados com o Anuário do IEA 2025.</w:t>
+        <w:t>Crescimento do PIB 2025 confirmado pelas Contas Nacionais Anuais Preliminares do INE (+3,13%); PIB não petrolífero verificado nas Contas Nacionais Trimestrais (Quadro 5: o IV trimestre de 2025 já constava da v7 e não há revisões — série inalterada); inflação validada com o IPCN (média anual 2025 de 20,2%; homóloga de Dezembro 15,7%); emprego informal e formalização actualizados com o Anuário do IEA 2025, e o valor de 2019 da formalização alinhado com o valor anual publicado pelo INE (25,3%).</w:t>
       </w:r>
     </w:p>
     <w:p>
@@ -2619,7 +2619,7 @@
         <w:t xml:space="preserve">2.  Correcção de séries sem rastreabilidade. </w:t>
       </w:r>
       <w:r>
-        <w:t>A dívida pública e o saldo orçamental usavam valores arredondados de 'compilação interna' (o saldo de 2017 estava registado em +1,5% do PIB quando o valor oficial foi −5,7%). Foram substituídos pela série do FMI WEO de Abril de 2026, já coerente com o PIB rebaseado pelo INE em 2025 e com os rácios do Ministério das Finanças (dívida governamental de 46,6% em 2025; FMI 51,3%; Banco Mundial ≈52%). A mortalidade materna de 2025 (170) não tinha suporte documental e foi removida; o valor do IIMS 2023-24 (170 por 100 mil, IC 99–242) passa a figurar em 2024.</w:t>
+        <w:t>A dívida pública e o saldo orçamental usavam valores arredondados de 'compilação interna' (o saldo de 2017 estava registado em +1,5% do PIB quando o valor oficial foi −5,7%). Foram substituídos pela série do FMI WEO de Abril de 2026, em precisão total, que compila os dados do Ministério das Finanças (fonte histórica declarada pelo FMI; GFSM 2014) — razão pela qual o marcador de fonte nacional é mantido — e cujo denominador de 2025 é o PIB nominal das Contas Nacionais Trimestrais do INE (129 255 mil milhões de kwanzas; as Contas Anuais Preliminares reviram-no para 128 302, o que daria ≈51,7% em vez de 51,3%). Os níveis não são comparáveis com a leitura PDN/MINFIN, feita em perímetro 'dívida pública' e PIB pré-rebasing (66% em 2022, contra 57,4% na série FMI; em 2025: FMI 51,3%, Banco Mundial ≈52%, MINFIN dívida governamental 46,6%). A mortalidade materna de 2024 (185) e de 2025 (170) não tinha suporte na série modelada MMEIG e foi removida: 2024–2025 passam a carry-forward do valor de 2023 (183). A estimativa directa do IIMS 2023-24 (170 por 100 mil, IC 99–242, referida aos sete anos anteriores ao inquérito) é compatível com a série mas não é comparável ponto a ponto com as estimativas modeladas, e fica registada na linha SAU029 como validação cruzada.</w:t>
       </w:r>
     </w:p>
     <w:p>
@@ -2633,7 +2633,7 @@
         <w:t xml:space="preserve">3.  Alinhamento das metas 2027 com o PDN. </w:t>
       </w:r>
       <w:r>
-        <w:t>40 metas foram alteradas para as metas oficiais do PDN 2023-2027 (por exemplo, mortalidade materna 300 → 165; esperança de vida 65 → 63; electrificação 60 → 49; água 70 → 61; desemprego 20 → 25; dívida pública 60; IPC 35 → 34). As metas do PDN expressas em percentis dos Worldwide Governance Indicators foram convertidas para a escala de estimativas por deslocamento equivalente na normal padrão a partir do valor de 2022; as metas expressas em % do PIB não petrolífero foram convertidas para % do PIB. Onde o PDN não fixa meta comparável, a meta operacional da v7 foi mantida e identificada como tal. Uma nova coluna 'Origem da Meta 2027' documenta cada caso; a coluna deixa assim de conter as treze metas inconsistentes assinaladas na avaliação externa.</w:t>
+        <w:t>44 metas foram revistas, em cinco categorias identificadas na nova coluna 'Origem da Meta 2027' (entre parênteses rectos): 7 fixadas directamente nos valores quantificados do PDN, quando a base coincide com a série ou o indicador é o do próprio PDN (Percepção da Corrupção [GOV01], Crescimento do PIB [MAC001], Crescimento do PIB (INE) [MAC028], PIB não petrolífero [MAC014], PIB não petrolífero [DIV017], Matrícula no primário [HUM004], Pobreza 2,15 USD [INC001]); 19 transpostas à base da própria série — quando a base 2022 do PDN não coincide com o valor 2022 da série (fonte ou definição distinta), aplica-se ao valor 2022 da série a variação do PDN, aditiva para níveis e proporções e relativa para taxas de mortalidade e de desemprego e para o rácio da dívida (por exemplo, mortalidade de menores de 5 anos: PDN 69 → 51 sobre a série IGME de 51,9 dá 38,4; electrificação: PDN 43 → 49 sobre 48,5 dá 54,5; dívida pública: PDN 66 → 60 sobre a série FMI de 57,4 dá 52,2); 9 convertidas de escala — as metas do PDN em percentis dos Worldwide Governance Indicators foram convertidas para a escala de estimativas pela fórmula do quadro seguinte, e as metas em % do PIB não petrolífero para % do PIB (peso não petrolífero ≈80%); 1 tomada do Balanço anual do PDN (MINPLAN; meta 2025 usada como proxy: incidência da malária 215 por mil); 1 operacional ajustada (escolaridade obrigatória 9 → 10 anos); e 7 removidas por o conceito do PDN não ser comparável com a série (Liberdade de imprensa (RSF) [GOV027], Dívida externa pública [MAC029], Dívida externa total [MAC039], IDE líquido (% PIB) [MAC010], IDE líquido (BNA) [MAC033], Alfabetização feminina [HUM018], Electricidade renovável [INF016]). A meta da dívida (60% do PIB) já constava da v7, mas em perímetro e base do PIB distintos dos da série FMI, pelo que foi transposta. Onde o PDN não fixa meta comparável, a meta operacional da v7 foi mantida e identificada como tal. A coluna 'Meta 2027' não entra em nenhuma fórmula do construtor. Entre os 41 indicadores do índice, 9 têm a meta 2027 já atingida na última observação (Crescimento do PIB [MAC001], Dívida Pública [MAC004], PIB não petrolífero [MAC014], Escolaridade obrigatória [HUM030], Mulheres no parlamento [INC06], Densidade rodoviária [INF006], Energia limpa para cozinhar [INF05], Participação feminina [LAB016], PIB não petrolífero [DIV017]) e 9 já a atingiam em 2015 (Inflação [MAC003], Dívida Pública [MAC004], Reservas Internacionais [MAC007], Mulheres no parlamento [INC06], Energia limpa para cozinhar [INF05], Participação feminina [LAB016], Desnutrição [SAU002], Incidência de malária [SAU020], Crédito ao sector privado [DIV015]) — sobretudo metas operacionais herdadas e trajectórias médias do PDN; a coluna documenta agora a origem de cada meta, mas não serve ainda de âncora a uma escala de progresso (Secção 11).</w:t>
       </w:r>
     </w:p>
     <w:p>
@@ -2647,7 +2647,7 @@
         <w:t xml:space="preserve">4.  Emprego — séries do INE (feedback, ponto 1). </w:t>
       </w:r>
       <w:r>
-        <w:t>Foram acrescentadas ao catálogo as séries do Inquérito sobre o Emprego em Angola, originais (13.ª CIET) e harmonizadas pela OIT para a definição internacional, bem como a primeira observação da nova metodologia (19.ª–21.ª CIET, IV trimestre de 2025). Como o IEA só existe desde 2019, estas séries não cumprem a cobertura mínima de 80% e não substituem as estimativas modeladas da OIT no índice-mãe; a nova folha 12_Emprego_INE calcula um subíndice alternativo 2019–2025 com as séries INE, que isola o efeito do desfasamento de vintage (a série INE harmonizada regista a descida do desemprego de 13,9% para 10,4% em 2025, que a estimativa modelada ainda não incorpora).</w:t>
+        <w:t>Foram acrescentadas ao catálogo as séries do Inquérito sobre o Emprego em Angola, originais (13.ª CIET) e harmonizadas pela OIT para a definição internacional, bem como a primeira observação da nova metodologia (19.ª–21.ª CIET, IV trimestre de 2025). Como o IEA só existe desde 2019, estas séries não cumprem a cobertura mínima de 80% e não substituem as estimativas modeladas da OIT no índice-mãe; a nova folha 12_Emprego_INE calcula um subíndice alternativo 2019–2025 com as séries INE normalizadas com as fronteiras das séries oficiais que substituem. A diferença face à leitura oficial é de +0,9 p.p. em média em 2019–2024 e salta para +5,4 p.p. em 2025: é este salto que aproxima o efeito do desfasamento de vintage (a série INE harmonizada regista a descida do desemprego de 13,9% para 10,4% em 2025, que a estimativa modelada ainda não incorpora); a diferença residual dos outros anos reflecte níveis e definições distintos entre séries harmonizadas e modeladas.</w:t>
       </w:r>
     </w:p>
     <w:p>
@@ -2661,7 +2661,7 @@
         <w:t xml:space="preserve">5.  Inclusão — pobreza e protecção social (feedback, ponto 2). </w:t>
       </w:r>
       <w:r>
-        <w:t>A taxa de pobreza foi desdobrada nas linhas de 2,15 USD (PPC 2017, referência do PDN: 31% → 28%) e de 3,00 USD (PPC 2021, novo padrão do Banco Mundial: 39,3% em 2018), e foram criados dois indicadores de protecção social: cobertura do programa Kwenda (agregados beneficiários acumulados em % dos agregados familiares do Censo 2024: 6,7% em 2022 → 14,8% em 2025) e segurados inscritos no INSS (1,97 milhões em 2020 → 3,34 milhões em 2025; meta PDN 4,3 milhões). Sem inquérito de despesas posterior ao IDREA 2018-19 e com programas iniciados em 2020, nenhum destes indicadores atinge ainda a cobertura temporal exigida; ficam documentados para incorporação automática quando a cumprirem.</w:t>
+        <w:t>A taxa de pobreza foi desdobrada nas linhas de 2,15 USD (PPC 2017, referência do PDN: 31% → 28%) e de 3,00 USD (PPC 2021, novo padrão do Banco Mundial: 39,3% em 2018), e foram criados dois indicadores de protecção social: cobertura do programa Kwenda (agregados beneficiários acumulados em % dos agregados familiares do Censo 2024: 3,3% em 2021 → 14,8% em 2025) e segurados inscritos no INSS (1,97 milhões em 2020 → 3,34 milhões em 2025, quatro observações; meta PDN 4,3 milhões). Sem inquérito de despesas posterior ao IDREA 2018-19, com o Kwenda iniciado em 2020 (primeiro dado anual em 2021) e sem série anual do INSS anterior a 2020, nenhum destes indicadores atinge ainda a cobertura temporal exigida; ficam documentados para incorporação automática quando a cumprirem.</w:t>
       </w:r>
     </w:p>
     <w:p>
@@ -2670,7 +2670,7 @@
       </w:pPr>
       <w:r>
         <w:rPr/>
-        <w:t>O efeito agregado das alterações é contido: o IGDA 2025 passa de 45,7 para 45,7 e a variação 2015–2025 mantém-se em +3,4 pontos. A dimensão mais afectada é a Estabilidade Macroeconómica, onde a série oficial do saldo orçamental revela um défice em 2017 e em 2025 que a série anterior escondia; a Diversificação ajusta-se marginalmente pela revisão do PIB não petrolífero. O quadro seguinte compara as duas versões.</w:t>
+        <w:t>Conversão das metas de governança (PDN, p.30, percentis WGI '2022 ou ano mais recente disponível'): meta = ê2022 + [Φ⁻¹(p2027) − Φ⁻¹(p2022)], em que ê2022 é a estimativa WGI da série (edição 2025) e Φ⁻¹ a inversa da normal padrão. Os percentile ranks do WGI são posições empíricas de um vintage anterior, pelo que Φ(ê2022) difere de p2022 (por exemplo 29,4% contra 20,8% na estabilidade política); o deslocamento em z é invariante a essa diferença de nível. Aplicar o mesmo deslocamento em pontos percentuais ao percentil implícito Φ(ê2022) daria as metas da última coluna (diferença até 0,04 na escala WGI).</w:t>
       </w:r>
     </w:p>
     <w:tbl>
@@ -2698,6 +2698,771 @@
       <w:tr>
         <w:tc>
           <w:tcPr>
+            <w:tcW w:type="dxa" w:w="3402"/>
+            <w:shd w:val="clear" w:color="auto" w:fill="345A8A"/>
+          </w:tcPr>
+          <w:p>
+            <w:r/>
+            <w:r>
+              <w:rPr>
+                <w:b/>
+                <w:color w:val="FFFFFF"/>
+                <w:sz w:val="16"/>
+              </w:rPr>
+              <w:t>Indicador (PDN p.30)</w:t>
+            </w:r>
+          </w:p>
+        </w:tc>
+        <w:tc>
+          <w:tcPr>
+            <w:tcW w:type="dxa" w:w="1247"/>
+            <w:shd w:val="clear" w:color="auto" w:fill="345A8A"/>
+          </w:tcPr>
+          <w:p>
+            <w:r/>
+            <w:r>
+              <w:rPr>
+                <w:b/>
+                <w:color w:val="FFFFFF"/>
+                <w:sz w:val="16"/>
+              </w:rPr>
+              <w:t>Percentil 2022</w:t>
+            </w:r>
+          </w:p>
+        </w:tc>
+        <w:tc>
+          <w:tcPr>
+            <w:tcW w:type="dxa" w:w="1247"/>
+            <w:shd w:val="clear" w:color="auto" w:fill="345A8A"/>
+          </w:tcPr>
+          <w:p>
+            <w:r/>
+            <w:r>
+              <w:rPr>
+                <w:b/>
+                <w:color w:val="FFFFFF"/>
+                <w:sz w:val="16"/>
+              </w:rPr>
+              <w:t>Percentil 2027</w:t>
+            </w:r>
+          </w:p>
+        </w:tc>
+        <w:tc>
+          <w:tcPr>
+            <w:tcW w:type="dxa" w:w="1247"/>
+            <w:shd w:val="clear" w:color="auto" w:fill="345A8A"/>
+          </w:tcPr>
+          <w:p>
+            <w:r/>
+            <w:r>
+              <w:rPr>
+                <w:b/>
+                <w:color w:val="FFFFFF"/>
+                <w:sz w:val="16"/>
+              </w:rPr>
+              <w:t>ê2022 (série)</w:t>
+            </w:r>
+          </w:p>
+        </w:tc>
+        <w:tc>
+          <w:tcPr>
+            <w:tcW w:type="dxa" w:w="1134"/>
+            <w:shd w:val="clear" w:color="auto" w:fill="345A8A"/>
+          </w:tcPr>
+          <w:p>
+            <w:r/>
+            <w:r>
+              <w:rPr>
+                <w:b/>
+                <w:color w:val="FFFFFF"/>
+                <w:sz w:val="16"/>
+              </w:rPr>
+              <w:t>Meta 2027</w:t>
+            </w:r>
+          </w:p>
+        </w:tc>
+        <w:tc>
+          <w:tcPr>
+            <w:tcW w:type="dxa" w:w="1361"/>
+            <w:shd w:val="clear" w:color="auto" w:fill="345A8A"/>
+          </w:tcPr>
+          <w:p>
+            <w:r/>
+            <w:r>
+              <w:rPr>
+                <w:b/>
+                <w:color w:val="FFFFFF"/>
+                <w:sz w:val="16"/>
+              </w:rPr>
+              <w:t>Sensibilidade (p.p.)</w:t>
+            </w:r>
+          </w:p>
+        </w:tc>
+      </w:tr>
+      <w:tr>
+        <w:tc>
+          <w:tcPr>
+            <w:tcW w:type="dxa" w:w="3402"/>
+          </w:tcPr>
+          <w:p>
+            <w:r/>
+            <w:r>
+              <w:rPr>
+                <w:sz w:val="16"/>
+              </w:rPr>
+              <w:t>Estabilidade Política e Ausência de Violência [GOV004]</w:t>
+            </w:r>
+          </w:p>
+        </w:tc>
+        <w:tc>
+          <w:tcPr>
+            <w:tcW w:type="dxa" w:w="1247"/>
+          </w:tcPr>
+          <w:p>
+            <w:pPr>
+              <w:jc w:val="right"/>
+            </w:pPr>
+            <w:r/>
+            <w:r>
+              <w:rPr>
+                <w:sz w:val="16"/>
+              </w:rPr>
+              <w:t>20,8%</w:t>
+            </w:r>
+          </w:p>
+        </w:tc>
+        <w:tc>
+          <w:tcPr>
+            <w:tcW w:type="dxa" w:w="1247"/>
+          </w:tcPr>
+          <w:p>
+            <w:pPr>
+              <w:jc w:val="right"/>
+            </w:pPr>
+            <w:r/>
+            <w:r>
+              <w:rPr>
+                <w:sz w:val="16"/>
+              </w:rPr>
+              <w:t>25,8%</w:t>
+            </w:r>
+          </w:p>
+        </w:tc>
+        <w:tc>
+          <w:tcPr>
+            <w:tcW w:type="dxa" w:w="1247"/>
+          </w:tcPr>
+          <w:p>
+            <w:pPr>
+              <w:jc w:val="right"/>
+            </w:pPr>
+            <w:r/>
+            <w:r>
+              <w:rPr>
+                <w:sz w:val="16"/>
+              </w:rPr>
+              <w:t>−0,54</w:t>
+            </w:r>
+          </w:p>
+        </w:tc>
+        <w:tc>
+          <w:tcPr>
+            <w:tcW w:type="dxa" w:w="1134"/>
+          </w:tcPr>
+          <w:p>
+            <w:pPr>
+              <w:jc w:val="right"/>
+            </w:pPr>
+            <w:r/>
+            <w:r>
+              <w:rPr>
+                <w:sz w:val="16"/>
+              </w:rPr>
+              <w:t>−0,38</w:t>
+            </w:r>
+          </w:p>
+        </w:tc>
+        <w:tc>
+          <w:tcPr>
+            <w:tcW w:type="dxa" w:w="1361"/>
+          </w:tcPr>
+          <w:p>
+            <w:pPr>
+              <w:jc w:val="right"/>
+            </w:pPr>
+            <w:r/>
+            <w:r>
+              <w:rPr>
+                <w:sz w:val="16"/>
+              </w:rPr>
+              <w:t>−0,40</w:t>
+            </w:r>
+          </w:p>
+        </w:tc>
+      </w:tr>
+      <w:tr>
+        <w:tc>
+          <w:tcPr>
+            <w:tcW w:type="dxa" w:w="3402"/>
+            <w:shd w:val="clear" w:color="auto" w:fill="EEF2F7"/>
+          </w:tcPr>
+          <w:p>
+            <w:r/>
+            <w:r>
+              <w:rPr>
+                <w:sz w:val="16"/>
+              </w:rPr>
+              <w:t>Estado de Direito [GOV02]</w:t>
+            </w:r>
+          </w:p>
+        </w:tc>
+        <w:tc>
+          <w:tcPr>
+            <w:tcW w:type="dxa" w:w="1247"/>
+            <w:shd w:val="clear" w:color="auto" w:fill="EEF2F7"/>
+          </w:tcPr>
+          <w:p>
+            <w:pPr>
+              <w:jc w:val="right"/>
+            </w:pPr>
+            <w:r/>
+            <w:r>
+              <w:rPr>
+                <w:sz w:val="16"/>
+              </w:rPr>
+              <w:t>17,3%</w:t>
+            </w:r>
+          </w:p>
+        </w:tc>
+        <w:tc>
+          <w:tcPr>
+            <w:tcW w:type="dxa" w:w="1247"/>
+            <w:shd w:val="clear" w:color="auto" w:fill="EEF2F7"/>
+          </w:tcPr>
+          <w:p>
+            <w:pPr>
+              <w:jc w:val="right"/>
+            </w:pPr>
+            <w:r/>
+            <w:r>
+              <w:rPr>
+                <w:sz w:val="16"/>
+              </w:rPr>
+              <w:t>22,0%</w:t>
+            </w:r>
+          </w:p>
+        </w:tc>
+        <w:tc>
+          <w:tcPr>
+            <w:tcW w:type="dxa" w:w="1247"/>
+            <w:shd w:val="clear" w:color="auto" w:fill="EEF2F7"/>
+          </w:tcPr>
+          <w:p>
+            <w:pPr>
+              <w:jc w:val="right"/>
+            </w:pPr>
+            <w:r/>
+            <w:r>
+              <w:rPr>
+                <w:sz w:val="16"/>
+              </w:rPr>
+              <w:t>−1,16</w:t>
+            </w:r>
+          </w:p>
+        </w:tc>
+        <w:tc>
+          <w:tcPr>
+            <w:tcW w:type="dxa" w:w="1134"/>
+            <w:shd w:val="clear" w:color="auto" w:fill="EEF2F7"/>
+          </w:tcPr>
+          <w:p>
+            <w:pPr>
+              <w:jc w:val="right"/>
+            </w:pPr>
+            <w:r/>
+            <w:r>
+              <w:rPr>
+                <w:sz w:val="16"/>
+              </w:rPr>
+              <w:t>−0,99</w:t>
+            </w:r>
+          </w:p>
+        </w:tc>
+        <w:tc>
+          <w:tcPr>
+            <w:tcW w:type="dxa" w:w="1361"/>
+            <w:shd w:val="clear" w:color="auto" w:fill="EEF2F7"/>
+          </w:tcPr>
+          <w:p>
+            <w:pPr>
+              <w:jc w:val="right"/>
+            </w:pPr>
+            <w:r/>
+            <w:r>
+              <w:rPr>
+                <w:sz w:val="16"/>
+              </w:rPr>
+              <w:t>−0,96</w:t>
+            </w:r>
+          </w:p>
+        </w:tc>
+      </w:tr>
+      <w:tr>
+        <w:tc>
+          <w:tcPr>
+            <w:tcW w:type="dxa" w:w="3402"/>
+          </w:tcPr>
+          <w:p>
+            <w:r/>
+            <w:r>
+              <w:rPr>
+                <w:sz w:val="16"/>
+              </w:rPr>
+              <w:t>Eficiência do Governo [GOV03]</w:t>
+            </w:r>
+          </w:p>
+        </w:tc>
+        <w:tc>
+          <w:tcPr>
+            <w:tcW w:type="dxa" w:w="1247"/>
+          </w:tcPr>
+          <w:p>
+            <w:pPr>
+              <w:jc w:val="right"/>
+            </w:pPr>
+            <w:r/>
+            <w:r>
+              <w:rPr>
+                <w:sz w:val="16"/>
+              </w:rPr>
+              <w:t>13,0%</w:t>
+            </w:r>
+          </w:p>
+        </w:tc>
+        <w:tc>
+          <w:tcPr>
+            <w:tcW w:type="dxa" w:w="1247"/>
+          </w:tcPr>
+          <w:p>
+            <w:pPr>
+              <w:jc w:val="right"/>
+            </w:pPr>
+            <w:r/>
+            <w:r>
+              <w:rPr>
+                <w:sz w:val="16"/>
+              </w:rPr>
+              <w:t>17,5%</w:t>
+            </w:r>
+          </w:p>
+        </w:tc>
+        <w:tc>
+          <w:tcPr>
+            <w:tcW w:type="dxa" w:w="1247"/>
+          </w:tcPr>
+          <w:p>
+            <w:pPr>
+              <w:jc w:val="right"/>
+            </w:pPr>
+            <w:r/>
+            <w:r>
+              <w:rPr>
+                <w:sz w:val="16"/>
+              </w:rPr>
+              <w:t>−0,83</w:t>
+            </w:r>
+          </w:p>
+        </w:tc>
+        <w:tc>
+          <w:tcPr>
+            <w:tcW w:type="dxa" w:w="1134"/>
+          </w:tcPr>
+          <w:p>
+            <w:pPr>
+              <w:jc w:val="right"/>
+            </w:pPr>
+            <w:r/>
+            <w:r>
+              <w:rPr>
+                <w:sz w:val="16"/>
+              </w:rPr>
+              <w:t>−0,64</w:t>
+            </w:r>
+          </w:p>
+        </w:tc>
+        <w:tc>
+          <w:tcPr>
+            <w:tcW w:type="dxa" w:w="1361"/>
+          </w:tcPr>
+          <w:p>
+            <w:pPr>
+              <w:jc w:val="right"/>
+            </w:pPr>
+            <w:r/>
+            <w:r>
+              <w:rPr>
+                <w:sz w:val="16"/>
+              </w:rPr>
+              <w:t>−0,68</w:t>
+            </w:r>
+          </w:p>
+        </w:tc>
+      </w:tr>
+      <w:tr>
+        <w:tc>
+          <w:tcPr>
+            <w:tcW w:type="dxa" w:w="3402"/>
+            <w:shd w:val="clear" w:color="auto" w:fill="EEF2F7"/>
+          </w:tcPr>
+          <w:p>
+            <w:r/>
+            <w:r>
+              <w:rPr>
+                <w:sz w:val="16"/>
+              </w:rPr>
+              <w:t>Qualidade Regulatória [GOV05]</w:t>
+            </w:r>
+          </w:p>
+        </w:tc>
+        <w:tc>
+          <w:tcPr>
+            <w:tcW w:type="dxa" w:w="1247"/>
+            <w:shd w:val="clear" w:color="auto" w:fill="EEF2F7"/>
+          </w:tcPr>
+          <w:p>
+            <w:pPr>
+              <w:jc w:val="right"/>
+            </w:pPr>
+            <w:r/>
+            <w:r>
+              <w:rPr>
+                <w:sz w:val="16"/>
+              </w:rPr>
+              <w:t>27,4%</w:t>
+            </w:r>
+          </w:p>
+        </w:tc>
+        <w:tc>
+          <w:tcPr>
+            <w:tcW w:type="dxa" w:w="1247"/>
+            <w:shd w:val="clear" w:color="auto" w:fill="EEF2F7"/>
+          </w:tcPr>
+          <w:p>
+            <w:pPr>
+              <w:jc w:val="right"/>
+            </w:pPr>
+            <w:r/>
+            <w:r>
+              <w:rPr>
+                <w:sz w:val="16"/>
+              </w:rPr>
+              <w:t>33,5%</w:t>
+            </w:r>
+          </w:p>
+        </w:tc>
+        <w:tc>
+          <w:tcPr>
+            <w:tcW w:type="dxa" w:w="1247"/>
+            <w:shd w:val="clear" w:color="auto" w:fill="EEF2F7"/>
+          </w:tcPr>
+          <w:p>
+            <w:pPr>
+              <w:jc w:val="right"/>
+            </w:pPr>
+            <w:r/>
+            <w:r>
+              <w:rPr>
+                <w:sz w:val="16"/>
+              </w:rPr>
+              <w:t>−0,86</w:t>
+            </w:r>
+          </w:p>
+        </w:tc>
+        <w:tc>
+          <w:tcPr>
+            <w:tcW w:type="dxa" w:w="1134"/>
+            <w:shd w:val="clear" w:color="auto" w:fill="EEF2F7"/>
+          </w:tcPr>
+          <w:p>
+            <w:pPr>
+              <w:jc w:val="right"/>
+            </w:pPr>
+            <w:r/>
+            <w:r>
+              <w:rPr>
+                <w:sz w:val="16"/>
+              </w:rPr>
+              <w:t>−0,69</w:t>
+            </w:r>
+          </w:p>
+        </w:tc>
+        <w:tc>
+          <w:tcPr>
+            <w:tcW w:type="dxa" w:w="1361"/>
+            <w:shd w:val="clear" w:color="auto" w:fill="EEF2F7"/>
+          </w:tcPr>
+          <w:p>
+            <w:pPr>
+              <w:jc w:val="right"/>
+            </w:pPr>
+            <w:r/>
+            <w:r>
+              <w:rPr>
+                <w:sz w:val="16"/>
+              </w:rPr>
+              <w:t>−0,66</w:t>
+            </w:r>
+          </w:p>
+        </w:tc>
+      </w:tr>
+      <w:tr>
+        <w:tc>
+          <w:tcPr>
+            <w:tcW w:type="dxa" w:w="3402"/>
+          </w:tcPr>
+          <w:p>
+            <w:r/>
+            <w:r>
+              <w:rPr>
+                <w:sz w:val="16"/>
+              </w:rPr>
+              <w:t>Controlo da Corrupção [GOV06]</w:t>
+            </w:r>
+          </w:p>
+        </w:tc>
+        <w:tc>
+          <w:tcPr>
+            <w:tcW w:type="dxa" w:w="1247"/>
+          </w:tcPr>
+          <w:p>
+            <w:pPr>
+              <w:jc w:val="right"/>
+            </w:pPr>
+            <w:r/>
+            <w:r>
+              <w:rPr>
+                <w:sz w:val="16"/>
+              </w:rPr>
+              <w:t>27,9%</w:t>
+            </w:r>
+          </w:p>
+        </w:tc>
+        <w:tc>
+          <w:tcPr>
+            <w:tcW w:type="dxa" w:w="1247"/>
+          </w:tcPr>
+          <w:p>
+            <w:pPr>
+              <w:jc w:val="right"/>
+            </w:pPr>
+            <w:r/>
+            <w:r>
+              <w:rPr>
+                <w:sz w:val="16"/>
+              </w:rPr>
+              <w:t>35,3%</w:t>
+            </w:r>
+          </w:p>
+        </w:tc>
+        <w:tc>
+          <w:tcPr>
+            <w:tcW w:type="dxa" w:w="1247"/>
+          </w:tcPr>
+          <w:p>
+            <w:pPr>
+              <w:jc w:val="right"/>
+            </w:pPr>
+            <w:r/>
+            <w:r>
+              <w:rPr>
+                <w:sz w:val="16"/>
+              </w:rPr>
+              <w:t>−0,60</w:t>
+            </w:r>
+          </w:p>
+        </w:tc>
+        <w:tc>
+          <w:tcPr>
+            <w:tcW w:type="dxa" w:w="1134"/>
+          </w:tcPr>
+          <w:p>
+            <w:pPr>
+              <w:jc w:val="right"/>
+            </w:pPr>
+            <w:r/>
+            <w:r>
+              <w:rPr>
+                <w:sz w:val="16"/>
+              </w:rPr>
+              <w:t>−0,39</w:t>
+            </w:r>
+          </w:p>
+        </w:tc>
+        <w:tc>
+          <w:tcPr>
+            <w:tcW w:type="dxa" w:w="1361"/>
+          </w:tcPr>
+          <w:p>
+            <w:pPr>
+              <w:jc w:val="right"/>
+            </w:pPr>
+            <w:r/>
+            <w:r>
+              <w:rPr>
+                <w:sz w:val="16"/>
+              </w:rPr>
+              <w:t>−0,39</w:t>
+            </w:r>
+          </w:p>
+        </w:tc>
+      </w:tr>
+      <w:tr>
+        <w:tc>
+          <w:tcPr>
+            <w:tcW w:type="dxa" w:w="3402"/>
+            <w:shd w:val="clear" w:color="auto" w:fill="EEF2F7"/>
+          </w:tcPr>
+          <w:p>
+            <w:r/>
+            <w:r>
+              <w:rPr>
+                <w:sz w:val="16"/>
+              </w:rPr>
+              <w:t>Voz e Participação [GOV008]</w:t>
+            </w:r>
+          </w:p>
+        </w:tc>
+        <w:tc>
+          <w:tcPr>
+            <w:tcW w:type="dxa" w:w="1247"/>
+            <w:shd w:val="clear" w:color="auto" w:fill="EEF2F7"/>
+          </w:tcPr>
+          <w:p>
+            <w:pPr>
+              <w:jc w:val="right"/>
+            </w:pPr>
+            <w:r/>
+            <w:r>
+              <w:rPr>
+                <w:sz w:val="16"/>
+              </w:rPr>
+              <w:t>24,7%</w:t>
+            </w:r>
+          </w:p>
+        </w:tc>
+        <w:tc>
+          <w:tcPr>
+            <w:tcW w:type="dxa" w:w="1247"/>
+            <w:shd w:val="clear" w:color="auto" w:fill="EEF2F7"/>
+          </w:tcPr>
+          <w:p>
+            <w:pPr>
+              <w:jc w:val="right"/>
+            </w:pPr>
+            <w:r/>
+            <w:r>
+              <w:rPr>
+                <w:sz w:val="16"/>
+              </w:rPr>
+              <w:t>29,5%</w:t>
+            </w:r>
+          </w:p>
+        </w:tc>
+        <w:tc>
+          <w:tcPr>
+            <w:tcW w:type="dxa" w:w="1247"/>
+            <w:shd w:val="clear" w:color="auto" w:fill="EEF2F7"/>
+          </w:tcPr>
+          <w:p>
+            <w:pPr>
+              <w:jc w:val="right"/>
+            </w:pPr>
+            <w:r/>
+            <w:r>
+              <w:rPr>
+                <w:sz w:val="16"/>
+              </w:rPr>
+              <w:t>−1,05</w:t>
+            </w:r>
+          </w:p>
+        </w:tc>
+        <w:tc>
+          <w:tcPr>
+            <w:tcW w:type="dxa" w:w="1134"/>
+            <w:shd w:val="clear" w:color="auto" w:fill="EEF2F7"/>
+          </w:tcPr>
+          <w:p>
+            <w:pPr>
+              <w:jc w:val="right"/>
+            </w:pPr>
+            <w:r/>
+            <w:r>
+              <w:rPr>
+                <w:sz w:val="16"/>
+              </w:rPr>
+              <w:t>−0,90</w:t>
+            </w:r>
+          </w:p>
+        </w:tc>
+        <w:tc>
+          <w:tcPr>
+            <w:tcW w:type="dxa" w:w="1361"/>
+            <w:shd w:val="clear" w:color="auto" w:fill="EEF2F7"/>
+          </w:tcPr>
+          <w:p>
+            <w:pPr>
+              <w:jc w:val="right"/>
+            </w:pPr>
+            <w:r/>
+            <w:r>
+              <w:rPr>
+                <w:sz w:val="16"/>
+              </w:rPr>
+              <w:t>−0,86</w:t>
+            </w:r>
+          </w:p>
+        </w:tc>
+      </w:tr>
+    </w:tbl>
+    <w:p>
+      <w:pPr>
+        <w:pStyle w:val="BodyText"/>
+      </w:pPr>
+    </w:p>
+    <w:p>
+      <w:pPr>
+        <w:pStyle w:val="BodyText"/>
+      </w:pPr>
+      <w:r>
+        <w:rPr/>
+        <w:t>O efeito agregado das alterações é contido: o IGDA 2025 passa de 45,7 para 45,7 e a variação 2015–2025 mantém-se em +3,4 pontos. As dimensões alteradas são: Estabilidade Macroeconómica (49,7 → 49,4 em 2025; substituição das séries de dívida e de saldo orçamental); Segurança Alimentar e Saúde (57,0 → 56,8 em 2025; remoção dos valores 2024–2025 da mortalidade materna sem suporte). A Diversificação não se altera, porque a série do PIB não petrolífero foi verificada sem revisão. O quadro seguinte compara as duas versões.</w:t>
+      </w:r>
+    </w:p>
+    <w:tbl>
+      <w:tblPr>
+        <w:tblW w:type="auto" w:w="0"/>
+        <w:tblLayout w:type="autofit"/>
+        <w:tblLook w:firstColumn="1" w:firstRow="1" w:lastColumn="0" w:lastRow="0" w:noHBand="0" w:noVBand="1" w:val="04A0"/>
+        <w:tblBorders>
+          <w:top w:val="single" w:sz="4" w:space="0" w:color="BFC7D5"/>
+          <w:left w:val="single" w:sz="4" w:space="0" w:color="BFC7D5"/>
+          <w:bottom w:val="single" w:sz="4" w:space="0" w:color="BFC7D5"/>
+          <w:right w:val="single" w:sz="4" w:space="0" w:color="BFC7D5"/>
+          <w:insideH w:val="single" w:sz="4" w:space="0" w:color="BFC7D5"/>
+          <w:insideV w:val="single" w:sz="4" w:space="0" w:color="BFC7D5"/>
+        </w:tblBorders>
+      </w:tblPr>
+      <w:tblGrid>
+        <w:gridCol w:w="1560"/>
+        <w:gridCol w:w="1560"/>
+        <w:gridCol w:w="1560"/>
+        <w:gridCol w:w="1560"/>
+        <w:gridCol w:w="1560"/>
+        <w:gridCol w:w="1560"/>
+      </w:tblGrid>
+      <w:tr>
+        <w:tc>
+          <w:tcPr>
             <w:tcW w:type="dxa" w:w="3685"/>
             <w:shd w:val="clear" w:color="auto" w:fill="345A8A"/>
           </w:tcPr>
@@ -2966,7 +3731,7 @@
               <w:rPr>
                 <w:sz w:val="18"/>
               </w:rPr>
-              <w:t>48,7</w:t>
+              <w:t>48,8</w:t>
             </w:r>
           </w:p>
         </w:tc>
@@ -2984,7 +3749,7 @@
               <w:rPr>
                 <w:sz w:val="18"/>
               </w:rPr>
-              <w:t>49,3</w:t>
+              <w:t>49,4</w:t>
             </w:r>
           </w:p>
         </w:tc>
@@ -3502,7 +4267,7 @@
               <w:rPr>
                 <w:sz w:val="18"/>
               </w:rPr>
-              <w:t>57,0</w:t>
+              <w:t>56,8</w:t>
             </w:r>
           </w:p>
         </w:tc>
@@ -3519,7 +4284,7 @@
               <w:rPr>
                 <w:sz w:val="18"/>
               </w:rPr>
-              <w:t>+0,0</w:t>
+              <w:t>−0,2</w:t>
             </w:r>
           </w:p>
         </w:tc>
@@ -3536,7 +4301,7 @@
               <w:rPr>
                 <w:sz w:val="18"/>
               </w:rPr>
-              <w:t>Diversificação Produtiva e Setor Privado</w:t>
+              <w:t>Diversificação Produtiva e Sector Privado</w:t>
             </w:r>
           </w:p>
         </w:tc>
@@ -3608,7 +4373,7 @@
               <w:rPr>
                 <w:sz w:val="18"/>
               </w:rPr>
-              <w:t>24,8</w:t>
+              <w:t>24,9</w:t>
             </w:r>
           </w:p>
         </w:tc>
@@ -3626,7 +4391,7 @@
               <w:rPr>
                 <w:sz w:val="18"/>
               </w:rPr>
-              <w:t>−0,1</w:t>
+              <w:t>+0,0</w:t>
             </w:r>
           </w:p>
         </w:tc>
@@ -3693,7 +4458,7 @@
               <w:rPr>
                 <w:sz w:val="18"/>
               </w:rPr>
-              <w:t>42,2</w:t>
+              <w:t>42,3</w:t>
             </w:r>
           </w:p>
         </w:tc>
@@ -3727,7 +4492,7 @@
               <w:rPr>
                 <w:sz w:val="18"/>
               </w:rPr>
-              <w:t>−0,1</w:t>
+              <w:t>+0,0</w:t>
             </w:r>
           </w:p>
         </w:tc>
@@ -3744,7 +4509,7 @@
       </w:pPr>
       <w:r>
         <w:rPr/>
-        <w:t>Nota sobre o ficheiro v7: o livro Excel distribuído com a v7 tinha sido gravado sem recálculo e conservava em cache os valores da v6 (IGDA 2025 = 46,4; Mercado de Trabalho = 66,0), embora as fórmulas e os documentos correspondessem à v7 (45,7; 56,2). Os valores 'v7' deste quadro resultam do recálculo integral das fórmulas da v7. O livro v8 é gravado com recálculo integral forçado na abertura.</w:t>
+        <w:t>Nota sobre o ficheiro v7: o livro Excel distribuído com a v7 tinha sido gravado sem recálculo e conservava em cache os valores da v6 (IGDA 2025 = 46,4; Mercado de Trabalho = 66,0), embora as fórmulas e os documentos correspondessem à v7 (45,7; 56,2). Os valores 'v7' deste quadro resultam do recálculo integral das fórmulas da v7. O livro v8 é gravado com recálculo integral forçado na abertura e com as caches dos gráficos regeneradas com os resultados v8.</w:t>
       </w:r>
     </w:p>
     <w:p>
@@ -3831,7 +4596,7 @@
         <w:t xml:space="preserve">•  Lacunas em Inclusão. </w:t>
       </w:r>
       <w:r>
-        <w:t>A dimensão de Inclusão Social e Protecção conta apenas com três indicadores. Os candidatos de pobreza e protecção social acrescentados na v8 documentam a lacuna mas não a colmatam: não existe inquérito de despesas posterior a 2018-19 e as séries do Kwenda e do INSS começam em 2020.</w:t>
+        <w:t>A dimensão de Inclusão Social e Protecção conta apenas com três indicadores. Os candidatos de pobreza e protecção social acrescentados na v8 documentam a lacuna mas não a colmatam: não existe inquérito de despesas posterior a 2018-19, a série do Kwenda só tem valores desde 2021 (o programa arrancou em 2020 mas não há dado anual para esse ano) e a do INSS conta apenas quatro observações desde 2020.</w:t>
       </w:r>
     </w:p>
     <w:p>
@@ -3856,6 +4621,20 @@
         <w:rPr>
           <w:b/>
         </w:rPr>
+        <w:t xml:space="preserve">•  Estimativas de inquérito vs. modeladas (mortalidade materna). </w:t>
+      </w:r>
+      <w:r>
+        <w:t>A estimativa directa do IIMS 2023-24 (170 por 100 mil, IC 99–242) refere-se aos sete anos anteriores ao inquérito e resulta do método de sobrevivência de irmãs; as estimativas MMEIG corrigem sub-registo e são comparáveis entre anos. Por isso o IIMS não foi incorporado na série do índice (fica em SAU029 como validação cruzada) e 2024–2025 usam carry-forward até nova ronda MMEIG.</w:t>
+      </w:r>
+    </w:p>
+    <w:p>
+      <w:pPr>
+        <w:ind w:left="360" w:hanging="240"/>
+      </w:pPr>
+      <w:r>
+        <w:rPr>
+          <w:b/>
+        </w:rPr>
         <w:t xml:space="preserve">•  Quebra de série no IEA. </w:t>
       </w:r>
       <w:r>
@@ -3873,7 +4652,21 @@
         <w:t xml:space="preserve">•  Rebasing do PIB. </w:t>
       </w:r>
       <w:r>
-        <w:t>O INE rebaseou o PIB em 2025; rácios em % do PIB de vintages anteriores (dívida, saldo, crédito) não são comparáveis com os actuais. A v8 usa um único vintage (FMI WEO Abril 2026) para dívida e saldo.</w:t>
+        <w:t>O INE rebaseou o PIB em 2025; rácios em % do PIB de vintages anteriores (dívida, saldo, crédito) não são comparáveis com os actuais. A v8 usa um único vintage (FMI WEO Abril 2026) para dívida e saldo; o denominador de 2025 do WEO é o PIB nominal das Contas Nacionais Trimestrais do INE (129 255 mil milhões de kwanzas), que as Contas Anuais Preliminares reviram para 128 302 (−0,7%).</w:t>
+      </w:r>
+    </w:p>
+    <w:p>
+      <w:pPr>
+        <w:ind w:left="360" w:hanging="240"/>
+      </w:pPr>
+      <w:r>
+        <w:rPr>
+          <w:b/>
+        </w:rPr>
+        <w:t xml:space="preserve">•  Marcador de fonte nacional e sensibilidade da selecção. </w:t>
+      </w:r>
+      <w:r>
+        <w:t>O marcador (+12 pontos) identifica o produtor primário dos dados, independentemente do canal de extracção; a dívida e o saldo (MINFIN via FMI WEO) mantêm-no. A composição de Macroeconomia é sensível a esta convenção: sem o bónus, a dívida pública e o saldo orçamental sairiam do índice (entrariam a dívida externa pública e a conta corrente, ambas do BNA) e o IGDA 2025 seria 45,9 em vez de 45,7.</w:t>
       </w:r>
     </w:p>
     <w:p>
@@ -3887,7 +4680,7 @@
         <w:t xml:space="preserve">•  Fontes internacionais não reverificadas nesta revisão. </w:t>
       </w:r>
       <w:r>
-        <w:t>Os valores WGI, WUENIC, SOFI, UNCTAD, CPI 2025, GGGI e IPU mantêm o vintage da v7 (Junho–Agosto de 2026); a sua reverificação directa nas fontes não foi possível no ambiente desta revisão e deve ser feita no ciclo seguinte.</w:t>
+        <w:t>Os valores WGI (edição 2025), WUENIC, SOFI, UNCTAD, CPI 2025, GGGI e IPU mantêm o vintage da v7 (edições disponíveis até Agosto de 2026); a sua reverificação directa nas fontes não foi possível no ambiente desta revisão e deve ser feita no ciclo seguinte.</w:t>
       </w:r>
     </w:p>
     <w:p>
@@ -4439,6 +5232,40 @@
               <w:rPr>
                 <w:sz w:val="18"/>
               </w:rPr>
+              <w:t>42,3</w:t>
+            </w:r>
+          </w:p>
+        </w:tc>
+        <w:tc>
+          <w:tcPr>
+            <w:tcW w:type="dxa" w:w="851"/>
+          </w:tcPr>
+          <w:p>
+            <w:pPr>
+              <w:jc w:val="right"/>
+            </w:pPr>
+            <w:r/>
+            <w:r>
+              <w:rPr>
+                <w:sz w:val="18"/>
+              </w:rPr>
+              <w:t>42,5</w:t>
+            </w:r>
+          </w:p>
+        </w:tc>
+        <w:tc>
+          <w:tcPr>
+            <w:tcW w:type="dxa" w:w="851"/>
+          </w:tcPr>
+          <w:p>
+            <w:pPr>
+              <w:jc w:val="right"/>
+            </w:pPr>
+            <w:r/>
+            <w:r>
+              <w:rPr>
+                <w:sz w:val="18"/>
+              </w:rPr>
               <w:t>42,2</w:t>
             </w:r>
           </w:p>
@@ -4456,6 +5283,23 @@
               <w:rPr>
                 <w:sz w:val="18"/>
               </w:rPr>
+              <w:t>42,6</w:t>
+            </w:r>
+          </w:p>
+        </w:tc>
+        <w:tc>
+          <w:tcPr>
+            <w:tcW w:type="dxa" w:w="851"/>
+          </w:tcPr>
+          <w:p>
+            <w:pPr>
+              <w:jc w:val="right"/>
+            </w:pPr>
+            <w:r/>
+            <w:r>
+              <w:rPr>
+                <w:sz w:val="18"/>
+              </w:rPr>
               <w:t>42,5</w:t>
             </w:r>
           </w:p>
@@ -4473,7 +5317,7 @@
               <w:rPr>
                 <w:sz w:val="18"/>
               </w:rPr>
-              <w:t>42,2</w:t>
+              <w:t>39,7</w:t>
             </w:r>
           </w:p>
         </w:tc>
@@ -4490,7 +5334,7 @@
               <w:rPr>
                 <w:sz w:val="18"/>
               </w:rPr>
-              <w:t>42,6</w:t>
+              <w:t>43,5</w:t>
             </w:r>
           </w:p>
         </w:tc>
@@ -4507,58 +5351,7 @@
               <w:rPr>
                 <w:sz w:val="18"/>
               </w:rPr>
-              <w:t>42,5</w:t>
-            </w:r>
-          </w:p>
-        </w:tc>
-        <w:tc>
-          <w:tcPr>
-            <w:tcW w:type="dxa" w:w="851"/>
-          </w:tcPr>
-          <w:p>
-            <w:pPr>
-              <w:jc w:val="right"/>
-            </w:pPr>
-            <w:r/>
-            <w:r>
-              <w:rPr>
-                <w:sz w:val="18"/>
-              </w:rPr>
-              <w:t>39,7</w:t>
-            </w:r>
-          </w:p>
-        </w:tc>
-        <w:tc>
-          <w:tcPr>
-            <w:tcW w:type="dxa" w:w="851"/>
-          </w:tcPr>
-          <w:p>
-            <w:pPr>
-              <w:jc w:val="right"/>
-            </w:pPr>
-            <w:r/>
-            <w:r>
-              <w:rPr>
-                <w:sz w:val="18"/>
-              </w:rPr>
-              <w:t>43,6</w:t>
-            </w:r>
-          </w:p>
-        </w:tc>
-        <w:tc>
-          <w:tcPr>
-            <w:tcW w:type="dxa" w:w="851"/>
-          </w:tcPr>
-          <w:p>
-            <w:pPr>
-              <w:jc w:val="right"/>
-            </w:pPr>
-            <w:r/>
-            <w:r>
-              <w:rPr>
-                <w:sz w:val="18"/>
-              </w:rPr>
-              <w:t>44,4</w:t>
+              <w:t>44,3</w:t>
             </w:r>
           </w:p>
         </w:tc>
@@ -4626,7 +5419,7 @@
       </w:pPr>
       <w:r>
         <w:rPr/>
-        <w:t>No conjunto do período, o IGDA sobe de 42,2 (2015) para 45,7 (2025), uma melhoria de 3,4 pontos. O mínimo da série ocorre em 2020 (39,7, choque pandémico e petrolífero, único ano na banda Baixo); a recuperação é contínua desde então, com estabilização em 2025 (−0,0 p.p., provisório).</w:t>
+        <w:t>No conjunto do período, o IGDA sobe de 42,3 (2015) para 45,7 (2025), uma melhoria de 3,4 pontos. O mínimo da série ocorre em 2020 (39,7, choque pandémico e petrolífero, único ano na banda Baixo); a recuperação é contínua desde então, com o máximo em 2024 (45,7) e estabilização em 2025 (+0,0 p.p., provisório).</w:t>
       </w:r>
     </w:p>
     <w:p>
@@ -4635,7 +5428,7 @@
       </w:pPr>
       <w:r>
         <w:rPr/>
-        <w:t>Por dimensão, entre 2015 e 2025: melhoraram Capital Humano (+8,6), Governança e Estado de Direito (+5,8), Diversificação Produtiva e Setor Privado (+4,8), Infraestruturas e Serviços (+3,7), Mercado de Trabalho (+1,9), Estabilidade Macroeconómica (+0,6); recuaram Segurança Alimentar e Saúde (−2,2), Inclusão Social e Protecção (−1,4). Estas variações são medidas em pontos de score, na escala própria de cada dimensão; a leitura comparável faz-se pela via da Secção 10.4.</w:t>
+        <w:t>Por dimensão, entre 2015 e 2025: melhoraram Capital Humano (+8,6), Governança e Estado de Direito (+5,8), Diversificação Produtiva e Sector Privado (+4,9), Infraestruturas e Serviços (+3,7), Mercado de Trabalho (+1,9), Estabilidade Macroeconómica (+0,6); recuaram Segurança Alimentar e Saúde (−2,4), Inclusão Social e Protecção (−1,4). Estas variações são medidas em pontos de score, na escala própria de cada dimensão; a leitura comparável faz-se pela via da Secção 10.4.</w:t>
       </w:r>
     </w:p>
     <w:tbl>
@@ -5140,7 +5933,7 @@
               <w:rPr>
                 <w:sz w:val="16"/>
               </w:rPr>
-              <w:t>48,7</w:t>
+              <w:t>48,8</w:t>
             </w:r>
           </w:p>
         </w:tc>
@@ -5158,7 +5951,7 @@
               <w:rPr>
                 <w:sz w:val="16"/>
               </w:rPr>
-              <w:t>44,0</w:t>
+              <w:t>44,1</w:t>
             </w:r>
           </w:p>
         </w:tc>
@@ -5194,6 +5987,96 @@
               <w:rPr>
                 <w:sz w:val="16"/>
               </w:rPr>
+              <w:t>46,7</w:t>
+            </w:r>
+          </w:p>
+        </w:tc>
+        <w:tc>
+          <w:tcPr>
+            <w:tcW w:type="dxa" w:w="720"/>
+            <w:shd w:val="clear" w:color="auto" w:fill="EEF2F7"/>
+          </w:tcPr>
+          <w:p>
+            <w:pPr>
+              <w:jc w:val="right"/>
+            </w:pPr>
+            <w:r/>
+            <w:r>
+              <w:rPr>
+                <w:sz w:val="16"/>
+              </w:rPr>
+              <w:t>43,7</w:t>
+            </w:r>
+          </w:p>
+        </w:tc>
+        <w:tc>
+          <w:tcPr>
+            <w:tcW w:type="dxa" w:w="720"/>
+            <w:shd w:val="clear" w:color="auto" w:fill="EEF2F7"/>
+          </w:tcPr>
+          <w:p>
+            <w:pPr>
+              <w:jc w:val="right"/>
+            </w:pPr>
+            <w:r/>
+            <w:r>
+              <w:rPr>
+                <w:sz w:val="16"/>
+              </w:rPr>
+              <w:t>34,1</w:t>
+            </w:r>
+          </w:p>
+        </w:tc>
+        <w:tc>
+          <w:tcPr>
+            <w:tcW w:type="dxa" w:w="720"/>
+            <w:shd w:val="clear" w:color="auto" w:fill="EEF2F7"/>
+          </w:tcPr>
+          <w:p>
+            <w:pPr>
+              <w:jc w:val="right"/>
+            </w:pPr>
+            <w:r/>
+            <w:r>
+              <w:rPr>
+                <w:sz w:val="16"/>
+              </w:rPr>
+              <w:t>48,5</w:t>
+            </w:r>
+          </w:p>
+        </w:tc>
+        <w:tc>
+          <w:tcPr>
+            <w:tcW w:type="dxa" w:w="720"/>
+            <w:shd w:val="clear" w:color="auto" w:fill="EEF2F7"/>
+          </w:tcPr>
+          <w:p>
+            <w:pPr>
+              <w:jc w:val="right"/>
+            </w:pPr>
+            <w:r/>
+            <w:r>
+              <w:rPr>
+                <w:sz w:val="16"/>
+              </w:rPr>
+              <w:t>50,1</w:t>
+            </w:r>
+          </w:p>
+        </w:tc>
+        <w:tc>
+          <w:tcPr>
+            <w:tcW w:type="dxa" w:w="720"/>
+            <w:shd w:val="clear" w:color="auto" w:fill="EEF2F7"/>
+          </w:tcPr>
+          <w:p>
+            <w:pPr>
+              <w:jc w:val="right"/>
+            </w:pPr>
+            <w:r/>
+            <w:r>
+              <w:rPr>
+                <w:sz w:val="16"/>
+              </w:rPr>
               <w:t>46,6</w:t>
             </w:r>
           </w:p>
@@ -5212,7 +6095,7 @@
               <w:rPr>
                 <w:sz w:val="16"/>
               </w:rPr>
-              <w:t>43,7</w:t>
+              <w:t>49,0</w:t>
             </w:r>
           </w:p>
         </w:tc>
@@ -5230,97 +6113,7 @@
               <w:rPr>
                 <w:sz w:val="16"/>
               </w:rPr>
-              <w:t>34,1</w:t>
-            </w:r>
-          </w:p>
-        </w:tc>
-        <w:tc>
-          <w:tcPr>
-            <w:tcW w:type="dxa" w:w="720"/>
-            <w:shd w:val="clear" w:color="auto" w:fill="EEF2F7"/>
-          </w:tcPr>
-          <w:p>
-            <w:pPr>
-              <w:jc w:val="right"/>
-            </w:pPr>
-            <w:r/>
-            <w:r>
-              <w:rPr>
-                <w:sz w:val="16"/>
-              </w:rPr>
-              <w:t>48,6</w:t>
-            </w:r>
-          </w:p>
-        </w:tc>
-        <w:tc>
-          <w:tcPr>
-            <w:tcW w:type="dxa" w:w="720"/>
-            <w:shd w:val="clear" w:color="auto" w:fill="EEF2F7"/>
-          </w:tcPr>
-          <w:p>
-            <w:pPr>
-              <w:jc w:val="right"/>
-            </w:pPr>
-            <w:r/>
-            <w:r>
-              <w:rPr>
-                <w:sz w:val="16"/>
-              </w:rPr>
-              <w:t>50,2</w:t>
-            </w:r>
-          </w:p>
-        </w:tc>
-        <w:tc>
-          <w:tcPr>
-            <w:tcW w:type="dxa" w:w="720"/>
-            <w:shd w:val="clear" w:color="auto" w:fill="EEF2F7"/>
-          </w:tcPr>
-          <w:p>
-            <w:pPr>
-              <w:jc w:val="right"/>
-            </w:pPr>
-            <w:r/>
-            <w:r>
-              <w:rPr>
-                <w:sz w:val="16"/>
-              </w:rPr>
-              <w:t>46,7</w:t>
-            </w:r>
-          </w:p>
-        </w:tc>
-        <w:tc>
-          <w:tcPr>
-            <w:tcW w:type="dxa" w:w="720"/>
-            <w:shd w:val="clear" w:color="auto" w:fill="EEF2F7"/>
-          </w:tcPr>
-          <w:p>
-            <w:pPr>
-              <w:jc w:val="right"/>
-            </w:pPr>
-            <w:r/>
-            <w:r>
-              <w:rPr>
-                <w:sz w:val="16"/>
-              </w:rPr>
-              <w:t>49,0</w:t>
-            </w:r>
-          </w:p>
-        </w:tc>
-        <w:tc>
-          <w:tcPr>
-            <w:tcW w:type="dxa" w:w="720"/>
-            <w:shd w:val="clear" w:color="auto" w:fill="EEF2F7"/>
-          </w:tcPr>
-          <w:p>
-            <w:pPr>
-              <w:jc w:val="right"/>
-            </w:pPr>
-            <w:r/>
-            <w:r>
-              <w:rPr>
-                <w:sz w:val="16"/>
-              </w:rPr>
-              <w:t>49,3</w:t>
+              <w:t>49,4</w:t>
             </w:r>
           </w:p>
         </w:tc>
@@ -6430,7 +7223,7 @@
               <w:rPr>
                 <w:sz w:val="16"/>
               </w:rPr>
-              <w:t>57,0</w:t>
+              <w:t>56,8</w:t>
             </w:r>
           </w:p>
         </w:tc>
@@ -6447,7 +7240,7 @@
               <w:rPr>
                 <w:sz w:val="16"/>
               </w:rPr>
-              <w:t>57,0</w:t>
+              <w:t>56,8</w:t>
             </w:r>
           </w:p>
         </w:tc>
@@ -6464,7 +7257,7 @@
               <w:rPr>
                 <w:sz w:val="16"/>
               </w:rPr>
-              <w:t>−2,2</w:t>
+              <w:t>−2,4</w:t>
             </w:r>
           </w:p>
         </w:tc>
@@ -6481,7 +7274,7 @@
               <w:rPr>
                 <w:sz w:val="16"/>
               </w:rPr>
-              <w:t>Diversificação Produtiva e Setor Privado</w:t>
+              <w:t>Diversificação Produtiva e Sector Privado</w:t>
             </w:r>
           </w:p>
         </w:tc>
@@ -6517,7 +7310,7 @@
               <w:rPr>
                 <w:sz w:val="16"/>
               </w:rPr>
-              <w:t>23,4</w:t>
+              <w:t>23,5</w:t>
             </w:r>
           </w:p>
         </w:tc>
@@ -6553,6 +7346,96 @@
               <w:rPr>
                 <w:sz w:val="16"/>
               </w:rPr>
+              <w:t>23,2</w:t>
+            </w:r>
+          </w:p>
+        </w:tc>
+        <w:tc>
+          <w:tcPr>
+            <w:tcW w:type="dxa" w:w="720"/>
+            <w:shd w:val="clear" w:color="auto" w:fill="EEF2F7"/>
+          </w:tcPr>
+          <w:p>
+            <w:pPr>
+              <w:jc w:val="right"/>
+            </w:pPr>
+            <w:r/>
+            <w:r>
+              <w:rPr>
+                <w:sz w:val="16"/>
+              </w:rPr>
+              <w:t>21,8</w:t>
+            </w:r>
+          </w:p>
+        </w:tc>
+        <w:tc>
+          <w:tcPr>
+            <w:tcW w:type="dxa" w:w="720"/>
+            <w:shd w:val="clear" w:color="auto" w:fill="EEF2F7"/>
+          </w:tcPr>
+          <w:p>
+            <w:pPr>
+              <w:jc w:val="right"/>
+            </w:pPr>
+            <w:r/>
+            <w:r>
+              <w:rPr>
+                <w:sz w:val="16"/>
+              </w:rPr>
+              <w:t>17,2</w:t>
+            </w:r>
+          </w:p>
+        </w:tc>
+        <w:tc>
+          <w:tcPr>
+            <w:tcW w:type="dxa" w:w="720"/>
+            <w:shd w:val="clear" w:color="auto" w:fill="EEF2F7"/>
+          </w:tcPr>
+          <w:p>
+            <w:pPr>
+              <w:jc w:val="right"/>
+            </w:pPr>
+            <w:r/>
+            <w:r>
+              <w:rPr>
+                <w:sz w:val="16"/>
+              </w:rPr>
+              <w:t>24,6</w:t>
+            </w:r>
+          </w:p>
+        </w:tc>
+        <w:tc>
+          <w:tcPr>
+            <w:tcW w:type="dxa" w:w="720"/>
+            <w:shd w:val="clear" w:color="auto" w:fill="EEF2F7"/>
+          </w:tcPr>
+          <w:p>
+            <w:pPr>
+              <w:jc w:val="right"/>
+            </w:pPr>
+            <w:r/>
+            <w:r>
+              <w:rPr>
+                <w:sz w:val="16"/>
+              </w:rPr>
+              <w:t>22,9</w:t>
+            </w:r>
+          </w:p>
+        </w:tc>
+        <w:tc>
+          <w:tcPr>
+            <w:tcW w:type="dxa" w:w="720"/>
+            <w:shd w:val="clear" w:color="auto" w:fill="EEF2F7"/>
+          </w:tcPr>
+          <w:p>
+            <w:pPr>
+              <w:jc w:val="right"/>
+            </w:pPr>
+            <w:r/>
+            <w:r>
+              <w:rPr>
+                <w:sz w:val="16"/>
+              </w:rPr>
               <w:t>23,1</w:t>
             </w:r>
           </w:p>
@@ -6571,7 +7454,7 @@
               <w:rPr>
                 <w:sz w:val="16"/>
               </w:rPr>
-              <w:t>21,8</w:t>
+              <w:t>24,8</w:t>
             </w:r>
           </w:p>
         </w:tc>
@@ -6589,7 +7472,7 @@
               <w:rPr>
                 <w:sz w:val="16"/>
               </w:rPr>
-              <w:t>17,2</w:t>
+              <w:t>24,9</w:t>
             </w:r>
           </w:p>
         </w:tc>
@@ -6607,97 +7490,7 @@
               <w:rPr>
                 <w:sz w:val="16"/>
               </w:rPr>
-              <w:t>24,7</w:t>
-            </w:r>
-          </w:p>
-        </w:tc>
-        <w:tc>
-          <w:tcPr>
-            <w:tcW w:type="dxa" w:w="720"/>
-            <w:shd w:val="clear" w:color="auto" w:fill="EEF2F7"/>
-          </w:tcPr>
-          <w:p>
-            <w:pPr>
-              <w:jc w:val="right"/>
-            </w:pPr>
-            <w:r/>
-            <w:r>
-              <w:rPr>
-                <w:sz w:val="16"/>
-              </w:rPr>
-              <w:t>23,0</w:t>
-            </w:r>
-          </w:p>
-        </w:tc>
-        <w:tc>
-          <w:tcPr>
-            <w:tcW w:type="dxa" w:w="720"/>
-            <w:shd w:val="clear" w:color="auto" w:fill="EEF2F7"/>
-          </w:tcPr>
-          <w:p>
-            <w:pPr>
-              <w:jc w:val="right"/>
-            </w:pPr>
-            <w:r/>
-            <w:r>
-              <w:rPr>
-                <w:sz w:val="16"/>
-              </w:rPr>
-              <w:t>23,2</w:t>
-            </w:r>
-          </w:p>
-        </w:tc>
-        <w:tc>
-          <w:tcPr>
-            <w:tcW w:type="dxa" w:w="720"/>
-            <w:shd w:val="clear" w:color="auto" w:fill="EEF2F7"/>
-          </w:tcPr>
-          <w:p>
-            <w:pPr>
-              <w:jc w:val="right"/>
-            </w:pPr>
-            <w:r/>
-            <w:r>
-              <w:rPr>
-                <w:sz w:val="16"/>
-              </w:rPr>
-              <w:t>24,8</w:t>
-            </w:r>
-          </w:p>
-        </w:tc>
-        <w:tc>
-          <w:tcPr>
-            <w:tcW w:type="dxa" w:w="720"/>
-            <w:shd w:val="clear" w:color="auto" w:fill="EEF2F7"/>
-          </w:tcPr>
-          <w:p>
-            <w:pPr>
-              <w:jc w:val="right"/>
-            </w:pPr>
-            <w:r/>
-            <w:r>
-              <w:rPr>
-                <w:sz w:val="16"/>
-              </w:rPr>
-              <w:t>24,8</w:t>
-            </w:r>
-          </w:p>
-        </w:tc>
-        <w:tc>
-          <w:tcPr>
-            <w:tcW w:type="dxa" w:w="720"/>
-            <w:shd w:val="clear" w:color="auto" w:fill="EEF2F7"/>
-          </w:tcPr>
-          <w:p>
-            <w:pPr>
-              <w:jc w:val="right"/>
-            </w:pPr>
-            <w:r/>
-            <w:r>
-              <w:rPr>
-                <w:sz w:val="16"/>
-              </w:rPr>
-              <w:t>+4,8</w:t>
+              <w:t>+4,9</w:t>
             </w:r>
           </w:p>
         </w:tc>
@@ -6730,6 +7523,40 @@
               <w:rPr>
                 <w:sz w:val="16"/>
               </w:rPr>
+              <w:t>42,3</w:t>
+            </w:r>
+          </w:p>
+        </w:tc>
+        <w:tc>
+          <w:tcPr>
+            <w:tcW w:type="dxa" w:w="720"/>
+          </w:tcPr>
+          <w:p>
+            <w:pPr>
+              <w:jc w:val="right"/>
+            </w:pPr>
+            <w:r/>
+            <w:r>
+              <w:rPr>
+                <w:sz w:val="16"/>
+              </w:rPr>
+              <w:t>42,5</w:t>
+            </w:r>
+          </w:p>
+        </w:tc>
+        <w:tc>
+          <w:tcPr>
+            <w:tcW w:type="dxa" w:w="720"/>
+          </w:tcPr>
+          <w:p>
+            <w:pPr>
+              <w:jc w:val="right"/>
+            </w:pPr>
+            <w:r/>
+            <w:r>
+              <w:rPr>
+                <w:sz w:val="16"/>
+              </w:rPr>
               <w:t>42,2</w:t>
             </w:r>
           </w:p>
@@ -6747,6 +7574,23 @@
               <w:rPr>
                 <w:sz w:val="16"/>
               </w:rPr>
+              <w:t>42,6</w:t>
+            </w:r>
+          </w:p>
+        </w:tc>
+        <w:tc>
+          <w:tcPr>
+            <w:tcW w:type="dxa" w:w="720"/>
+          </w:tcPr>
+          <w:p>
+            <w:pPr>
+              <w:jc w:val="right"/>
+            </w:pPr>
+            <w:r/>
+            <w:r>
+              <w:rPr>
+                <w:sz w:val="16"/>
+              </w:rPr>
               <w:t>42,5</w:t>
             </w:r>
           </w:p>
@@ -6764,7 +7608,7 @@
               <w:rPr>
                 <w:sz w:val="16"/>
               </w:rPr>
-              <w:t>42,2</w:t>
+              <w:t>39,7</w:t>
             </w:r>
           </w:p>
         </w:tc>
@@ -6781,7 +7625,7 @@
               <w:rPr>
                 <w:sz w:val="16"/>
               </w:rPr>
-              <w:t>42,6</w:t>
+              <w:t>43,5</w:t>
             </w:r>
           </w:p>
         </w:tc>
@@ -6798,58 +7642,7 @@
               <w:rPr>
                 <w:sz w:val="16"/>
               </w:rPr>
-              <w:t>42,5</w:t>
-            </w:r>
-          </w:p>
-        </w:tc>
-        <w:tc>
-          <w:tcPr>
-            <w:tcW w:type="dxa" w:w="720"/>
-          </w:tcPr>
-          <w:p>
-            <w:pPr>
-              <w:jc w:val="right"/>
-            </w:pPr>
-            <w:r/>
-            <w:r>
-              <w:rPr>
-                <w:sz w:val="16"/>
-              </w:rPr>
-              <w:t>39,7</w:t>
-            </w:r>
-          </w:p>
-        </w:tc>
-        <w:tc>
-          <w:tcPr>
-            <w:tcW w:type="dxa" w:w="720"/>
-          </w:tcPr>
-          <w:p>
-            <w:pPr>
-              <w:jc w:val="right"/>
-            </w:pPr>
-            <w:r/>
-            <w:r>
-              <w:rPr>
-                <w:sz w:val="16"/>
-              </w:rPr>
-              <w:t>43,6</w:t>
-            </w:r>
-          </w:p>
-        </w:tc>
-        <w:tc>
-          <w:tcPr>
-            <w:tcW w:type="dxa" w:w="720"/>
-          </w:tcPr>
-          <w:p>
-            <w:pPr>
-              <w:jc w:val="right"/>
-            </w:pPr>
-            <w:r/>
-            <w:r>
-              <w:rPr>
-                <w:sz w:val="16"/>
-              </w:rPr>
-              <w:t>44,4</w:t>
+              <w:t>44,3</w:t>
             </w:r>
           </w:p>
         </w:tc>
@@ -6952,7 +7745,7 @@
       </w:pPr>
       <w:r>
         <w:rPr/>
-        <w:t>Nesta escala, Diversificação Produtiva e Setor Privado (+24,0%), Governança e Estado de Direito (+21,1%), Capital Humano (+17,0%) lideram o progresso acumulado; recuam Inclusão Social e Protecção (−2,7%), Segurança Alimentar e Saúde (−3,8%). O IGDA global progride +8,1%. Esta escala compara ritmos de progresso, não patamares de desenvolvimento.</w:t>
+        <w:t>Nesta escala, Diversificação Produtiva e Sector Privado (+24,4%), Governança e Estado de Direito (+21,1%), Capital Humano (+17,0%) lideram o progresso acumulado; recuam Inclusão Social e Protecção (−2,7%), Segurança Alimentar e Saúde (−4,1%). O IGDA global progride +8,1%. Esta escala compara ritmos de progresso, não patamares de desenvolvimento (valores arredondados ao inteiro a partir do valor exacto).</w:t>
       </w:r>
     </w:p>
     <w:tbl>
@@ -7200,7 +7993,7 @@
               <w:rPr>
                 <w:sz w:val="16"/>
               </w:rPr>
-              <w:t>Diversificação Produtiva e Setor Privado</w:t>
+              <w:t>Diversificação Produtiva e Sector Privado</w:t>
             </w:r>
           </w:p>
         </w:tc>
@@ -7319,7 +8112,7 @@
               <w:rPr>
                 <w:sz w:val="16"/>
               </w:rPr>
-              <w:t>124</w:t>
+              <w:t>123</w:t>
             </w:r>
           </w:p>
         </w:tc>
@@ -7336,7 +8129,7 @@
               <w:rPr>
                 <w:sz w:val="16"/>
               </w:rPr>
-              <w:t>115</w:t>
+              <w:t>114</w:t>
             </w:r>
           </w:p>
         </w:tc>
@@ -8366,7 +9159,7 @@
               <w:rPr>
                 <w:sz w:val="16"/>
               </w:rPr>
-              <w:t>100</w:t>
+              <w:t>99</w:t>
             </w:r>
           </w:p>
         </w:tc>
@@ -8402,7 +9195,7 @@
               <w:rPr>
                 <w:sz w:val="16"/>
               </w:rPr>
-              <w:t>96</w:t>
+              <w:t>95</w:t>
             </w:r>
           </w:p>
         </w:tc>
@@ -8420,7 +9213,7 @@
               <w:rPr>
                 <w:sz w:val="16"/>
               </w:rPr>
-              <w:t>100</w:t>
+              <w:t>101</w:t>
             </w:r>
           </w:p>
         </w:tc>
@@ -8712,7 +9505,7 @@
               <w:rPr>
                 <w:sz w:val="16"/>
               </w:rPr>
-              <w:t>98</w:t>
+              <w:t>97</w:t>
             </w:r>
           </w:p>
         </w:tc>
@@ -9025,7 +9818,7 @@
               <w:rPr>
                 <w:sz w:val="16"/>
               </w:rPr>
-              <w:t>106</w:t>
+              <w:t>105</w:t>
             </w:r>
           </w:p>
         </w:tc>
@@ -9263,7 +10056,7 @@
               <w:rPr>
                 <w:sz w:val="16"/>
               </w:rPr>
-              <w:t>Dívida 66 → 60% do PIB largamente superada (FMI 51,3% em 2025); reservas &gt;6 meses; inflação desviou (27,5% em Dez-2024) e corrigiu (15,7% em Dez-2025; 8,8% em Ago-2026); défice de 4,1% do PIB em 2025</w:t>
+              <w:t>Dívida: PDN 66 → 60% do PIB (perímetro MINFIN); transposta à série FMI, 57,4 → 52,2%; FMI 51,3% em 2025, meta cumprida nessa série; reservas &gt;6 meses; inflação desviou (27,5% em Dez-2024) e corrigiu (15,7% em Dez-2025; 8,8% em Ago-2026); défice de 4,1% do PIB em 2025</w:t>
             </w:r>
           </w:p>
         </w:tc>
@@ -9278,7 +10071,7 @@
               <w:rPr>
                 <w:sz w:val="16"/>
               </w:rPr>
-              <w:t>+2,7 p.p.; dívida (+16,3) e crescimento (+7,2) puxam; inflação (−13,0) e saldo orçamental (−6,3) pesam</w:t>
+              <w:t>+2,8 p.p.; dívida (+16,3) e crescimento (+7,2) puxam; inflação (−13,0) e saldo orçamental (−6,3) pesam</w:t>
             </w:r>
           </w:p>
         </w:tc>
@@ -9518,7 +10311,7 @@
               <w:rPr>
                 <w:sz w:val="16"/>
               </w:rPr>
-              <w:t>−0,2 p.p., estagnado; leitura INE (folha 12) mostra melhoria em 2025 — divergência de vintage; produtividade em queda é a divergência substantiva</w:t>
+              <w:t>−0,2 p.p., estagnado; leitura INE (folha 12) melhora em 2025 — desfasamento de vintage; produtividade em queda é a divergência substantiva</w:t>
             </w:r>
           </w:p>
         </w:tc>
@@ -9577,7 +10370,7 @@
               <w:rPr>
                 <w:sz w:val="16"/>
               </w:rPr>
-              <w:t>−1,2 p.p.; malária (−0,7), cobertura vacinal (−10,0) e desnutrição pesam; indicadores de resultado (mortalidade) ainda melhoram</w:t>
+              <w:t>−1,4 p.p.; cobertura vacinal (−10,0) explica quase todo o recuo, malária (−0,7) agrava; desnutrição sem observação desde 2023 (carry-forward; −16,6 em 2015–25); mortalidade materna sem dado novo (carry-forward) e mortalidade &lt;5 anos (+0,8) ainda melhora</w:t>
             </w:r>
           </w:p>
         </w:tc>
@@ -9623,7 +10416,7 @@
               <w:rPr>
                 <w:sz w:val="16"/>
               </w:rPr>
-              <w:t>Não petrolífero +4,6%/ano em média (INE: +5,2% em 2025); IDE e exportações não petrolíferas aquém</w:t>
+              <w:t>Não petrolífero +4,6%/ano em média (INE: +5,4% em 2025); IDE e exportações não petrolíferas aquém</w:t>
             </w:r>
           </w:p>
         </w:tc>
@@ -9638,7 +10431,7 @@
               <w:rPr>
                 <w:sz w:val="16"/>
               </w:rPr>
-              <w:t>+1,5 p.p.; PIB não petrolífero (+10,8) puxa; crédito ao sector privado (−1,1) e concentração das exportações sem sinal</w:t>
+              <w:t>+1,7 p.p.; PIB não petrolífero (+11,9) puxa; crédito ao sector privado (−1,1) e concentração das exportações sem sinal</w:t>
             </w:r>
           </w:p>
         </w:tc>
@@ -9670,7 +10463,7 @@
       </w:pPr>
       <w:r>
         <w:rPr/>
-        <w:t>Três conclusões para o Comité Executivo. Primeira: o cruzamento com o plano oficial não desmente o índice. Segunda: o pilar da segurança alimentar do PDN está a regredir nos indicadores de processo (vacinação, desnutrição, malária) antes de as metas de mortalidade o reflectirem — é a leitura de maior valor do índice. Terceira: o Balanço do PDN reconhece que, dos 1 036 indicadores definidos, 856 não apresentavam execução no I trimestre de 2025 e que os reportados são sobretudo de produto; o IGDA mede resultados e complementa o PDN no que este não mede.</w:t>
+        <w:t>Três conclusões para o Comité Executivo. Primeira: o cruzamento com o plano oficial não desmente o índice. Segunda: o pilar da segurança alimentar do PDN está a regredir nos indicadores de processo (cobertura vacinal e malária em 2023–25; desnutrição ao longo da década, sem observação desde 2023) antes de as metas de mortalidade o reflectirem — é a leitura de maior valor do índice. Terceira: o Balanço do PDN reconhece que, dos 1 036 indicadores definidos, 856 não apresentavam execução no I trimestre de 2025 e que os reportados são sobretudo de produto; o IGDA mede resultados e complementa o PDN no que este não mede.</w:t>
       </w:r>
     </w:p>
     <w:p>
@@ -9699,10 +10492,10 @@
         <w:rPr>
           <w:b/>
         </w:rPr>
-        <w:t xml:space="preserve">•  Concluído na v8 — metas do PDN. </w:t>
-      </w:r>
-      <w:r>
-        <w:t>Coluna de metas alinhada com as metas oficiais e documentada linha a linha; as metas operacionais remanescentes estão identificadas.</w:t>
+        <w:t xml:space="preserve">•  Parcialmente concluído na v8 — metas do PDN. </w:t>
+      </w:r>
+      <w:r>
+        <w:t>Coluna de metas alinhada com o PDN por cinco vias e documentada linha a linha. Fica por rever a coerência das metas já atingidas: 9 dos 41 indicadores têm a meta 2027 cumprida na última observação (Crescimento do PIB [MAC001], Dívida Pública [MAC004], PIB não petrolífero [MAC014], Escolaridade obrigatória [HUM030], Mulheres no parlamento [INC06], Densidade rodoviária [INF006], Energia limpa para cozinhar [INF05], Participação feminina [LAB016], PIB não petrolífero [DIV017]), na maioria metas operacionais herdadas ou trajectórias médias; a decisão sobre metas mais exigentes cabe ao gabinete responsável pelo índice.</w:t>
       </w:r>
     </w:p>
     <w:p>
@@ -9772,7 +10565,7 @@
         <w:t xml:space="preserve">•  Consolidar os anos recentes. </w:t>
       </w:r>
       <w:r>
-        <w:t>Rever 2024 e 2025 à medida que as fontes publiquem dados definitivos (WDI, WGI 2025, WUENIC, IGME, SOFI 2026, UNCTAD PCI) e levantar progressivamente o estatuto de provisório.</w:t>
+        <w:t>Rever 2024 e 2025 à medida que as fontes publiquem dados definitivos (WDI, WGI 2026 com dados de 2025, WUENIC, IGME, MMEIG, SOFI 2026, UNCTAD PCI) e levantar progressivamente o estatuto de provisório.</w:t>
       </w:r>
     </w:p>
     <w:p>
@@ -9800,7 +10593,7 @@
         <w:t xml:space="preserve">•  Realizar análise de sensibilidade. </w:t>
       </w:r>
       <w:r>
-        <w:t>Executar o passo 7 do quadro da OCDE, testando a robustez do IGDA a pesos alternativos, à escolha entre agregação aritmética e geométrica e à inclusão ou exclusão de indicadores marginais.</w:t>
+        <w:t>Executar o passo 7 do quadro da OCDE, testando a robustez do IGDA a pesos alternativos, à escolha entre agregação aritmética e geométrica, ao marcador de fonte nacional (Secção 9.2) e à inclusão ou exclusão de indicadores marginais.</w:t>
       </w:r>
     </w:p>
     <w:p>
@@ -9827,7 +10620,7 @@
       </w:pPr>
       <w:r>
         <w:rPr/>
-        <w:t>O índice é implementado num livro de cálculo integralmente ligado por fórmulas, organizado em folhas sequenciais: um painel de síntese (00); os critérios de selecção e parâmetros (01); a base potencial (02, o catálogo completo de candidatos, onde opera o motor de selecção, agora com a coluna 'Origem da Meta 2027'); a base do índice (03); os dados ajustados (04); as bandeiras de qualidade (05); a normalização (06); os subíndices e o IGDA (07); as visualizações (08); a metodologia (09); as fontes (10); a escala comum de evolução (11); a leitura complementar do emprego com dados do INE (12, nova na v8); e o registo de alterações v7 → v8 com a comparação de resultados (13, nova na v8). Toda a cadeia é dinâmica.</w:t>
+        <w:t>O índice é implementado num livro de cálculo integralmente ligado por fórmulas, organizado em folhas sequenciais: um painel de síntese (00, com navegação para todas as folhas); os critérios de selecção e parâmetros (01); a base potencial (02, o catálogo completo de candidatos, onde opera o motor de selecção, agora com a coluna 'Origem da Meta 2027'); a base do índice (03); os dados ajustados (04); as bandeiras de qualidade (05); a normalização (06); os subíndices e o IGDA (07); as visualizações (08); a metodologia (09); as fontes (10); a escala comum de evolução (11); a leitura complementar do emprego com dados do INE (12, nova na v8); e o registo de alterações v7 → v8 com a comparação de resultados, as metas alteradas e a conversão WGI (13, nova na v8). Toda a cadeia é dinâmica.</w:t>
       </w:r>
     </w:p>
     <w:p>
@@ -9863,7 +10656,7 @@
       </w:pPr>
       <w:r>
         <w:rPr/>
-        <w:t>A recalibração faz-se através de dois pontos de controlo: a folha de critérios e a base potencial. Qualquer alteração, seguida de recálculo, reconstrói o índice de forma reproduzível. A v8 foi verificada com um motor de cálculo independente, que replica todas as fórmulas do construtor e reproduziu exactamente os valores da v6 e da v7; o livro é gravado com a opção de recálculo integral na abertura, para evitar a repetição do problema de valores em cache detectado na v7.</w:t>
+        <w:t>A recalibração faz-se através de dois pontos de controlo: a folha de critérios e a base potencial. Qualquer alteração, seguida de recálculo, reconstrói o índice de forma reproduzível. A v8 foi verificada com um motor de cálculo independente, que replica todas as fórmulas do construtor e reproduziu exactamente os valores da v6 e da v7; o livro é gravado com a opção de recálculo integral na abertura e com as caches dos gráficos regeneradas, para evitar a repetição do problema de valores em cache detectado na v7.</w:t>
       </w:r>
     </w:p>
     <w:p>
@@ -9881,7 +10674,7 @@
       </w:pPr>
       <w:r>
         <w:rPr/>
-        <w:t>O quadro seguinte lista os indicadores do índice, agrupados pelas oito dimensões activas, com a respectiva unidade, sentido, cobertura temporal observada (percentagem de anos com observação em 2015–2025, antes de imputação), fonte e meta 2027 (alinhada com o PDN quando existe correspondência; 'op.' identifica metas operacionais mantidas).</w:t>
+        <w:t>O quadro seguinte lista os indicadores do índice, agrupados pelas oito dimensões activas, com a respectiva unidade, sentido, cobertura temporal observada (percentagem de anos com observação em 2015–2025, antes de imputação), fonte e meta 2027. Marcas da coluna Meta: sem marca = valor directo do PDN; (t) = meta do PDN transposta à base da série; (c) = meta do PDN convertida de escala; (m) = meta anual 2025 do MINPLAN usada como proxy; (op.) = meta operacional mantida; '–' = sem meta comparável.</w:t>
       </w:r>
     </w:p>
     <w:tbl>
@@ -10328,15 +11121,12 @@
             <w:tcW w:type="dxa" w:w="1020"/>
           </w:tcPr>
           <w:p>
-            <w:pPr>
-              <w:jc w:val="right"/>
-            </w:pPr>
-            <w:r/>
-            <w:r>
-              <w:rPr>
-                <w:sz w:val="16"/>
-              </w:rPr>
-              <w:t>−0,38</w:t>
+            <w:r/>
+            <w:r>
+              <w:rPr>
+                <w:sz w:val="16"/>
+              </w:rPr>
+              <w:t>−0,38 (c)</w:t>
             </w:r>
           </w:p>
         </w:tc>
@@ -10441,15 +11231,12 @@
             <w:shd w:val="clear" w:color="auto" w:fill="EEF2F7"/>
           </w:tcPr>
           <w:p>
-            <w:pPr>
-              <w:jc w:val="right"/>
-            </w:pPr>
-            <w:r/>
-            <w:r>
-              <w:rPr>
-                <w:sz w:val="16"/>
-              </w:rPr>
-              <w:t>−0,99</w:t>
+            <w:r/>
+            <w:r>
+              <w:rPr>
+                <w:sz w:val="16"/>
+              </w:rPr>
+              <w:t>−0,99 (c)</w:t>
             </w:r>
           </w:p>
         </w:tc>
@@ -10547,15 +11334,12 @@
             <w:tcW w:type="dxa" w:w="1020"/>
           </w:tcPr>
           <w:p>
-            <w:pPr>
-              <w:jc w:val="right"/>
-            </w:pPr>
-            <w:r/>
-            <w:r>
-              <w:rPr>
-                <w:sz w:val="16"/>
-              </w:rPr>
-              <w:t>−0,64</w:t>
+            <w:r/>
+            <w:r>
+              <w:rPr>
+                <w:sz w:val="16"/>
+              </w:rPr>
+              <w:t>−0,64 (c)</w:t>
             </w:r>
           </w:p>
         </w:tc>
@@ -10660,15 +11444,12 @@
             <w:shd w:val="clear" w:color="auto" w:fill="EEF2F7"/>
           </w:tcPr>
           <w:p>
-            <w:pPr>
-              <w:jc w:val="right"/>
-            </w:pPr>
-            <w:r/>
-            <w:r>
-              <w:rPr>
-                <w:sz w:val="16"/>
-              </w:rPr>
-              <w:t>−0,69</w:t>
+            <w:r/>
+            <w:r>
+              <w:rPr>
+                <w:sz w:val="16"/>
+              </w:rPr>
+              <w:t>−0,69 (c)</w:t>
             </w:r>
           </w:p>
         </w:tc>
@@ -11177,7 +11958,7 @@
               <w:rPr>
                 <w:sz w:val="16"/>
               </w:rPr>
-              <w:t>MINFIN/FMI WEO</w:t>
+              <w:t>MINFIN (via FMI WEO)</w:t>
             </w:r>
           </w:p>
         </w:tc>
@@ -11186,15 +11967,12 @@
             <w:tcW w:type="dxa" w:w="1020"/>
           </w:tcPr>
           <w:p>
-            <w:pPr>
-              <w:jc w:val="right"/>
-            </w:pPr>
-            <w:r/>
-            <w:r>
-              <w:rPr>
-                <w:sz w:val="16"/>
-              </w:rPr>
-              <w:t>60</w:t>
+            <w:r/>
+            <w:r>
+              <w:rPr>
+                <w:sz w:val="16"/>
+              </w:rPr>
+              <w:t>52,2 (t)</w:t>
             </w:r>
           </w:p>
         </w:tc>
@@ -11289,7 +12067,7 @@
               <w:rPr>
                 <w:sz w:val="16"/>
               </w:rPr>
-              <w:t>MINFIN/FMI WEO</w:t>
+              <w:t>MINFIN (via FMI WEO)</w:t>
             </w:r>
           </w:p>
         </w:tc>
@@ -11523,7 +12301,7 @@
               <w:rPr>
                 <w:sz w:val="16"/>
               </w:rPr>
-              <w:t>4,60</w:t>
+              <w:t>4,6</w:t>
             </w:r>
           </w:p>
         </w:tc>
@@ -11722,15 +12500,12 @@
             <w:shd w:val="clear" w:color="auto" w:fill="EEF2F7"/>
           </w:tcPr>
           <w:p>
-            <w:pPr>
-              <w:jc w:val="right"/>
-            </w:pPr>
-            <w:r/>
-            <w:r>
-              <w:rPr>
-                <w:sz w:val="16"/>
-              </w:rPr>
-              <w:t>63</w:t>
+            <w:r/>
+            <w:r>
+              <w:rPr>
+                <w:sz w:val="16"/>
+              </w:rPr>
+              <w:t>65,2 (t)</w:t>
             </w:r>
           </w:p>
         </w:tc>
@@ -11828,15 +12603,12 @@
             <w:tcW w:type="dxa" w:w="1020"/>
           </w:tcPr>
           <w:p>
-            <w:pPr>
-              <w:jc w:val="right"/>
-            </w:pPr>
-            <w:r/>
-            <w:r>
-              <w:rPr>
-                <w:sz w:val="16"/>
-              </w:rPr>
-              <w:t>37</w:t>
+            <w:r/>
+            <w:r>
+              <w:rPr>
+                <w:sz w:val="16"/>
+              </w:rPr>
+              <w:t>26,5 (t)</w:t>
             </w:r>
           </w:p>
         </w:tc>
@@ -12044,15 +12816,12 @@
             <w:tcW w:type="dxa" w:w="1020"/>
           </w:tcPr>
           <w:p>
-            <w:pPr>
-              <w:jc w:val="right"/>
-            </w:pPr>
-            <w:r/>
-            <w:r>
-              <w:rPr>
-                <w:sz w:val="16"/>
-              </w:rPr>
-              <w:t>5</w:t>
+            <w:r/>
+            <w:r>
+              <w:rPr>
+                <w:sz w:val="16"/>
+              </w:rPr>
+              <w:t>5 (op.)</w:t>
             </w:r>
           </w:p>
         </w:tc>
@@ -12366,7 +13135,7 @@
               <w:rPr>
                 <w:sz w:val="16"/>
               </w:rPr>
-              <w:t>0,70 (op.)</w:t>
+              <w:t>0,7 (op.)</w:t>
             </w:r>
           </w:p>
         </w:tc>
@@ -12668,15 +13437,12 @@
             <w:tcW w:type="dxa" w:w="1020"/>
           </w:tcPr>
           <w:p>
-            <w:pPr>
-              <w:jc w:val="right"/>
-            </w:pPr>
-            <w:r/>
-            <w:r>
-              <w:rPr>
-                <w:sz w:val="16"/>
-              </w:rPr>
-              <w:t>61</w:t>
+            <w:r/>
+            <w:r>
+              <w:rPr>
+                <w:sz w:val="16"/>
+              </w:rPr>
+              <w:t>70,5 (t)</w:t>
             </w:r>
           </w:p>
         </w:tc>
@@ -12884,15 +13650,12 @@
             <w:tcW w:type="dxa" w:w="1020"/>
           </w:tcPr>
           <w:p>
-            <w:pPr>
-              <w:jc w:val="right"/>
-            </w:pPr>
-            <w:r/>
-            <w:r>
-              <w:rPr>
-                <w:sz w:val="16"/>
-              </w:rPr>
-              <w:t>49</w:t>
+            <w:r/>
+            <w:r>
+              <w:rPr>
+                <w:sz w:val="16"/>
+              </w:rPr>
+              <w:t>54,5 (t)</w:t>
             </w:r>
           </w:p>
         </w:tc>
@@ -13414,15 +14177,12 @@
             <w:shd w:val="clear" w:color="auto" w:fill="EEF2F7"/>
           </w:tcPr>
           <w:p>
-            <w:pPr>
-              <w:jc w:val="right"/>
-            </w:pPr>
-            <w:r/>
-            <w:r>
-              <w:rPr>
-                <w:sz w:val="16"/>
-              </w:rPr>
-              <w:t>25</w:t>
+            <w:r/>
+            <w:r>
+              <w:rPr>
+                <w:sz w:val="16"/>
+              </w:rPr>
+              <w:t>11,8 (t)</w:t>
             </w:r>
           </w:p>
         </w:tc>
@@ -13855,7 +14615,7 @@
               <w:rPr>
                 <w:sz w:val="16"/>
               </w:rPr>
-              <w:t>SAU003</w:t>
+              <w:t>SAU006</w:t>
             </w:r>
           </w:p>
         </w:tc>
@@ -13869,7 +14629,7 @@
               <w:rPr>
                 <w:sz w:val="16"/>
               </w:rPr>
-              <w:t>Mortalidade Materna (por 100k)</w:t>
+              <w:t>Cobertura Vacinal (%)</w:t>
             </w:r>
           </w:p>
         </w:tc>
@@ -13883,7 +14643,7 @@
               <w:rPr>
                 <w:sz w:val="16"/>
               </w:rPr>
-              <w:t>por 100k</w:t>
+              <w:t>%</w:t>
             </w:r>
           </w:p>
         </w:tc>
@@ -13897,7 +14657,7 @@
               <w:rPr>
                 <w:sz w:val="16"/>
               </w:rPr>
-              <w:t>−</w:t>
+              <w:t>+</w:t>
             </w:r>
           </w:p>
         </w:tc>
@@ -13937,15 +14697,12 @@
             <w:tcW w:type="dxa" w:w="1020"/>
           </w:tcPr>
           <w:p>
-            <w:pPr>
-              <w:jc w:val="right"/>
-            </w:pPr>
-            <w:r/>
-            <w:r>
-              <w:rPr>
-                <w:sz w:val="16"/>
-              </w:rPr>
-              <w:t>165</w:t>
+            <w:r/>
+            <w:r>
+              <w:rPr>
+                <w:sz w:val="16"/>
+              </w:rPr>
+              <w:t>80 (m)</w:t>
             </w:r>
           </w:p>
         </w:tc>
@@ -13962,7 +14719,7 @@
               <w:rPr>
                 <w:sz w:val="16"/>
               </w:rPr>
-              <w:t>SAU006</w:t>
+              <w:t>SAU002</w:t>
             </w:r>
           </w:p>
         </w:tc>
@@ -13977,7 +14734,7 @@
               <w:rPr>
                 <w:sz w:val="16"/>
               </w:rPr>
-              <w:t>Cobertura Vacinal (%)</w:t>
+              <w:t>Prevalência de Desnutrição</w:t>
             </w:r>
           </w:p>
         </w:tc>
@@ -14007,7 +14764,7 @@
               <w:rPr>
                 <w:sz w:val="16"/>
               </w:rPr>
-              <w:t>+</w:t>
+              <w:t>−</w:t>
             </w:r>
           </w:p>
         </w:tc>
@@ -14025,7 +14782,7 @@
               <w:rPr>
                 <w:sz w:val="16"/>
               </w:rPr>
-              <w:t>90,9%</w:t>
+              <w:t>81,8%</w:t>
             </w:r>
           </w:p>
         </w:tc>
@@ -14040,7 +14797,7 @@
               <w:rPr>
                 <w:sz w:val="16"/>
               </w:rPr>
-              <w:t>MINSA/OMS</w:t>
+              <w:t>MINSA/FAO</w:t>
             </w:r>
           </w:p>
         </w:tc>
@@ -14055,7 +14812,7 @@
               <w:rPr>
                 <w:sz w:val="16"/>
               </w:rPr>
-              <w:t>80 (op.)</w:t>
+              <w:t>15 (op.)</w:t>
             </w:r>
           </w:p>
         </w:tc>
@@ -14071,7 +14828,7 @@
               <w:rPr>
                 <w:sz w:val="16"/>
               </w:rPr>
-              <w:t>SAU002</w:t>
+              <w:t>SAU003</w:t>
             </w:r>
           </w:p>
         </w:tc>
@@ -14085,7 +14842,7 @@
               <w:rPr>
                 <w:sz w:val="16"/>
               </w:rPr>
-              <w:t>Prevalência de Desnutrição</w:t>
+              <w:t>Mortalidade Materna (por 100k)</w:t>
             </w:r>
           </w:p>
         </w:tc>
@@ -14099,7 +14856,7 @@
               <w:rPr>
                 <w:sz w:val="16"/>
               </w:rPr>
-              <w:t>%</w:t>
+              <w:t>por 100k</w:t>
             </w:r>
           </w:p>
         </w:tc>
@@ -14144,7 +14901,7 @@
               <w:rPr>
                 <w:sz w:val="16"/>
               </w:rPr>
-              <w:t>MINSA/FAO</w:t>
+              <w:t>MINSA/OMS</w:t>
             </w:r>
           </w:p>
         </w:tc>
@@ -14158,7 +14915,7 @@
               <w:rPr>
                 <w:sz w:val="16"/>
               </w:rPr>
-              <w:t>15 (op.)</w:t>
+              <w:t>153 (t)</w:t>
             </w:r>
           </w:p>
         </w:tc>
@@ -14263,15 +15020,12 @@
             <w:shd w:val="clear" w:color="auto" w:fill="EEF2F7"/>
           </w:tcPr>
           <w:p>
-            <w:pPr>
-              <w:jc w:val="right"/>
-            </w:pPr>
-            <w:r/>
-            <w:r>
-              <w:rPr>
-                <w:sz w:val="16"/>
-              </w:rPr>
-              <w:t>4</w:t>
+            <w:r/>
+            <w:r>
+              <w:rPr>
+                <w:sz w:val="16"/>
+              </w:rPr>
+              <w:t>3,6 (t)</w:t>
             </w:r>
           </w:p>
         </w:tc>
@@ -14374,7 +15128,7 @@
               <w:rPr>
                 <w:sz w:val="16"/>
               </w:rPr>
-              <w:t>215 (op.)</w:t>
+              <w:t>215 (m)</w:t>
             </w:r>
           </w:p>
         </w:tc>
@@ -14479,15 +15233,12 @@
             <w:shd w:val="clear" w:color="auto" w:fill="EEF2F7"/>
           </w:tcPr>
           <w:p>
-            <w:pPr>
-              <w:jc w:val="right"/>
-            </w:pPr>
-            <w:r/>
-            <w:r>
-              <w:rPr>
-                <w:sz w:val="16"/>
-              </w:rPr>
-              <w:t>51</w:t>
+            <w:r/>
+            <w:r>
+              <w:rPr>
+                <w:sz w:val="16"/>
+              </w:rPr>
+              <w:t>38,4 (t)</w:t>
             </w:r>
           </w:p>
         </w:tc>
@@ -14517,7 +15268,7 @@
               <w:rPr>
                 <w:sz w:val="16"/>
               </w:rPr>
-              <w:t>Despesa direta das famílias em saúde</w:t>
+              <w:t>Despesa directa das famílias em saúde</w:t>
             </w:r>
           </w:p>
         </w:tc>
@@ -14607,7 +15358,7 @@
               <w:rPr>
                 <w:sz w:val="16"/>
               </w:rPr>
-              <w:t>8. Diversificação Produtiva e Setor Privado</w:t>
+              <w:t>8. Diversificação Produtiva e Sector Privado</w:t>
             </w:r>
           </w:p>
         </w:tc>
@@ -14797,7 +15548,7 @@
               <w:rPr>
                 <w:sz w:val="16"/>
               </w:rPr>
-              <w:t>4,60</w:t>
+              <w:t>4,6</w:t>
             </w:r>
           </w:p>
         </w:tc>
@@ -14937,7 +15688,7 @@
               <w:rPr>
                 <w:sz w:val="16"/>
               </w:rPr>
-              <w:t>Crédito doméstico ao setor privado</w:t>
+              <w:t>Crédito doméstico ao sector privado</w:t>
             </w:r>
           </w:p>
         </w:tc>
@@ -15005,15 +15756,12 @@
             <w:tcW w:type="dxa" w:w="1020"/>
           </w:tcPr>
           <w:p>
-            <w:pPr>
-              <w:jc w:val="right"/>
-            </w:pPr>
-            <w:r/>
-            <w:r>
-              <w:rPr>
-                <w:sz w:val="16"/>
-              </w:rPr>
-              <w:t>10</w:t>
+            <w:r/>
+            <w:r>
+              <w:rPr>
+                <w:sz w:val="16"/>
+              </w:rPr>
+              <w:t>10 (c)</w:t>
             </w:r>
           </w:p>
         </w:tc>
@@ -15221,15 +15969,12 @@
             <w:tcW w:type="dxa" w:w="1020"/>
           </w:tcPr>
           <w:p>
-            <w:pPr>
-              <w:jc w:val="right"/>
-            </w:pPr>
-            <w:r/>
-            <w:r>
-              <w:rPr>
-                <w:sz w:val="16"/>
-              </w:rPr>
-              <w:t>70</w:t>
+            <w:r/>
+            <w:r>
+              <w:rPr>
+                <w:sz w:val="16"/>
+              </w:rPr>
+              <w:t>70 (op.)</w:t>
             </w:r>
           </w:p>
         </w:tc>
@@ -15448,7 +16193,7 @@
               <w:rPr>
                 <w:sz w:val="16"/>
               </w:rPr>
-              <w:t>IV trimestre 2025 (ficheiro 09-05-2026)</w:t>
+              <w:t>Quadro 5, IV trimestre 2025 (ficheiro 09-05-2026)</w:t>
             </w:r>
           </w:p>
         </w:tc>
@@ -15463,7 +16208,7 @@
               <w:rPr>
                 <w:sz w:val="16"/>
               </w:rPr>
-              <w:t>Recalculado</w:t>
+              <w:t>Verificado — sem alteração</w:t>
             </w:r>
           </w:p>
         </w:tc>
@@ -15613,7 +16358,7 @@
               <w:rPr>
                 <w:sz w:val="16"/>
               </w:rPr>
-              <w:t>Mortalidade materna, infantil, &lt;5 anos</w:t>
+              <w:t>Mortalidade materna (SAU029), infantil, &lt;5 anos (HUM025)</w:t>
             </w:r>
           </w:p>
         </w:tc>
@@ -15641,7 +16386,7 @@
               <w:rPr>
                 <w:sz w:val="16"/>
               </w:rPr>
-              <w:t>Corrigido</w:t>
+              <w:t>Validação cruzada (não incorporado na série SAU003)</w:t>
             </w:r>
           </w:p>
         </w:tc>
@@ -15719,7 +16464,7 @@
               <w:rPr>
                 <w:sz w:val="16"/>
               </w:rPr>
-              <w:t>FMI — WEO</w:t>
+              <w:t>FMI — WEO (dados MINFIN)</w:t>
             </w:r>
           </w:p>
         </w:tc>
@@ -15733,7 +16478,7 @@
               <w:rPr>
                 <w:sz w:val="16"/>
               </w:rPr>
-              <w:t>Dívida e saldo do governo geral (MAC004/005/016/019/020)</w:t>
+              <w:t>Dívida e saldo do governo geral (MAC004/005)</w:t>
             </w:r>
           </w:p>
         </w:tc>
@@ -15747,7 +16492,7 @@
               <w:rPr>
                 <w:sz w:val="16"/>
               </w:rPr>
-              <w:t>Abril 2026 (PIB rebaseado)</w:t>
+              <w:t>Abril 2026 (PIB rebaseado; precisão total)</w:t>
             </w:r>
           </w:p>
         </w:tc>
@@ -15778,7 +16523,7 @@
               <w:rPr>
                 <w:sz w:val="16"/>
               </w:rPr>
-              <w:t>MINFIN/UGD; MINPLAN; MAPTSS/INSS; FAS</w:t>
+              <w:t>FMI — WEO</w:t>
             </w:r>
           </w:p>
         </w:tc>
@@ -15793,7 +16538,7 @@
               <w:rPr>
                 <w:sz w:val="16"/>
               </w:rPr>
-              <w:t>Rácios de dívida (validação), Balanço do PDN, Kwenda, INSS</w:t>
+              <w:t>Dívida, saldo e saldo primário (MAC016/019/020)</w:t>
             </w:r>
           </w:p>
         </w:tc>
@@ -15808,7 +16553,7 @@
               <w:rPr>
                 <w:sz w:val="16"/>
               </w:rPr>
-              <w:t>PAE 2026; RBPDN I trim 2025; Boletim 2025</w:t>
+              <w:t>Abril 2026</w:t>
             </w:r>
           </w:p>
         </w:tc>
@@ -15823,7 +16568,7 @@
               <w:rPr>
                 <w:sz w:val="16"/>
               </w:rPr>
-              <w:t>Novo / contexto</w:t>
+              <w:t>Mantido da v7 (vintage confirmado)</w:t>
             </w:r>
           </w:p>
         </w:tc>
@@ -15839,7 +16584,7 @@
               <w:rPr>
                 <w:sz w:val="16"/>
               </w:rPr>
-              <w:t>Banco Mundial — WDI/WGI</w:t>
+              <w:t>MINFIN/UGD; MINPLAN; MAPTSS/INSS; FAS</w:t>
             </w:r>
           </w:p>
         </w:tc>
@@ -15853,7 +16598,7 @@
               <w:rPr>
                 <w:sz w:val="16"/>
               </w:rPr>
-              <w:t>Restantes séries macro, sociais e de governança</w:t>
+              <w:t>Rácios de dívida (validação), Balanço do PDN, Kwenda, INSS</w:t>
             </w:r>
           </w:p>
         </w:tc>
@@ -15867,7 +16612,7 @@
               <w:rPr>
                 <w:sz w:val="16"/>
               </w:rPr>
-              <w:t>WDI Junho/Julho 2026; WGI 2025 (ano 2024)</w:t>
+              <w:t>PAE 2026; RBPDN I trim 2025; Boletim 2025</w:t>
             </w:r>
           </w:p>
         </w:tc>
@@ -15881,7 +16626,7 @@
               <w:rPr>
                 <w:sz w:val="16"/>
               </w:rPr>
-              <w:t>Mantido da v7</w:t>
+              <w:t>Novo / contexto</w:t>
             </w:r>
           </w:p>
         </w:tc>
@@ -15898,7 +16643,7 @@
               <w:rPr>
                 <w:sz w:val="16"/>
               </w:rPr>
-              <w:t>OIT — ILOSTAT</w:t>
+              <w:t>Banco Mundial — WDI/WGI</w:t>
             </w:r>
           </w:p>
         </w:tc>
@@ -15913,7 +16658,7 @@
               <w:rPr>
                 <w:sz w:val="16"/>
               </w:rPr>
-              <w:t>Emprego, desemprego, produtividade (modeladas) e estimativas nacionais harmonizadas</w:t>
+              <w:t>Restantes séries macro, sociais e de governança</w:t>
             </w:r>
           </w:p>
         </w:tc>
@@ -15928,7 +16673,7 @@
               <w:rPr>
                 <w:sz w:val="16"/>
               </w:rPr>
-              <w:t>Modeladas Nov-2025; nacionais Abr-2026</w:t>
+              <w:t>WDI (bulk de 30-06-2026; Abril 2026 em cache local); WGI edição 2025 (dados até 2024)</w:t>
             </w:r>
           </w:p>
         </w:tc>
@@ -15943,7 +16688,7 @@
               <w:rPr>
                 <w:sz w:val="16"/>
               </w:rPr>
-              <w:t>Mantido / novo</w:t>
+              <w:t>Mantido da v7 (não reverificado)</w:t>
             </w:r>
           </w:p>
         </w:tc>
@@ -15959,7 +16704,7 @@
               <w:rPr>
                 <w:sz w:val="16"/>
               </w:rPr>
-              <w:t>OMS, UNICEF, FAO, UNCTAD, TI, WEF, IPU</w:t>
+              <w:t>OIT — ILOSTAT</w:t>
             </w:r>
           </w:p>
         </w:tc>
@@ -15973,7 +16718,7 @@
               <w:rPr>
                 <w:sz w:val="16"/>
               </w:rPr>
-              <w:t>Saúde, nutrição, capacidades produtivas, portos, índices</w:t>
+              <w:t>Emprego, desemprego, produtividade (modeladas) e estimativas nacionais harmonizadas</w:t>
             </w:r>
           </w:p>
         </w:tc>
@@ -15987,7 +16732,7 @@
               <w:rPr>
                 <w:sz w:val="16"/>
               </w:rPr>
-              <w:t>Edições 2025–2026 (v7)</w:t>
+              <w:t>Modeladas Nov-2025; nacionais Abr-2026</w:t>
             </w:r>
           </w:p>
         </w:tc>
@@ -16001,7 +16746,7 @@
               <w:rPr>
                 <w:sz w:val="16"/>
               </w:rPr>
-              <w:t>Mantido da v7</w:t>
+              <w:t>Mantido / novo</w:t>
             </w:r>
           </w:p>
         </w:tc>
@@ -16018,6 +16763,67 @@
               <w:rPr>
                 <w:sz w:val="16"/>
               </w:rPr>
+              <w:t>OMS, UNICEF, FAO, UNCTAD, TI, WEF, IPU</w:t>
+            </w:r>
+          </w:p>
+        </w:tc>
+        <w:tc>
+          <w:tcPr>
+            <w:tcW w:type="dxa" w:w="3118"/>
+            <w:shd w:val="clear" w:color="auto" w:fill="EEF2F7"/>
+          </w:tcPr>
+          <w:p>
+            <w:r/>
+            <w:r>
+              <w:rPr>
+                <w:sz w:val="16"/>
+              </w:rPr>
+              <w:t>Saúde, nutrição, capacidades produtivas, portos, índices</w:t>
+            </w:r>
+          </w:p>
+        </w:tc>
+        <w:tc>
+          <w:tcPr>
+            <w:tcW w:type="dxa" w:w="2835"/>
+            <w:shd w:val="clear" w:color="auto" w:fill="EEF2F7"/>
+          </w:tcPr>
+          <w:p>
+            <w:r/>
+            <w:r>
+              <w:rPr>
+                <w:sz w:val="16"/>
+              </w:rPr>
+              <w:t>Edições 2025–2026 (v7)</w:t>
+            </w:r>
+          </w:p>
+        </w:tc>
+        <w:tc>
+          <w:tcPr>
+            <w:tcW w:type="dxa" w:w="1417"/>
+            <w:shd w:val="clear" w:color="auto" w:fill="EEF2F7"/>
+          </w:tcPr>
+          <w:p>
+            <w:r/>
+            <w:r>
+              <w:rPr>
+                <w:sz w:val="16"/>
+              </w:rPr>
+              <w:t>Mantido da v7 (não reverificado)</w:t>
+            </w:r>
+          </w:p>
+        </w:tc>
+      </w:tr>
+      <w:tr>
+        <w:tc>
+          <w:tcPr>
+            <w:tcW w:type="dxa" w:w="2551"/>
+          </w:tcPr>
+          <w:p>
+            <w:r/>
+            <w:r>
+              <w:rPr>
+                <w:sz w:val="16"/>
+              </w:rPr>
               <w:t>PDN 2023-2027 (Diário da República / AUDA-NEPAD)</w:t>
             </w:r>
           </w:p>
@@ -16025,7 +16831,6 @@
         <w:tc>
           <w:tcPr>
             <w:tcW w:type="dxa" w:w="3118"/>
-            <w:shd w:val="clear" w:color="auto" w:fill="EEF2F7"/>
           </w:tcPr>
           <w:p>
             <w:r/>
@@ -16040,7 +16845,6 @@
         <w:tc>
           <w:tcPr>
             <w:tcW w:type="dxa" w:w="2835"/>
-            <w:shd w:val="clear" w:color="auto" w:fill="EEF2F7"/>
           </w:tcPr>
           <w:p>
             <w:r/>
@@ -16055,7 +16859,6 @@
         <w:tc>
           <w:tcPr>
             <w:tcW w:type="dxa" w:w="1417"/>
-            <w:shd w:val="clear" w:color="auto" w:fill="EEF2F7"/>
           </w:tcPr>
           <w:p>
             <w:r/>
@@ -16343,7 +17146,7 @@
               <w:rPr>
                 <w:sz w:val="16"/>
               </w:rPr>
-              <w:t>IDH</w:t>
+              <w:t>GFSM</w:t>
             </w:r>
           </w:p>
         </w:tc>
@@ -16357,7 +17160,7 @@
               <w:rPr>
                 <w:sz w:val="16"/>
               </w:rPr>
-              <w:t>Índice de Desenvolvimento Humano</w:t>
+              <w:t>Government Finance Statistics Manual (FMI)</w:t>
             </w:r>
           </w:p>
         </w:tc>
@@ -16374,7 +17177,7 @@
               <w:rPr>
                 <w:sz w:val="16"/>
               </w:rPr>
-              <w:t>IEA</w:t>
+              <w:t>IDH</w:t>
             </w:r>
           </w:p>
         </w:tc>
@@ -16389,7 +17192,7 @@
               <w:rPr>
                 <w:sz w:val="16"/>
               </w:rPr>
-              <w:t>Inquérito sobre o Emprego em Angola (INE)</w:t>
+              <w:t>Índice de Desenvolvimento Humano</w:t>
             </w:r>
           </w:p>
         </w:tc>
@@ -16405,7 +17208,7 @@
               <w:rPr>
                 <w:sz w:val="16"/>
               </w:rPr>
-              <w:t>IGDA</w:t>
+              <w:t>IEA</w:t>
             </w:r>
           </w:p>
         </w:tc>
@@ -16419,7 +17222,7 @@
               <w:rPr>
                 <w:sz w:val="16"/>
               </w:rPr>
-              <w:t>Índice Global de Desenvolvimento de Angola</w:t>
+              <w:t>Inquérito sobre o Emprego em Angola (INE)</w:t>
             </w:r>
           </w:p>
         </w:tc>
@@ -16436,7 +17239,7 @@
               <w:rPr>
                 <w:sz w:val="16"/>
               </w:rPr>
-              <w:t>IIMS</w:t>
+              <w:t>IGDA</w:t>
             </w:r>
           </w:p>
         </w:tc>
@@ -16451,7 +17254,7 @@
               <w:rPr>
                 <w:sz w:val="16"/>
               </w:rPr>
-              <w:t>Inquérito de Indicadores Múltiplos e de Saúde</w:t>
+              <w:t>Índice Global de Desenvolvimento de Angola</w:t>
             </w:r>
           </w:p>
         </w:tc>
@@ -16467,7 +17270,7 @@
               <w:rPr>
                 <w:sz w:val="16"/>
               </w:rPr>
-              <w:t>INE</w:t>
+              <w:t>IGME</w:t>
             </w:r>
           </w:p>
         </w:tc>
@@ -16481,7 +17284,7 @@
               <w:rPr>
                 <w:sz w:val="16"/>
               </w:rPr>
-              <w:t>Instituto Nacional de Estatística</w:t>
+              <w:t>UN Inter-agency Group for Child Mortality Estimation</w:t>
             </w:r>
           </w:p>
         </w:tc>
@@ -16498,7 +17301,7 @@
               <w:rPr>
                 <w:sz w:val="16"/>
               </w:rPr>
-              <w:t>INSS</w:t>
+              <w:t>IIMS</w:t>
             </w:r>
           </w:p>
         </w:tc>
@@ -16513,7 +17316,7 @@
               <w:rPr>
                 <w:sz w:val="16"/>
               </w:rPr>
-              <w:t>Instituto Nacional de Segurança Social</w:t>
+              <w:t>Inquérito de Indicadores Múltiplos e de Saúde</w:t>
             </w:r>
           </w:p>
         </w:tc>
@@ -16529,7 +17332,7 @@
               <w:rPr>
                 <w:sz w:val="16"/>
               </w:rPr>
-              <w:t>IPC</w:t>
+              <w:t>INE</w:t>
             </w:r>
           </w:p>
         </w:tc>
@@ -16543,7 +17346,7 @@
               <w:rPr>
                 <w:sz w:val="16"/>
               </w:rPr>
-              <w:t>Índice de Preços no Consumidor</w:t>
+              <w:t>Instituto Nacional de Estatística</w:t>
             </w:r>
           </w:p>
         </w:tc>
@@ -16560,7 +17363,7 @@
               <w:rPr>
                 <w:sz w:val="16"/>
               </w:rPr>
-              <w:t>IPU</w:t>
+              <w:t>INSS</w:t>
             </w:r>
           </w:p>
         </w:tc>
@@ -16575,7 +17378,7 @@
               <w:rPr>
                 <w:sz w:val="16"/>
               </w:rPr>
-              <w:t>Inter-Parliamentary Union</w:t>
+              <w:t>Instituto Nacional de Segurança Social</w:t>
             </w:r>
           </w:p>
         </w:tc>
@@ -16591,7 +17394,7 @@
               <w:rPr>
                 <w:sz w:val="16"/>
               </w:rPr>
-              <w:t>JRC</w:t>
+              <w:t>IPC</w:t>
             </w:r>
           </w:p>
         </w:tc>
@@ -16605,7 +17408,7 @@
               <w:rPr>
                 <w:sz w:val="16"/>
               </w:rPr>
-              <w:t>Joint Research Centre (Comissão Europeia)</w:t>
+              <w:t>Índice de Preços no Consumidor</w:t>
             </w:r>
           </w:p>
         </w:tc>
@@ -16622,7 +17425,7 @@
               <w:rPr>
                 <w:sz w:val="16"/>
               </w:rPr>
-              <w:t>MAPTSS</w:t>
+              <w:t>IPU</w:t>
             </w:r>
           </w:p>
         </w:tc>
@@ -16637,7 +17440,7 @@
               <w:rPr>
                 <w:sz w:val="16"/>
               </w:rPr>
-              <w:t>Ministério da Administração Pública, Trabalho e Segurança Social</w:t>
+              <w:t>Inter-Parliamentary Union</w:t>
             </w:r>
           </w:p>
         </w:tc>
@@ -16653,7 +17456,7 @@
               <w:rPr>
                 <w:sz w:val="16"/>
               </w:rPr>
-              <w:t>MINEA</w:t>
+              <w:t>JRC</w:t>
             </w:r>
           </w:p>
         </w:tc>
@@ -16667,7 +17470,7 @@
               <w:rPr>
                 <w:sz w:val="16"/>
               </w:rPr>
-              <w:t>Ministério da Energia e Águas</w:t>
+              <w:t>Joint Research Centre (Comissão Europeia)</w:t>
             </w:r>
           </w:p>
         </w:tc>
@@ -16684,7 +17487,7 @@
               <w:rPr>
                 <w:sz w:val="16"/>
               </w:rPr>
-              <w:t>MINFIN</w:t>
+              <w:t>MAPTSS</w:t>
             </w:r>
           </w:p>
         </w:tc>
@@ -16699,7 +17502,7 @@
               <w:rPr>
                 <w:sz w:val="16"/>
               </w:rPr>
-              <w:t>Ministério das Finanças</w:t>
+              <w:t>Ministério da Administração Pública, Trabalho e Segurança Social</w:t>
             </w:r>
           </w:p>
         </w:tc>
@@ -16715,7 +17518,7 @@
               <w:rPr>
                 <w:sz w:val="16"/>
               </w:rPr>
-              <w:t>MINPLAN</w:t>
+              <w:t>MINEA</w:t>
             </w:r>
           </w:p>
         </w:tc>
@@ -16729,7 +17532,7 @@
               <w:rPr>
                 <w:sz w:val="16"/>
               </w:rPr>
-              <w:t>Ministério do Planeamento</w:t>
+              <w:t>Ministério da Energia e Águas</w:t>
             </w:r>
           </w:p>
         </w:tc>
@@ -16746,7 +17549,7 @@
               <w:rPr>
                 <w:sz w:val="16"/>
               </w:rPr>
-              <w:t>MINSA</w:t>
+              <w:t>MINFIN</w:t>
             </w:r>
           </w:p>
         </w:tc>
@@ -16761,7 +17564,7 @@
               <w:rPr>
                 <w:sz w:val="16"/>
               </w:rPr>
-              <w:t>Ministério da Saúde</w:t>
+              <w:t>Ministério das Finanças</w:t>
             </w:r>
           </w:p>
         </w:tc>
@@ -16777,7 +17580,7 @@
               <w:rPr>
                 <w:sz w:val="16"/>
               </w:rPr>
-              <w:t>OCDE</w:t>
+              <w:t>MINPLAN</w:t>
             </w:r>
           </w:p>
         </w:tc>
@@ -16791,7 +17594,7 @@
               <w:rPr>
                 <w:sz w:val="16"/>
               </w:rPr>
-              <w:t>Organização para a Cooperação e Desenvolvimento Económico</w:t>
+              <w:t>Ministério do Planeamento</w:t>
             </w:r>
           </w:p>
         </w:tc>
@@ -16808,7 +17611,7 @@
               <w:rPr>
                 <w:sz w:val="16"/>
               </w:rPr>
-              <w:t>OIT</w:t>
+              <w:t>MINSA</w:t>
             </w:r>
           </w:p>
         </w:tc>
@@ -16823,7 +17626,7 @@
               <w:rPr>
                 <w:sz w:val="16"/>
               </w:rPr>
-              <w:t>Organização Internacional do Trabalho</w:t>
+              <w:t>Ministério da Saúde</w:t>
             </w:r>
           </w:p>
         </w:tc>
@@ -16839,7 +17642,7 @@
               <w:rPr>
                 <w:sz w:val="16"/>
               </w:rPr>
-              <w:t>OMS</w:t>
+              <w:t>MMEIG</w:t>
             </w:r>
           </w:p>
         </w:tc>
@@ -16853,7 +17656,7 @@
               <w:rPr>
                 <w:sz w:val="16"/>
               </w:rPr>
-              <w:t>Organização Mundial da Saúde</w:t>
+              <w:t>Maternal Mortality Estimation Inter-agency Group (OMS/UNICEF/UNFPA/Banco Mundial/UNDESA)</w:t>
             </w:r>
           </w:p>
         </w:tc>
@@ -16870,7 +17673,7 @@
               <w:rPr>
                 <w:sz w:val="16"/>
               </w:rPr>
-              <w:t>PDN</w:t>
+              <w:t>OCDE</w:t>
             </w:r>
           </w:p>
         </w:tc>
@@ -16885,7 +17688,7 @@
               <w:rPr>
                 <w:sz w:val="16"/>
               </w:rPr>
-              <w:t>Plano de Desenvolvimento Nacional 2023-2027</w:t>
+              <w:t>Organização para a Cooperação e Desenvolvimento Económico</w:t>
             </w:r>
           </w:p>
         </w:tc>
@@ -16901,6 +17704,99 @@
               <w:rPr>
                 <w:sz w:val="16"/>
               </w:rPr>
+              <w:t>OIT</w:t>
+            </w:r>
+          </w:p>
+        </w:tc>
+        <w:tc>
+          <w:tcPr>
+            <w:tcW w:type="dxa" w:w="7370"/>
+          </w:tcPr>
+          <w:p>
+            <w:r/>
+            <w:r>
+              <w:rPr>
+                <w:sz w:val="16"/>
+              </w:rPr>
+              <w:t>Organização Internacional do Trabalho</w:t>
+            </w:r>
+          </w:p>
+        </w:tc>
+      </w:tr>
+      <w:tr>
+        <w:tc>
+          <w:tcPr>
+            <w:tcW w:type="dxa" w:w="1417"/>
+            <w:shd w:val="clear" w:color="auto" w:fill="EEF2F7"/>
+          </w:tcPr>
+          <w:p>
+            <w:r/>
+            <w:r>
+              <w:rPr>
+                <w:sz w:val="16"/>
+              </w:rPr>
+              <w:t>OMS</w:t>
+            </w:r>
+          </w:p>
+        </w:tc>
+        <w:tc>
+          <w:tcPr>
+            <w:tcW w:type="dxa" w:w="7370"/>
+            <w:shd w:val="clear" w:color="auto" w:fill="EEF2F7"/>
+          </w:tcPr>
+          <w:p>
+            <w:r/>
+            <w:r>
+              <w:rPr>
+                <w:sz w:val="16"/>
+              </w:rPr>
+              <w:t>Organização Mundial da Saúde</w:t>
+            </w:r>
+          </w:p>
+        </w:tc>
+      </w:tr>
+      <w:tr>
+        <w:tc>
+          <w:tcPr>
+            <w:tcW w:type="dxa" w:w="1417"/>
+          </w:tcPr>
+          <w:p>
+            <w:r/>
+            <w:r>
+              <w:rPr>
+                <w:sz w:val="16"/>
+              </w:rPr>
+              <w:t>PDN</w:t>
+            </w:r>
+          </w:p>
+        </w:tc>
+        <w:tc>
+          <w:tcPr>
+            <w:tcW w:type="dxa" w:w="7370"/>
+          </w:tcPr>
+          <w:p>
+            <w:r/>
+            <w:r>
+              <w:rPr>
+                <w:sz w:val="16"/>
+              </w:rPr>
+              <w:t>Plano de Desenvolvimento Nacional 2023-2027</w:t>
+            </w:r>
+          </w:p>
+        </w:tc>
+      </w:tr>
+      <w:tr>
+        <w:tc>
+          <w:tcPr>
+            <w:tcW w:type="dxa" w:w="1417"/>
+            <w:shd w:val="clear" w:color="auto" w:fill="EEF2F7"/>
+          </w:tcPr>
+          <w:p>
+            <w:r/>
+            <w:r>
+              <w:rPr>
+                <w:sz w:val="16"/>
+              </w:rPr>
               <w:t>PIB</w:t>
             </w:r>
           </w:p>
@@ -16908,6 +17804,7 @@
         <w:tc>
           <w:tcPr>
             <w:tcW w:type="dxa" w:w="7370"/>
+            <w:shd w:val="clear" w:color="auto" w:fill="EEF2F7"/>
           </w:tcPr>
           <w:p>
             <w:r/>
@@ -16916,6 +17813,36 @@
                 <w:sz w:val="16"/>
               </w:rPr>
               <w:t>Produto Interno Bruto</w:t>
+            </w:r>
+          </w:p>
+        </w:tc>
+      </w:tr>
+      <w:tr>
+        <w:tc>
+          <w:tcPr>
+            <w:tcW w:type="dxa" w:w="1417"/>
+          </w:tcPr>
+          <w:p>
+            <w:r/>
+            <w:r>
+              <w:rPr>
+                <w:sz w:val="16"/>
+              </w:rPr>
+              <w:t>PIP</w:t>
+            </w:r>
+          </w:p>
+        </w:tc>
+        <w:tc>
+          <w:tcPr>
+            <w:tcW w:type="dxa" w:w="7370"/>
+          </w:tcPr>
+          <w:p>
+            <w:r/>
+            <w:r>
+              <w:rPr>
+                <w:sz w:val="16"/>
+              </w:rPr>
+              <w:t>Poverty and Inequality Platform (Banco Mundial)</w:t>
             </w:r>
           </w:p>
         </w:tc>
@@ -17354,7 +18281,7 @@
               <w:rPr>
                 <w:sz w:val="16"/>
               </w:rPr>
-              <w:t>2</w:t>
+              <w:t>8</w:t>
             </w:r>
           </w:p>
         </w:tc>
@@ -17385,7 +18312,7 @@
               <w:rPr>
                 <w:sz w:val="16"/>
               </w:rPr>
-              <w:t>Série</w:t>
+              <w:t>Metadados</w:t>
             </w:r>
           </w:p>
         </w:tc>
@@ -17403,7 +18330,7 @@
               <w:rPr>
                 <w:sz w:val="16"/>
               </w:rPr>
-              <w:t>16</w:t>
+              <w:t>19</w:t>
             </w:r>
           </w:p>
         </w:tc>
@@ -17418,7 +18345,7 @@
               <w:rPr>
                 <w:sz w:val="16"/>
               </w:rPr>
-              <w:t>DIV017; HUM010; INC001; LAB004; LAB005; MAC001; MAC003; MAC004; MAC005; MAC014; MAC016; MAC019; MAC020; MAC027; SAU003; SAU004</w:t>
+              <w:t>DIV017; GOV004; GOV008; GOV02; GOV03; GOV05; GOV06; HUM010; INC001; INC028; INC029; INC030; MAC003; MAC014; MAC016; MAC019; MAC020; SAU004; SAU029</w:t>
             </w:r>
           </w:p>
         </w:tc>
@@ -17434,7 +18361,7 @@
               <w:rPr>
                 <w:sz w:val="16"/>
               </w:rPr>
-              <w:t>Metadados</w:t>
+              <w:t>Série</w:t>
             </w:r>
           </w:p>
         </w:tc>
@@ -17451,7 +18378,7 @@
               <w:rPr>
                 <w:sz w:val="16"/>
               </w:rPr>
-              <w:t>1</w:t>
+              <w:t>7</w:t>
             </w:r>
           </w:p>
         </w:tc>
@@ -17465,7 +18392,7 @@
               <w:rPr>
                 <w:sz w:val="16"/>
               </w:rPr>
-              <w:t>INC001</w:t>
+              <w:t>LAB004; LAB005; MAC001; MAC004; MAC005; MAC027; SAU003</w:t>
             </w:r>
           </w:p>
         </w:tc>
@@ -17500,7 +18427,7 @@
               <w:rPr>
                 <w:sz w:val="16"/>
               </w:rPr>
-              <w:t>40</w:t>
+              <w:t>44</w:t>
             </w:r>
           </w:p>
         </w:tc>
@@ -17515,7 +18442,7 @@
               <w:rPr>
                 <w:sz w:val="16"/>
               </w:rPr>
-              <w:t>DIV015; DIV017; GOV004; GOV008; GOV01; GOV02; GOV027; GOV03; GOV05; GOV06; HUM002; HUM003; HUM004; HUM006; HUM018; HUM024; HUM025; HUM030; INC001; INC006; INF001; INF002; INF003; INF016; LAB002; LAB004; LAB005; LAB018; MAC001; MAC006; MAC010; MAC013; MAC014; MAC028; MAC033; SAU003; SAU004; SAU020; SAU029; SAU04</w:t>
+              <w:t>DIV015; DIV017; GOV004; GOV008; GOV01; GOV02; GOV027; GOV03; GOV05; GOV06; HUM002; HUM003; HUM004; HUM006; HUM018; HUM024; HUM025; HUM030; INC001; INC006; INF001; INF002; INF003; INF016; LAB002; LAB004; LAB005; LAB018; MAC001; MAC004; MAC006; MAC010; MAC013; MAC014; MAC016; MAC028; MAC029; MAC033; MAC039; SAU003; SAU004; SAU020; SAU029; SAU04</w:t>
             </w:r>
           </w:p>
         </w:tc>
@@ -17597,7 +18524,7 @@
               <w:rPr>
                 <w:sz w:val="16"/>
               </w:rPr>
-              <w:t>40</w:t>
+              <w:t>44</w:t>
             </w:r>
           </w:p>
         </w:tc>
@@ -17612,7 +18539,7 @@
               <w:rPr>
                 <w:sz w:val="16"/>
               </w:rPr>
-              <w:t>GOV004; GOV02; GOV03; GOV05; GOV06; GOV008; GOV01; GOV027; MAC001; MAC028; MAC014; DIV017; MAC006; HUM002; HUM006; HUM003; HUM018; HUM004; HUM024; HUM030; HUM025; SAU04; INC001; INC006; INF001; INF002; INF003; INF016; LAB002; LAB018; LAB005; LAB004; SAU003; SAU029; SAU004; SAU020; DIV015; MAC013; MAC010; MAC033</w:t>
+              <w:t>PDN (convertida de escala/unidade): 9; PDN (valor directo): 7; Sem meta comparável: 7; Operacional (mantida/ajustada): 1; MINPLAN (meta anual 2025, proxy): 1; PDN (transposta à base da série): 19</w:t>
             </w:r>
           </w:p>
         </w:tc>

--- a/Versão Final/Finalíssima/files/IGDA_BDA_Nota_Metodologica_v8.docx
+++ b/Versão Final/Finalíssima/files/IGDA_BDA_Nota_Metodologica_v8.docx
@@ -474,7 +474,7 @@
       </w:pPr>
       <w:r>
         <w:rPr/>
-        <w:t>Dos 41 indicadores seleccionados, 19 envolvem uma fonte nacional. O marcador de fonte nacional identifica o produtor primário dos dados (INE, BNA, MINFIN, MINSA e outros), independentemente do canal de extracção (WDI, WEO, ILOSTAT): a dívida pública e o saldo orçamental, extraídos do FMI WEO, que compila os dados do Ministério das Finanças, mantêm o marcador. O processo de selecção atribui uma bonificação explícita aos indicadores de origem nacional, reconhecendo a sua maior pertinência e actualidade para o contexto angolano (ver Secções 4 e 9.2).</w:t>
+        <w:t>Dos 41 indicadores seleccionados, 19 têm o marcador de fonte nacional. O marcador assinala as séries cujos dados de base são produzidos por instituições nacionais (INE, BNA, MINFIN, MINSA e outros), incluindo estimativas de organismos internacionais construídas sobre esses dados e extraídas por canais internacionais (WDI, WEO, ILOSTAT): é o caso das estimativas modeladas da OIT a partir do Inquérito sobre o Emprego, das estimativas de mortalidade do IGME e do MMEIG a partir dos inquéritos nacionais, e da dívida pública e do saldo orçamental, extraídos do FMI WEO, que compila os dados do Ministério das Finanças. 15 dos 19 são, assim, extraídos de fontes internacionais. O processo de selecção atribui uma bonificação explícita aos indicadores com marcador nacional, reconhecendo a sua maior pertinência para o contexto angolano; a Secção 9.2 quantifica a sensibilidade da selecção a esta convenção.</w:t>
       </w:r>
     </w:p>
     <w:p>
@@ -528,7 +528,7 @@
       </w:pPr>
       <w:r>
         <w:rPr/>
-        <w:t>Cada série está associada ao vintage da fonte de que foi extraída, registado na coluna 'Origem' da base potencial e no Anexo B. Na v8 foram actualizadas, com fontes primárias nacionais, as séries de crescimento do PIB (Contas Nacionais Anuais Preliminares 2025 do INE, Maio de 2026), da inflação (IPCN até Dezembro de 2025 e, para leitura, até Agosto de 2026) e do emprego (Anuário do IEA 2025 e primeiras publicações da nova metodologia); o PIB não petrolífero foi verificado nas Contas Nacionais Trimestrais (IV trimestre de 2025, já incluído na v7, sem revisões). Para a dívida pública e o saldo orçamental adoptou-se a série do FMI WEO de Abril de 2026, que compila os dados do Ministério das Finanças (fonte histórica declarada pelo FMI; GFSM 2014) — razão pela qual o marcador de fonte nacional é mantido — e cujo denominador de 2025 é o PIB nominal das Contas Nacionais Trimestrais do INE. A mortalidade materna foi corrigida (Secção 8.6). As séries do Banco Mundial (WDI; bulk de 30-06-2026, registado na coluna 'Nota' das linhas então verificadas), da OIT, da OMS/UNICEF, da UNCTAD, da Transparency International, do WEF e da IPU mantêm o vintage herdado da v7 — edições disponíveis até Agosto de 2026 (WGI edição 2025, dados até 2024; CPI 2025; PCI da UNCTAD até 2024) — e não foram reverificadas nesta revisão (Secção 9.2); edições eventualmente publicadas depois de Agosto de 2026 não estão incorporadas.</w:t>
+        <w:t>Cada série está associada ao vintage da fonte de que foi extraída, registado na coluna 'Origem' da base potencial e no Anexo B. Na v8 foram actualizadas, com fontes primárias nacionais, as séries de crescimento do PIB (Contas Nacionais Anuais Preliminares 2025 do INE, Maio de 2026), da inflação (IPCN até Dezembro de 2025 e, para leitura, até Agosto de 2026) e do emprego (Anuário do IEA 2025 e primeiras publicações da nova metodologia); o PIB não petrolífero foi verificado nas Contas Nacionais Trimestrais (IV trimestre de 2025, já incluído na v7, sem revisões). Para a dívida pública e o saldo orçamental adoptou-se a série do FMI WEO de Abril de 2026, que compila os dados do Ministério das Finanças (fonte histórica declarada pelo FMI: 'Ministry of Finance or Treasury'; GFSM 2014 a partir de 2018 e GFSM 2001 até 2017) — razão pela qual o marcador de fonte nacional é mantido — e cujo denominador de 2025 é o PIB nominal das Contas Nacionais Trimestrais do INE. A mortalidade materna foi corrigida (Secção 8.6). As séries do Banco Mundial (WDI; bulk de 30-06-2026, registado na coluna 'Nota' das linhas então verificadas), da OIT, da OMS/UNICEF, da UNCTAD, da Transparency International, do WEF e da IPU mantêm o vintage herdado da v7 — edições disponíveis até Agosto de 2026 (WGI edição 2025, dados até 2024; CPI 2025; PCI da UNCTAD até 2024) — e não foram reverificadas nesta revisão (Secção 9.2); edições eventualmente publicadas depois de Agosto de 2026 não estão incorporadas.</w:t>
       </w:r>
     </w:p>
     <w:p>
@@ -615,7 +615,7 @@
       </w:pPr>
       <w:r>
         <w:rPr/>
-        <w:t>Cada indicador candidato recebe uma pontuação total que combina os três critérios com os pesos abaixo, acrescida de uma bonificação fixa quando a fonte é nacional — entendendo-se por fonte nacional o produtor primário dos dados, independentemente do canal de extracção. Os parâmetros são configuráveis na folha de critérios do construtor:</w:t>
+        <w:t>Cada indicador candidato recebe uma pontuação total que combina os três critérios com os pesos abaixo, acrescida de uma bonificação fixa quando a série tem o marcador de fonte nacional — séries cujos dados de base são produzidos por instituições nacionais, incluindo estimativas de organismos internacionais construídas sobre esses dados (Secção 3.2). Os parâmetros são configuráveis na folha de critérios do construtor:</w:t>
       </w:r>
     </w:p>
     <w:tbl>
@@ -2619,7 +2619,7 @@
         <w:t xml:space="preserve">2.  Correcção de séries sem rastreabilidade. </w:t>
       </w:r>
       <w:r>
-        <w:t>A dívida pública e o saldo orçamental usavam valores arredondados de 'compilação interna' (o saldo de 2017 estava registado em +1,5% do PIB quando o valor oficial foi −5,7%). Foram substituídos pela série do FMI WEO de Abril de 2026, em precisão total, que compila os dados do Ministério das Finanças (fonte histórica declarada pelo FMI; GFSM 2014) — razão pela qual o marcador de fonte nacional é mantido — e cujo denominador de 2025 é o PIB nominal das Contas Nacionais Trimestrais do INE (129 255 mil milhões de kwanzas; as Contas Anuais Preliminares reviram-no para 128 302, o que daria ≈51,7% em vez de 51,3%). Os níveis não são comparáveis com a leitura PDN/MINFIN, feita em perímetro 'dívida pública' e PIB pré-rebasing (66% em 2022, contra 57,4% na série FMI; em 2025: FMI 51,3%, Banco Mundial ≈52%, MINFIN dívida governamental 46,6%). A mortalidade materna de 2024 (185) e de 2025 (170) não tinha suporte na série modelada MMEIG e foi removida: 2024–2025 passam a carry-forward do valor de 2023 (183). A estimativa directa do IIMS 2023-24 (170 por 100 mil, IC 99–242, referida aos sete anos anteriores ao inquérito) é compatível com a série mas não é comparável ponto a ponto com as estimativas modeladas, e fica registada na linha SAU029 como validação cruzada.</w:t>
+        <w:t>A dívida pública e o saldo orçamental usavam valores arredondados de 'compilação interna' (o saldo de 2017 estava registado em +1,5% do PIB quando o valor oficial foi −5,7%). Foram substituídos pela série do FMI WEO de Abril de 2026, em precisão total, que compila os dados do Ministério das Finanças (fonte histórica declarada pelo FMI: 'Ministry of Finance or Treasury'; perímetro do governo geral = governo central e governos provinciais; GFSM 2014 a partir de 2018 e GFSM 2001 até 2017, quebra metodológica assinalada na Secção 9.2) — razão pela qual o marcador de fonte nacional é mantido — e cujo denominador de 2025 é o PIB nominal das Contas Nacionais Trimestrais do INE (129 255 mil milhões de kwanzas; as Contas Anuais Preliminares reviram-no para 128 302, o que daria ≈51,7% em vez de 51,3%). Os níveis não são comparáveis com a leitura PDN/MINFIN, feita em perímetro 'dívida pública' e PIB pré-rebasing (66% em 2022, contra 57,4% na série FMI; em 2025: FMI 51,3%, Banco Mundial ≈52%, MINFIN dívida governamental 46,6%). A mortalidade materna de 2024 (185) e de 2025 (170) não tinha suporte na série modelada MMEIG e foi removida: 2024–2025 passam a carry-forward do valor de 2023 (183). A estimativa directa do IIMS 2023-24 (170 por 100 mil, IC 99–242, referida aos sete anos anteriores ao inquérito) é compatível com a série mas não é comparável ponto a ponto com as estimativas modeladas, e fica registada na linha SAU029 como validação cruzada.</w:t>
       </w:r>
     </w:p>
     <w:p>
@@ -2633,7 +2633,7 @@
         <w:t xml:space="preserve">3.  Alinhamento das metas 2027 com o PDN. </w:t>
       </w:r>
       <w:r>
-        <w:t>44 metas foram revistas, em cinco categorias identificadas na nova coluna 'Origem da Meta 2027' (entre parênteses rectos): 7 fixadas directamente nos valores quantificados do PDN, quando a base coincide com a série ou o indicador é o do próprio PDN (Percepção da Corrupção [GOV01], Crescimento do PIB [MAC001], Crescimento do PIB (INE) [MAC028], PIB não petrolífero [MAC014], PIB não petrolífero [DIV017], Matrícula no primário [HUM004], Pobreza 2,15 USD [INC001]); 19 transpostas à base da própria série — quando a base 2022 do PDN não coincide com o valor 2022 da série (fonte ou definição distinta), aplica-se ao valor 2022 da série a variação do PDN, aditiva para níveis e proporções e relativa para taxas de mortalidade e de desemprego e para o rácio da dívida (por exemplo, mortalidade de menores de 5 anos: PDN 69 → 51 sobre a série IGME de 51,9 dá 38,4; electrificação: PDN 43 → 49 sobre 48,5 dá 54,5; dívida pública: PDN 66 → 60 sobre a série FMI de 57,4 dá 52,2); 9 convertidas de escala — as metas do PDN em percentis dos Worldwide Governance Indicators foram convertidas para a escala de estimativas pela fórmula do quadro seguinte, e as metas em % do PIB não petrolífero para % do PIB (peso não petrolífero ≈80%); 1 tomada do Balanço anual do PDN (MINPLAN; meta 2025 usada como proxy: incidência da malária 215 por mil); 1 operacional ajustada (escolaridade obrigatória 9 → 10 anos); e 7 removidas por o conceito do PDN não ser comparável com a série (Liberdade de imprensa (RSF) [GOV027], Dívida externa pública [MAC029], Dívida externa total [MAC039], IDE líquido (% PIB) [MAC010], IDE líquido (BNA) [MAC033], Alfabetização feminina [HUM018], Electricidade renovável [INF016]). A meta da dívida (60% do PIB) já constava da v7, mas em perímetro e base do PIB distintos dos da série FMI, pelo que foi transposta. Onde o PDN não fixa meta comparável, a meta operacional da v7 foi mantida e identificada como tal. A coluna 'Meta 2027' não entra em nenhuma fórmula do construtor. Entre os 41 indicadores do índice, 9 têm a meta 2027 já atingida na última observação (Crescimento do PIB [MAC001], Dívida Pública [MAC004], PIB não petrolífero [MAC014], Escolaridade obrigatória [HUM030], Mulheres no parlamento [INC06], Densidade rodoviária [INF006], Energia limpa para cozinhar [INF05], Participação feminina [LAB016], PIB não petrolífero [DIV017]) e 9 já a atingiam em 2015 (Inflação [MAC003], Dívida Pública [MAC004], Reservas Internacionais [MAC007], Mulheres no parlamento [INC06], Energia limpa para cozinhar [INF05], Participação feminina [LAB016], Desnutrição [SAU002], Incidência de malária [SAU020], Crédito ao sector privado [DIV015]) — sobretudo metas operacionais herdadas e trajectórias médias do PDN; a coluna documenta agora a origem de cada meta, mas não serve ainda de âncora a uma escala de progresso (Secção 11).</w:t>
+        <w:t>46 metas foram revistas, em seis categorias identificadas na nova coluna 'Origem da Meta 2027' (entre parênteses rectos). 7 fixadas directamente nos valores quantificados do PDN, quando a base coincide com a série, o indicador é o do próprio PDN ou a série não permite confrontar a base (Percepção da Corrupção [GOV01], Crescimento do PIB [MAC001], Crescimento do PIB (INE) [MAC028], PIB não petrolífero [MAC014], PIB não petrolífero [DIV017], Matrícula no primário [HUM004], Pobreza 2,15 USD [INC001]). 21 transpostas à base da própria série: quando a base 2022 do PDN não coincide com o valor 2022 da série (fonte, definição ou vintage distintos), aplica-se ao valor 2022 da série a variação do PDN — aditiva para níveis e proporções, relativa para taxas de mortalidade e de desemprego e para o rácio da dívida; quando a série não tem observação em 2022 usa-se a observação mais próxima (HUM003 2023; HUM024 2021; INC006 2018; HUM025 e SAU029 2024) e a variação é aplicada integralmente; o emprego informal (LAB004) é o complemento (100 − meta transposta da formalização); as metas em % do PIB não petrolífero (DIV015, MAC013) são primeiro convertidas para % do PIB (peso não petrolífero ≈80%) e depois transpostas. Exemplos: mortalidade de menores de 5 anos, PDN 69 → 51 sobre a série IGME de 51,9 dá 38,4; electrificação, PDN 43 → 49 sobre 48,5 dá 54,5; dívida pública, PDN 66 → 60 sobre a série FMI de 57,4 dá 52,2. 7 convertidas de escala: as metas do PDN em percentis dos Worldwide Governance Indicators foram convertidas para a escala de estimativas pela fórmula do quadro seguinte, e o IDE não petrolífero de % do PIB não petrolífero para % do PIB. 2 tomadas do Balanço anual do PDN (MINPLAN/MINSA), cujas metas anuais de 2025 são usadas como proxy de 2027 e transpostas à série do índice (Cobertura vacinal 64; Incidência de malária 219), porque os registos administrativos do MINSA e as estimativas OMS/UNICEF usadas no índice não são directamente comparáveis. 1 operacional ajustada (escolaridade obrigatória 9 → 10 anos). 8 removidas por o conceito do PDN não ser comparável com a série ou por a meta anterior estar fora das fronteiras (Liberdade de imprensa (RSF) [GOV027], Dívida externa pública [MAC029], Dívida externa total [MAC039], IDE líquido (% PIB) [MAC010], IDE líquido (BNA) [MAC033], Alfabetização feminina [HUM018], Electricidade renovável [INF016], Mortes por malária [SAU021]). A meta da dívida (60% do PIB) já constava da v7, mas em perímetro e base do PIB distintos dos da série FMI, pelo que foi transposta. Onde o PDN não fixa meta comparável, a meta operacional da v7 foi mantida e identificada como tal. A coluna 'Meta 2027' não entra em nenhuma fórmula do construtor. Em 6 indicadores do índice (Esperança de vida [HUM002], Mortalidade infantil [HUM006], Mortalidade &lt; 5 anos [SAU04], Electrificação [INF001], Acesso a água potável [INF002], Taxa de desemprego [LAB002]) a última observação já atinge o valor absoluto do PDN mas não a meta transposta: a transposição é deliberadamente mais exigente porque preserva a variação, e não o nível, do plano. Entre os 41 indicadores do índice, 9 têm a meta 2027 já atingida na última observação (Crescimento do PIB [MAC001], Dívida Pública [MAC004], PIB não petrolífero [MAC014], Escolaridade obrigatória [HUM030], Mulheres no parlamento [INC06], Densidade rodoviária [INF006], Energia limpa para cozinhar [INF05], Participação feminina [LAB016], PIB não petrolífero [DIV017]) e 9 já a atingiam em 2015 (Inflação [MAC003], Dívida Pública [MAC004], Reservas Internacionais [MAC007], Mulheres no parlamento [INC06], Energia limpa para cozinhar [INF05], Participação feminina [LAB016], Desnutrição [SAU002], Incidência de malária [SAU020], Crédito ao sector privado [DIV015]) — sobretudo metas operacionais herdadas e trajectórias médias do PDN; a coluna documenta agora a origem de cada meta, mas não serve ainda de âncora a uma escala de progresso (Secção 11).</w:t>
       </w:r>
     </w:p>
     <w:p>
@@ -4649,10 +4649,10 @@
         <w:rPr>
           <w:b/>
         </w:rPr>
-        <w:t xml:space="preserve">•  Rebasing do PIB. </w:t>
-      </w:r>
-      <w:r>
-        <w:t>O INE rebaseou o PIB em 2025; rácios em % do PIB de vintages anteriores (dívida, saldo, crédito) não são comparáveis com os actuais. A v8 usa um único vintage (FMI WEO Abril 2026) para dívida e saldo; o denominador de 2025 do WEO é o PIB nominal das Contas Nacionais Trimestrais do INE (129 255 mil milhões de kwanzas), que as Contas Anuais Preliminares reviram para 128 302 (−0,7%).</w:t>
+        <w:t xml:space="preserve">•  Rebasing do PIB e quebra nas séries fiscais. </w:t>
+      </w:r>
+      <w:r>
+        <w:t>O INE rebaseou o PIB em 2025; rácios em % do PIB de vintages anteriores (dívida, saldo, crédito) não são comparáveis com os actuais. A v8 usa um único vintage (FMI WEO Abril 2026) para dívida e saldo; o denominador de 2025 do WEO é o PIB nominal das Contas Nacionais Trimestrais do INE (129 255 mil milhões de kwanzas), que as Contas Anuais Preliminares reviram para 128 302 (−0,7%). O FMI declara ainda que as séries fiscais seguem o GFSM 2014 a partir de 2018 e o GFSM 2001 até 2017 — uma quebra metodológica dentro do período do índice, que a série não corrige.</w:t>
       </w:r>
     </w:p>
     <w:p>
@@ -4666,7 +4666,7 @@
         <w:t xml:space="preserve">•  Marcador de fonte nacional e sensibilidade da selecção. </w:t>
       </w:r>
       <w:r>
-        <w:t>O marcador (+12 pontos) identifica o produtor primário dos dados, independentemente do canal de extracção; a dívida e o saldo (MINFIN via FMI WEO) mantêm-no. A composição de Macroeconomia é sensível a esta convenção: sem o bónus, a dívida pública e o saldo orçamental sairiam do índice (entrariam a dívida externa pública e a conta corrente, ambas do BNA) e o IGDA 2025 seria 45,9 em vez de 45,7.</w:t>
+        <w:t>O marcador (+12 pontos) assinala as séries cujos dados de base são produzidos por instituições nacionais, incluindo estimativas de organismos internacionais construídas sobre esses dados. Dos 19 indicadores do índice com marcador, 15 são extraídos de fontes internacionais (MAC002, MAC004, MAC005, MAC007, HUM002, HUM006, INC005, INF002, LAB001, LAB002, LAB003, SAU002, SAU003, SAU004, SAU006), vários deles estimativas modeladas (OIT, IGME, MMEIG, WUENIC, UN WPP). A composição do índice é sensível a esta convenção: sem o bónus apenas na dívida e no saldo (MINFIN via FMI WEO), ambos sairiam do índice (entrariam a dívida externa pública e a conta corrente, ambas do BNA) e o IGDA 2025 seria 45,9 em vez de 45,7; sem o bónus em todos os 15 indicadores de canal internacional, 4 indicadores seriam substituídos (MAC002, MAC004, MAC005, MAC007 → MAC029, MAC032, MAC033, MAC034) e o IGDA 2025 seria 46,5. A v8 mantém a convenção da v7 e regista-a como parâmetro a testar na análise de sensibilidade (Secção 11).</w:t>
       </w:r>
     </w:p>
     <w:p>
@@ -9878,7 +9878,7 @@
       </w:pPr>
       <w:r>
         <w:rPr/>
-        <w:t>A avaliação externa da v7 cruzou a trajectória recente de cada dimensão (2023–2025) com as metas e o Balanço oficial do PDN 2023-2027. A v8 retoma e actualiza esse cruzamento com os dados desta revisão. Em seis das oito dimensões o índice e o plano contam a mesma história, o que constitui uma validação externa da construção; nos dois pilares do PDN as leituras divergem — o capital humano avança devagar e a segurança alimentar regride.</w:t>
+        <w:t>A avaliação externa da v7 cruzou a trajectória recente de cada dimensão (2023–2025) com as metas e o Balanço oficial do PDN 2023-2027. A v8 retoma e actualiza esse cruzamento com os dados desta revisão. Em cinco das oito dimensões o índice e o Balanço do PDN contam a mesma história, o que constitui uma validação externa da construção — em duas delas com alerta: o Capital Humano avança devagar e a Segurança Alimentar regride nos indicadores de processo; em duas a leitura é apenas parcial (Inclusão Social, que não mede pobreza; Diversificação) e em uma é inconsistente (Mercado de Trabalho, por desfasamento de vintage das séries OIT e pela produtividade em queda).</w:t>
       </w:r>
     </w:p>
     <w:tbl>
@@ -10116,7 +10116,7 @@
               <w:rPr>
                 <w:sz w:val="16"/>
               </w:rPr>
-              <w:t>Incrementos pequenos (esperança de vida 62 → 63; alfabetização 76 → 78%); compromisso de subir a educação para 11,8% da despesa</w:t>
+              <w:t>Incrementos pequenos (esperança de vida 62 → 63; alfabetização 76 → 78%); compromisso de subir a educação de 10,0% para 11,8% da despesa total (PDN p.22)</w:t>
             </w:r>
           </w:p>
         </w:tc>
@@ -10356,7 +10356,7 @@
               <w:rPr>
                 <w:sz w:val="16"/>
               </w:rPr>
-              <w:t>Metas ambiciosas (mortalidade &lt;5 anos 69 → 51; materna 199 → 165); Balanço com vacinação (76% vs 80%) e produção alimentar abaixo da meta</w:t>
+              <w:t>Metas ambiciosas (mortalidade &lt;5 anos 69 → 51; materna 199 → 165); Balanço com vacinação administrativa MINSA 76% em 2025 (meta 80%; a estimativa WUENIC usada no índice é 53% em 2024) e produção alimentar abaixo da meta</w:t>
             </w:r>
           </w:p>
         </w:tc>
@@ -14702,7 +14702,7 @@
               <w:rPr>
                 <w:sz w:val="16"/>
               </w:rPr>
-              <w:t>80 (m)</w:t>
+              <w:t>64 (m)</w:t>
             </w:r>
           </w:p>
         </w:tc>
@@ -15128,7 +15128,7 @@
               <w:rPr>
                 <w:sz w:val="16"/>
               </w:rPr>
-              <w:t>215 (m)</w:t>
+              <w:t>219 (m)</w:t>
             </w:r>
           </w:p>
         </w:tc>
@@ -15761,7 +15761,7 @@
               <w:rPr>
                 <w:sz w:val="16"/>
               </w:rPr>
-              <w:t>10 (c)</w:t>
+              <w:t>8,3 (t)</w:t>
             </w:r>
           </w:p>
         </w:tc>
@@ -17022,6 +17022,37 @@
               <w:rPr>
                 <w:sz w:val="16"/>
               </w:rPr>
+              <w:t>CEX</w:t>
+            </w:r>
+          </w:p>
+        </w:tc>
+        <w:tc>
+          <w:tcPr>
+            <w:tcW w:type="dxa" w:w="7370"/>
+          </w:tcPr>
+          <w:p>
+            <w:r/>
+            <w:r>
+              <w:rPr>
+                <w:sz w:val="16"/>
+              </w:rPr>
+              <w:t>Comité Executivo (BDA)</w:t>
+            </w:r>
+          </w:p>
+        </w:tc>
+      </w:tr>
+      <w:tr>
+        <w:tc>
+          <w:tcPr>
+            <w:tcW w:type="dxa" w:w="1417"/>
+            <w:shd w:val="clear" w:color="auto" w:fill="EEF2F7"/>
+          </w:tcPr>
+          <w:p>
+            <w:r/>
+            <w:r>
+              <w:rPr>
+                <w:sz w:val="16"/>
+              </w:rPr>
               <w:t>CIET</w:t>
             </w:r>
           </w:p>
@@ -17029,6 +17060,7 @@
         <w:tc>
           <w:tcPr>
             <w:tcW w:type="dxa" w:w="7370"/>
+            <w:shd w:val="clear" w:color="auto" w:fill="EEF2F7"/>
           </w:tcPr>
           <w:p>
             <w:r/>
@@ -17045,7 +17077,6 @@
         <w:tc>
           <w:tcPr>
             <w:tcW w:type="dxa" w:w="1417"/>
-            <w:shd w:val="clear" w:color="auto" w:fill="EEF2F7"/>
           </w:tcPr>
           <w:p>
             <w:r/>
@@ -17060,7 +17091,6 @@
         <w:tc>
           <w:tcPr>
             <w:tcW w:type="dxa" w:w="7370"/>
-            <w:shd w:val="clear" w:color="auto" w:fill="EEF2F7"/>
           </w:tcPr>
           <w:p>
             <w:r/>
@@ -17077,6 +17107,7 @@
         <w:tc>
           <w:tcPr>
             <w:tcW w:type="dxa" w:w="1417"/>
+            <w:shd w:val="clear" w:color="auto" w:fill="EEF2F7"/>
           </w:tcPr>
           <w:p>
             <w:r/>
@@ -17091,6 +17122,7 @@
         <w:tc>
           <w:tcPr>
             <w:tcW w:type="dxa" w:w="7370"/>
+            <w:shd w:val="clear" w:color="auto" w:fill="EEF2F7"/>
           </w:tcPr>
           <w:p>
             <w:r/>
@@ -17107,6 +17139,36 @@
         <w:tc>
           <w:tcPr>
             <w:tcW w:type="dxa" w:w="1417"/>
+          </w:tcPr>
+          <w:p>
+            <w:r/>
+            <w:r>
+              <w:rPr>
+                <w:sz w:val="16"/>
+              </w:rPr>
+              <w:t>FAS</w:t>
+            </w:r>
+          </w:p>
+        </w:tc>
+        <w:tc>
+          <w:tcPr>
+            <w:tcW w:type="dxa" w:w="7370"/>
+          </w:tcPr>
+          <w:p>
+            <w:r/>
+            <w:r>
+              <w:rPr>
+                <w:sz w:val="16"/>
+              </w:rPr>
+              <w:t>Fundo de Apoio Social</w:t>
+            </w:r>
+          </w:p>
+        </w:tc>
+      </w:tr>
+      <w:tr>
+        <w:tc>
+          <w:tcPr>
+            <w:tcW w:type="dxa" w:w="1417"/>
             <w:shd w:val="clear" w:color="auto" w:fill="EEF2F7"/>
           </w:tcPr>
           <w:p>
@@ -17177,6 +17239,99 @@
               <w:rPr>
                 <w:sz w:val="16"/>
               </w:rPr>
+              <w:t>GGGI</w:t>
+            </w:r>
+          </w:p>
+        </w:tc>
+        <w:tc>
+          <w:tcPr>
+            <w:tcW w:type="dxa" w:w="7370"/>
+            <w:shd w:val="clear" w:color="auto" w:fill="EEF2F7"/>
+          </w:tcPr>
+          <w:p>
+            <w:r/>
+            <w:r>
+              <w:rPr>
+                <w:sz w:val="16"/>
+              </w:rPr>
+              <w:t>Global Gender Gap Index (WEF)</w:t>
+            </w:r>
+          </w:p>
+        </w:tc>
+      </w:tr>
+      <w:tr>
+        <w:tc>
+          <w:tcPr>
+            <w:tcW w:type="dxa" w:w="1417"/>
+          </w:tcPr>
+          <w:p>
+            <w:r/>
+            <w:r>
+              <w:rPr>
+                <w:sz w:val="16"/>
+              </w:rPr>
+              <w:t>GHED</w:t>
+            </w:r>
+          </w:p>
+        </w:tc>
+        <w:tc>
+          <w:tcPr>
+            <w:tcW w:type="dxa" w:w="7370"/>
+          </w:tcPr>
+          <w:p>
+            <w:r/>
+            <w:r>
+              <w:rPr>
+                <w:sz w:val="16"/>
+              </w:rPr>
+              <w:t>Global Health Expenditure Database (OMS)</w:t>
+            </w:r>
+          </w:p>
+        </w:tc>
+      </w:tr>
+      <w:tr>
+        <w:tc>
+          <w:tcPr>
+            <w:tcW w:type="dxa" w:w="1417"/>
+            <w:shd w:val="clear" w:color="auto" w:fill="EEF2F7"/>
+          </w:tcPr>
+          <w:p>
+            <w:r/>
+            <w:r>
+              <w:rPr>
+                <w:sz w:val="16"/>
+              </w:rPr>
+              <w:t>HALE</w:t>
+            </w:r>
+          </w:p>
+        </w:tc>
+        <w:tc>
+          <w:tcPr>
+            <w:tcW w:type="dxa" w:w="7370"/>
+            <w:shd w:val="clear" w:color="auto" w:fill="EEF2F7"/>
+          </w:tcPr>
+          <w:p>
+            <w:r/>
+            <w:r>
+              <w:rPr>
+                <w:sz w:val="16"/>
+              </w:rPr>
+              <w:t>Healthy Life Expectancy (esperança de vida saudável, OMS)</w:t>
+            </w:r>
+          </w:p>
+        </w:tc>
+      </w:tr>
+      <w:tr>
+        <w:tc>
+          <w:tcPr>
+            <w:tcW w:type="dxa" w:w="1417"/>
+          </w:tcPr>
+          <w:p>
+            <w:r/>
+            <w:r>
+              <w:rPr>
+                <w:sz w:val="16"/>
+              </w:rPr>
               <w:t>IDH</w:t>
             </w:r>
           </w:p>
@@ -17184,7 +17339,6 @@
         <w:tc>
           <w:tcPr>
             <w:tcW w:type="dxa" w:w="7370"/>
-            <w:shd w:val="clear" w:color="auto" w:fill="EEF2F7"/>
           </w:tcPr>
           <w:p>
             <w:r/>
@@ -17201,6 +17355,38 @@
         <w:tc>
           <w:tcPr>
             <w:tcW w:type="dxa" w:w="1417"/>
+            <w:shd w:val="clear" w:color="auto" w:fill="EEF2F7"/>
+          </w:tcPr>
+          <w:p>
+            <w:r/>
+            <w:r>
+              <w:rPr>
+                <w:sz w:val="16"/>
+              </w:rPr>
+              <w:t>IDREA</w:t>
+            </w:r>
+          </w:p>
+        </w:tc>
+        <w:tc>
+          <w:tcPr>
+            <w:tcW w:type="dxa" w:w="7370"/>
+            <w:shd w:val="clear" w:color="auto" w:fill="EEF2F7"/>
+          </w:tcPr>
+          <w:p>
+            <w:r/>
+            <w:r>
+              <w:rPr>
+                <w:sz w:val="16"/>
+              </w:rPr>
+              <w:t>Inquérito sobre Despesas, Receitas e Emprego em Angola (INE, 2018-19)</w:t>
+            </w:r>
+          </w:p>
+        </w:tc>
+      </w:tr>
+      <w:tr>
+        <w:tc>
+          <w:tcPr>
+            <w:tcW w:type="dxa" w:w="1417"/>
           </w:tcPr>
           <w:p>
             <w:r/>
@@ -17332,6 +17518,37 @@
               <w:rPr>
                 <w:sz w:val="16"/>
               </w:rPr>
+              <w:t>ILOSTAT</w:t>
+            </w:r>
+          </w:p>
+        </w:tc>
+        <w:tc>
+          <w:tcPr>
+            <w:tcW w:type="dxa" w:w="7370"/>
+          </w:tcPr>
+          <w:p>
+            <w:r/>
+            <w:r>
+              <w:rPr>
+                <w:sz w:val="16"/>
+              </w:rPr>
+              <w:t>Base de dados estatísticos da OIT</w:t>
+            </w:r>
+          </w:p>
+        </w:tc>
+      </w:tr>
+      <w:tr>
+        <w:tc>
+          <w:tcPr>
+            <w:tcW w:type="dxa" w:w="1417"/>
+            <w:shd w:val="clear" w:color="auto" w:fill="EEF2F7"/>
+          </w:tcPr>
+          <w:p>
+            <w:r/>
+            <w:r>
+              <w:rPr>
+                <w:sz w:val="16"/>
+              </w:rPr>
               <w:t>INE</w:t>
             </w:r>
           </w:p>
@@ -17339,6 +17556,7 @@
         <w:tc>
           <w:tcPr>
             <w:tcW w:type="dxa" w:w="7370"/>
+            <w:shd w:val="clear" w:color="auto" w:fill="EEF2F7"/>
           </w:tcPr>
           <w:p>
             <w:r/>
@@ -17355,7 +17573,6 @@
         <w:tc>
           <w:tcPr>
             <w:tcW w:type="dxa" w:w="1417"/>
-            <w:shd w:val="clear" w:color="auto" w:fill="EEF2F7"/>
           </w:tcPr>
           <w:p>
             <w:r/>
@@ -17370,7 +17587,6 @@
         <w:tc>
           <w:tcPr>
             <w:tcW w:type="dxa" w:w="7370"/>
-            <w:shd w:val="clear" w:color="auto" w:fill="EEF2F7"/>
           </w:tcPr>
           <w:p>
             <w:r/>
@@ -17387,6 +17603,7 @@
         <w:tc>
           <w:tcPr>
             <w:tcW w:type="dxa" w:w="1417"/>
+            <w:shd w:val="clear" w:color="auto" w:fill="EEF2F7"/>
           </w:tcPr>
           <w:p>
             <w:r/>
@@ -17401,6 +17618,7 @@
         <w:tc>
           <w:tcPr>
             <w:tcW w:type="dxa" w:w="7370"/>
+            <w:shd w:val="clear" w:color="auto" w:fill="EEF2F7"/>
           </w:tcPr>
           <w:p>
             <w:r/>
@@ -17417,6 +17635,36 @@
         <w:tc>
           <w:tcPr>
             <w:tcW w:type="dxa" w:w="1417"/>
+          </w:tcPr>
+          <w:p>
+            <w:r/>
+            <w:r>
+              <w:rPr>
+                <w:sz w:val="16"/>
+              </w:rPr>
+              <w:t>IPCN</w:t>
+            </w:r>
+          </w:p>
+        </w:tc>
+        <w:tc>
+          <w:tcPr>
+            <w:tcW w:type="dxa" w:w="7370"/>
+          </w:tcPr>
+          <w:p>
+            <w:r/>
+            <w:r>
+              <w:rPr>
+                <w:sz w:val="16"/>
+              </w:rPr>
+              <w:t>Índice de Preços no Consumidor Nacional (INE)</w:t>
+            </w:r>
+          </w:p>
+        </w:tc>
+      </w:tr>
+      <w:tr>
+        <w:tc>
+          <w:tcPr>
+            <w:tcW w:type="dxa" w:w="1417"/>
             <w:shd w:val="clear" w:color="auto" w:fill="EEF2F7"/>
           </w:tcPr>
           <w:p>
@@ -17456,6 +17704,37 @@
               <w:rPr>
                 <w:sz w:val="16"/>
               </w:rPr>
+              <w:t>JMP</w:t>
+            </w:r>
+          </w:p>
+        </w:tc>
+        <w:tc>
+          <w:tcPr>
+            <w:tcW w:type="dxa" w:w="7370"/>
+          </w:tcPr>
+          <w:p>
+            <w:r/>
+            <w:r>
+              <w:rPr>
+                <w:sz w:val="16"/>
+              </w:rPr>
+              <w:t>Joint Monitoring Programme for Water Supply, Sanitation and Hygiene (OMS/UNICEF)</w:t>
+            </w:r>
+          </w:p>
+        </w:tc>
+      </w:tr>
+      <w:tr>
+        <w:tc>
+          <w:tcPr>
+            <w:tcW w:type="dxa" w:w="1417"/>
+            <w:shd w:val="clear" w:color="auto" w:fill="EEF2F7"/>
+          </w:tcPr>
+          <w:p>
+            <w:r/>
+            <w:r>
+              <w:rPr>
+                <w:sz w:val="16"/>
+              </w:rPr>
               <w:t>JRC</w:t>
             </w:r>
           </w:p>
@@ -17463,6 +17742,7 @@
         <w:tc>
           <w:tcPr>
             <w:tcW w:type="dxa" w:w="7370"/>
+            <w:shd w:val="clear" w:color="auto" w:fill="EEF2F7"/>
           </w:tcPr>
           <w:p>
             <w:r/>
@@ -17479,7 +17759,6 @@
         <w:tc>
           <w:tcPr>
             <w:tcW w:type="dxa" w:w="1417"/>
-            <w:shd w:val="clear" w:color="auto" w:fill="EEF2F7"/>
           </w:tcPr>
           <w:p>
             <w:r/>
@@ -17494,7 +17773,6 @@
         <w:tc>
           <w:tcPr>
             <w:tcW w:type="dxa" w:w="7370"/>
-            <w:shd w:val="clear" w:color="auto" w:fill="EEF2F7"/>
           </w:tcPr>
           <w:p>
             <w:r/>
@@ -17511,6 +17789,69 @@
         <w:tc>
           <w:tcPr>
             <w:tcW w:type="dxa" w:w="1417"/>
+            <w:shd w:val="clear" w:color="auto" w:fill="EEF2F7"/>
+          </w:tcPr>
+          <w:p>
+            <w:r/>
+            <w:r>
+              <w:rPr>
+                <w:sz w:val="16"/>
+              </w:rPr>
+              <w:t>MASFAMU</w:t>
+            </w:r>
+          </w:p>
+        </w:tc>
+        <w:tc>
+          <w:tcPr>
+            <w:tcW w:type="dxa" w:w="7370"/>
+            <w:shd w:val="clear" w:color="auto" w:fill="EEF2F7"/>
+          </w:tcPr>
+          <w:p>
+            <w:r/>
+            <w:r>
+              <w:rPr>
+                <w:sz w:val="16"/>
+              </w:rPr>
+              <w:t>Ministério da Acção Social, Família e Promoção da Mulher</w:t>
+            </w:r>
+          </w:p>
+        </w:tc>
+      </w:tr>
+      <w:tr>
+        <w:tc>
+          <w:tcPr>
+            <w:tcW w:type="dxa" w:w="1417"/>
+          </w:tcPr>
+          <w:p>
+            <w:r/>
+            <w:r>
+              <w:rPr>
+                <w:sz w:val="16"/>
+              </w:rPr>
+              <w:t>MEP</w:t>
+            </w:r>
+          </w:p>
+        </w:tc>
+        <w:tc>
+          <w:tcPr>
+            <w:tcW w:type="dxa" w:w="7370"/>
+          </w:tcPr>
+          <w:p>
+            <w:r/>
+            <w:r>
+              <w:rPr>
+                <w:sz w:val="16"/>
+              </w:rPr>
+              <w:t>Ministério da Economia e Planeamento (designação anterior)</w:t>
+            </w:r>
+          </w:p>
+        </w:tc>
+      </w:tr>
+      <w:tr>
+        <w:tc>
+          <w:tcPr>
+            <w:tcW w:type="dxa" w:w="1417"/>
+            <w:shd w:val="clear" w:color="auto" w:fill="EEF2F7"/>
           </w:tcPr>
           <w:p>
             <w:r/>
@@ -17525,6 +17866,7 @@
         <w:tc>
           <w:tcPr>
             <w:tcW w:type="dxa" w:w="7370"/>
+            <w:shd w:val="clear" w:color="auto" w:fill="EEF2F7"/>
           </w:tcPr>
           <w:p>
             <w:r/>
@@ -17541,7 +17883,6 @@
         <w:tc>
           <w:tcPr>
             <w:tcW w:type="dxa" w:w="1417"/>
-            <w:shd w:val="clear" w:color="auto" w:fill="EEF2F7"/>
           </w:tcPr>
           <w:p>
             <w:r/>
@@ -17556,7 +17897,6 @@
         <w:tc>
           <w:tcPr>
             <w:tcW w:type="dxa" w:w="7370"/>
-            <w:shd w:val="clear" w:color="auto" w:fill="EEF2F7"/>
           </w:tcPr>
           <w:p>
             <w:r/>
@@ -17573,6 +17913,7 @@
         <w:tc>
           <w:tcPr>
             <w:tcW w:type="dxa" w:w="1417"/>
+            <w:shd w:val="clear" w:color="auto" w:fill="EEF2F7"/>
           </w:tcPr>
           <w:p>
             <w:r/>
@@ -17587,6 +17928,7 @@
         <w:tc>
           <w:tcPr>
             <w:tcW w:type="dxa" w:w="7370"/>
+            <w:shd w:val="clear" w:color="auto" w:fill="EEF2F7"/>
           </w:tcPr>
           <w:p>
             <w:r/>
@@ -17603,7 +17945,6 @@
         <w:tc>
           <w:tcPr>
             <w:tcW w:type="dxa" w:w="1417"/>
-            <w:shd w:val="clear" w:color="auto" w:fill="EEF2F7"/>
           </w:tcPr>
           <w:p>
             <w:r/>
@@ -17618,7 +17959,6 @@
         <w:tc>
           <w:tcPr>
             <w:tcW w:type="dxa" w:w="7370"/>
-            <w:shd w:val="clear" w:color="auto" w:fill="EEF2F7"/>
           </w:tcPr>
           <w:p>
             <w:r/>
@@ -17635,6 +17975,38 @@
         <w:tc>
           <w:tcPr>
             <w:tcW w:type="dxa" w:w="1417"/>
+            <w:shd w:val="clear" w:color="auto" w:fill="EEF2F7"/>
+          </w:tcPr>
+          <w:p>
+            <w:r/>
+            <w:r>
+              <w:rPr>
+                <w:sz w:val="16"/>
+              </w:rPr>
+              <w:t>MINTRANS</w:t>
+            </w:r>
+          </w:p>
+        </w:tc>
+        <w:tc>
+          <w:tcPr>
+            <w:tcW w:type="dxa" w:w="7370"/>
+            <w:shd w:val="clear" w:color="auto" w:fill="EEF2F7"/>
+          </w:tcPr>
+          <w:p>
+            <w:r/>
+            <w:r>
+              <w:rPr>
+                <w:sz w:val="16"/>
+              </w:rPr>
+              <w:t>Ministério dos Transportes</w:t>
+            </w:r>
+          </w:p>
+        </w:tc>
+      </w:tr>
+      <w:tr>
+        <w:tc>
+          <w:tcPr>
+            <w:tcW w:type="dxa" w:w="1417"/>
           </w:tcPr>
           <w:p>
             <w:r/>
@@ -17704,6 +18076,37 @@
               <w:rPr>
                 <w:sz w:val="16"/>
               </w:rPr>
+              <w:t>OGE</w:t>
+            </w:r>
+          </w:p>
+        </w:tc>
+        <w:tc>
+          <w:tcPr>
+            <w:tcW w:type="dxa" w:w="7370"/>
+          </w:tcPr>
+          <w:p>
+            <w:r/>
+            <w:r>
+              <w:rPr>
+                <w:sz w:val="16"/>
+              </w:rPr>
+              <w:t>Orçamento Geral do Estado</w:t>
+            </w:r>
+          </w:p>
+        </w:tc>
+      </w:tr>
+      <w:tr>
+        <w:tc>
+          <w:tcPr>
+            <w:tcW w:type="dxa" w:w="1417"/>
+            <w:shd w:val="clear" w:color="auto" w:fill="EEF2F7"/>
+          </w:tcPr>
+          <w:p>
+            <w:r/>
+            <w:r>
+              <w:rPr>
+                <w:sz w:val="16"/>
+              </w:rPr>
               <w:t>OIT</w:t>
             </w:r>
           </w:p>
@@ -17711,6 +18114,7 @@
         <w:tc>
           <w:tcPr>
             <w:tcW w:type="dxa" w:w="7370"/>
+            <w:shd w:val="clear" w:color="auto" w:fill="EEF2F7"/>
           </w:tcPr>
           <w:p>
             <w:r/>
@@ -17727,7 +18131,6 @@
         <w:tc>
           <w:tcPr>
             <w:tcW w:type="dxa" w:w="1417"/>
-            <w:shd w:val="clear" w:color="auto" w:fill="EEF2F7"/>
           </w:tcPr>
           <w:p>
             <w:r/>
@@ -17742,7 +18145,6 @@
         <w:tc>
           <w:tcPr>
             <w:tcW w:type="dxa" w:w="7370"/>
-            <w:shd w:val="clear" w:color="auto" w:fill="EEF2F7"/>
           </w:tcPr>
           <w:p>
             <w:r/>
@@ -17759,6 +18161,69 @@
         <w:tc>
           <w:tcPr>
             <w:tcW w:type="dxa" w:w="1417"/>
+            <w:shd w:val="clear" w:color="auto" w:fill="EEF2F7"/>
+          </w:tcPr>
+          <w:p>
+            <w:r/>
+            <w:r>
+              <w:rPr>
+                <w:sz w:val="16"/>
+              </w:rPr>
+              <w:t>PAE</w:t>
+            </w:r>
+          </w:p>
+        </w:tc>
+        <w:tc>
+          <w:tcPr>
+            <w:tcW w:type="dxa" w:w="7370"/>
+            <w:shd w:val="clear" w:color="auto" w:fill="EEF2F7"/>
+          </w:tcPr>
+          <w:p>
+            <w:r/>
+            <w:r>
+              <w:rPr>
+                <w:sz w:val="16"/>
+              </w:rPr>
+              <w:t>Plano Anual de Endividamento (MINFIN)</w:t>
+            </w:r>
+          </w:p>
+        </w:tc>
+      </w:tr>
+      <w:tr>
+        <w:tc>
+          <w:tcPr>
+            <w:tcW w:type="dxa" w:w="1417"/>
+          </w:tcPr>
+          <w:p>
+            <w:r/>
+            <w:r>
+              <w:rPr>
+                <w:sz w:val="16"/>
+              </w:rPr>
+              <w:t>PCI</w:t>
+            </w:r>
+          </w:p>
+        </w:tc>
+        <w:tc>
+          <w:tcPr>
+            <w:tcW w:type="dxa" w:w="7370"/>
+          </w:tcPr>
+          <w:p>
+            <w:r/>
+            <w:r>
+              <w:rPr>
+                <w:sz w:val="16"/>
+              </w:rPr>
+              <w:t>Productive Capacities Index (UNCTAD)</w:t>
+            </w:r>
+          </w:p>
+        </w:tc>
+      </w:tr>
+      <w:tr>
+        <w:tc>
+          <w:tcPr>
+            <w:tcW w:type="dxa" w:w="1417"/>
+            <w:shd w:val="clear" w:color="auto" w:fill="EEF2F7"/>
           </w:tcPr>
           <w:p>
             <w:r/>
@@ -17773,6 +18238,7 @@
         <w:tc>
           <w:tcPr>
             <w:tcW w:type="dxa" w:w="7370"/>
+            <w:shd w:val="clear" w:color="auto" w:fill="EEF2F7"/>
           </w:tcPr>
           <w:p>
             <w:r/>
@@ -17789,7 +18255,6 @@
         <w:tc>
           <w:tcPr>
             <w:tcW w:type="dxa" w:w="1417"/>
-            <w:shd w:val="clear" w:color="auto" w:fill="EEF2F7"/>
           </w:tcPr>
           <w:p>
             <w:r/>
@@ -17804,7 +18269,6 @@
         <w:tc>
           <w:tcPr>
             <w:tcW w:type="dxa" w:w="7370"/>
-            <w:shd w:val="clear" w:color="auto" w:fill="EEF2F7"/>
           </w:tcPr>
           <w:p>
             <w:r/>
@@ -17821,6 +18285,7 @@
         <w:tc>
           <w:tcPr>
             <w:tcW w:type="dxa" w:w="1417"/>
+            <w:shd w:val="clear" w:color="auto" w:fill="EEF2F7"/>
           </w:tcPr>
           <w:p>
             <w:r/>
@@ -17835,6 +18300,7 @@
         <w:tc>
           <w:tcPr>
             <w:tcW w:type="dxa" w:w="7370"/>
+            <w:shd w:val="clear" w:color="auto" w:fill="EEF2F7"/>
           </w:tcPr>
           <w:p>
             <w:r/>
@@ -17851,6 +18317,36 @@
         <w:tc>
           <w:tcPr>
             <w:tcW w:type="dxa" w:w="1417"/>
+          </w:tcPr>
+          <w:p>
+            <w:r/>
+            <w:r>
+              <w:rPr>
+                <w:sz w:val="16"/>
+              </w:rPr>
+              <w:t>PIP (investimento)</w:t>
+            </w:r>
+          </w:p>
+        </w:tc>
+        <w:tc>
+          <w:tcPr>
+            <w:tcW w:type="dxa" w:w="7370"/>
+          </w:tcPr>
+          <w:p>
+            <w:r/>
+            <w:r>
+              <w:rPr>
+                <w:sz w:val="16"/>
+              </w:rPr>
+              <w:t>Programa de Investimento Público</w:t>
+            </w:r>
+          </w:p>
+        </w:tc>
+      </w:tr>
+      <w:tr>
+        <w:tc>
+          <w:tcPr>
+            <w:tcW w:type="dxa" w:w="1417"/>
             <w:shd w:val="clear" w:color="auto" w:fill="EEF2F7"/>
           </w:tcPr>
           <w:p>
@@ -17890,6 +18386,37 @@
               <w:rPr>
                 <w:sz w:val="16"/>
               </w:rPr>
+              <w:t>RBPDN</w:t>
+            </w:r>
+          </w:p>
+        </w:tc>
+        <w:tc>
+          <w:tcPr>
+            <w:tcW w:type="dxa" w:w="7370"/>
+          </w:tcPr>
+          <w:p>
+            <w:r/>
+            <w:r>
+              <w:rPr>
+                <w:sz w:val="16"/>
+              </w:rPr>
+              <w:t>Relatório de Balanço do PDN (MINPLAN)</w:t>
+            </w:r>
+          </w:p>
+        </w:tc>
+      </w:tr>
+      <w:tr>
+        <w:tc>
+          <w:tcPr>
+            <w:tcW w:type="dxa" w:w="1417"/>
+            <w:shd w:val="clear" w:color="auto" w:fill="EEF2F7"/>
+          </w:tcPr>
+          <w:p>
+            <w:r/>
+            <w:r>
+              <w:rPr>
+                <w:sz w:val="16"/>
+              </w:rPr>
               <w:t>RNB</w:t>
             </w:r>
           </w:p>
@@ -17897,6 +18424,7 @@
         <w:tc>
           <w:tcPr>
             <w:tcW w:type="dxa" w:w="7370"/>
+            <w:shd w:val="clear" w:color="auto" w:fill="EEF2F7"/>
           </w:tcPr>
           <w:p>
             <w:r/>
@@ -17913,7 +18441,68 @@
         <w:tc>
           <w:tcPr>
             <w:tcW w:type="dxa" w:w="1417"/>
-            <w:shd w:val="clear" w:color="auto" w:fill="EEF2F7"/>
+          </w:tcPr>
+          <w:p>
+            <w:r/>
+            <w:r>
+              <w:rPr>
+                <w:sz w:val="16"/>
+              </w:rPr>
+              <w:t>RSF</w:t>
+            </w:r>
+          </w:p>
+        </w:tc>
+        <w:tc>
+          <w:tcPr>
+            <w:tcW w:type="dxa" w:w="7370"/>
+          </w:tcPr>
+          <w:p>
+            <w:r/>
+            <w:r>
+              <w:rPr>
+                <w:sz w:val="16"/>
+              </w:rPr>
+              <w:t>Repórteres Sem Fronteiras</w:t>
+            </w:r>
+          </w:p>
+        </w:tc>
+      </w:tr>
+      <w:tr>
+        <w:tc>
+          <w:tcPr>
+            <w:tcW w:type="dxa" w:w="1417"/>
+            <w:shd w:val="clear" w:color="auto" w:fill="EEF2F7"/>
+          </w:tcPr>
+          <w:p>
+            <w:r/>
+            <w:r>
+              <w:rPr>
+                <w:sz w:val="16"/>
+              </w:rPr>
+              <w:t>SOFI</w:t>
+            </w:r>
+          </w:p>
+        </w:tc>
+        <w:tc>
+          <w:tcPr>
+            <w:tcW w:type="dxa" w:w="7370"/>
+            <w:shd w:val="clear" w:color="auto" w:fill="EEF2F7"/>
+          </w:tcPr>
+          <w:p>
+            <w:r/>
+            <w:r>
+              <w:rPr>
+                <w:sz w:val="16"/>
+              </w:rPr>
+              <w:t>The State of Food Security and Nutrition in the World (FAO)</w:t>
+            </w:r>
+          </w:p>
+        </w:tc>
+      </w:tr>
+      <w:tr>
+        <w:tc>
+          <w:tcPr>
+            <w:tcW w:type="dxa" w:w="1417"/>
           </w:tcPr>
           <w:p>
             <w:r/>
@@ -17928,7 +18517,6 @@
         <w:tc>
           <w:tcPr>
             <w:tcW w:type="dxa" w:w="7370"/>
-            <w:shd w:val="clear" w:color="auto" w:fill="EEF2F7"/>
           </w:tcPr>
           <w:p>
             <w:r/>
@@ -17945,6 +18533,7 @@
         <w:tc>
           <w:tcPr>
             <w:tcW w:type="dxa" w:w="1417"/>
+            <w:shd w:val="clear" w:color="auto" w:fill="EEF2F7"/>
           </w:tcPr>
           <w:p>
             <w:r/>
@@ -17959,6 +18548,7 @@
         <w:tc>
           <w:tcPr>
             <w:tcW w:type="dxa" w:w="7370"/>
+            <w:shd w:val="clear" w:color="auto" w:fill="EEF2F7"/>
           </w:tcPr>
           <w:p>
             <w:r/>
@@ -17975,6 +18565,36 @@
         <w:tc>
           <w:tcPr>
             <w:tcW w:type="dxa" w:w="1417"/>
+          </w:tcPr>
+          <w:p>
+            <w:r/>
+            <w:r>
+              <w:rPr>
+                <w:sz w:val="16"/>
+              </w:rPr>
+              <w:t>UIS</w:t>
+            </w:r>
+          </w:p>
+        </w:tc>
+        <w:tc>
+          <w:tcPr>
+            <w:tcW w:type="dxa" w:w="7370"/>
+          </w:tcPr>
+          <w:p>
+            <w:r/>
+            <w:r>
+              <w:rPr>
+                <w:sz w:val="16"/>
+              </w:rPr>
+              <w:t>UNESCO Institute for Statistics</w:t>
+            </w:r>
+          </w:p>
+        </w:tc>
+      </w:tr>
+      <w:tr>
+        <w:tc>
+          <w:tcPr>
+            <w:tcW w:type="dxa" w:w="1417"/>
             <w:shd w:val="clear" w:color="auto" w:fill="EEF2F7"/>
           </w:tcPr>
           <w:p>
@@ -18153,6 +18773,68 @@
                 <w:sz w:val="16"/>
               </w:rPr>
               <w:t>Worldwide Governance Indicators (Banco Mundial)</w:t>
+            </w:r>
+          </w:p>
+        </w:tc>
+      </w:tr>
+      <w:tr>
+        <w:tc>
+          <w:tcPr>
+            <w:tcW w:type="dxa" w:w="1417"/>
+            <w:shd w:val="clear" w:color="auto" w:fill="EEF2F7"/>
+          </w:tcPr>
+          <w:p>
+            <w:r/>
+            <w:r>
+              <w:rPr>
+                <w:sz w:val="16"/>
+              </w:rPr>
+              <w:t>WPP</w:t>
+            </w:r>
+          </w:p>
+        </w:tc>
+        <w:tc>
+          <w:tcPr>
+            <w:tcW w:type="dxa" w:w="7370"/>
+            <w:shd w:val="clear" w:color="auto" w:fill="EEF2F7"/>
+          </w:tcPr>
+          <w:p>
+            <w:r/>
+            <w:r>
+              <w:rPr>
+                <w:sz w:val="16"/>
+              </w:rPr>
+              <w:t>World Population Prospects (Nações Unidas)</w:t>
+            </w:r>
+          </w:p>
+        </w:tc>
+      </w:tr>
+      <w:tr>
+        <w:tc>
+          <w:tcPr>
+            <w:tcW w:type="dxa" w:w="1417"/>
+          </w:tcPr>
+          <w:p>
+            <w:r/>
+            <w:r>
+              <w:rPr>
+                <w:sz w:val="16"/>
+              </w:rPr>
+              <w:t>WUENIC</w:t>
+            </w:r>
+          </w:p>
+        </w:tc>
+        <w:tc>
+          <w:tcPr>
+            <w:tcW w:type="dxa" w:w="7370"/>
+          </w:tcPr>
+          <w:p>
+            <w:r/>
+            <w:r>
+              <w:rPr>
+                <w:sz w:val="16"/>
+              </w:rPr>
+              <w:t>WHO/UNICEF Estimates of National Immunization Coverage</w:t>
             </w:r>
           </w:p>
         </w:tc>
@@ -18330,7 +19012,7 @@
               <w:rPr>
                 <w:sz w:val="16"/>
               </w:rPr>
-              <w:t>19</w:t>
+              <w:t>21</w:t>
             </w:r>
           </w:p>
         </w:tc>
@@ -18345,7 +19027,7 @@
               <w:rPr>
                 <w:sz w:val="16"/>
               </w:rPr>
-              <w:t>DIV017; GOV004; GOV008; GOV02; GOV03; GOV05; GOV06; HUM010; INC001; INC028; INC029; INC030; MAC003; MAC014; MAC016; MAC019; MAC020; SAU004; SAU029</w:t>
+              <w:t>DIV017; GOV004; GOV008; GOV02; GOV03; GOV05; GOV06; HUM010; HUM025; INC006; INC028; INC029; INC030; MAC003; MAC014; MAC016; MAC019; MAC020; SAU004; SAU029</w:t>
             </w:r>
           </w:p>
         </w:tc>
@@ -18378,6 +19060,103 @@
               <w:rPr>
                 <w:sz w:val="16"/>
               </w:rPr>
+              <w:t>8</w:t>
+            </w:r>
+          </w:p>
+        </w:tc>
+        <w:tc>
+          <w:tcPr>
+            <w:tcW w:type="dxa" w:w="6520"/>
+          </w:tcPr>
+          <w:p>
+            <w:r/>
+            <w:r>
+              <w:rPr>
+                <w:sz w:val="16"/>
+              </w:rPr>
+              <w:t>INC001; LAB004; LAB005; MAC001; MAC004; MAC005; MAC027; SAU003</w:t>
+            </w:r>
+          </w:p>
+        </w:tc>
+      </w:tr>
+      <w:tr>
+        <w:tc>
+          <w:tcPr>
+            <w:tcW w:type="dxa" w:w="2268"/>
+            <w:shd w:val="clear" w:color="auto" w:fill="EEF2F7"/>
+          </w:tcPr>
+          <w:p>
+            <w:r/>
+            <w:r>
+              <w:rPr>
+                <w:sz w:val="16"/>
+              </w:rPr>
+              <w:t>Meta</w:t>
+            </w:r>
+          </w:p>
+        </w:tc>
+        <w:tc>
+          <w:tcPr>
+            <w:tcW w:type="dxa" w:w="850"/>
+            <w:shd w:val="clear" w:color="auto" w:fill="EEF2F7"/>
+          </w:tcPr>
+          <w:p>
+            <w:pPr>
+              <w:jc w:val="right"/>
+            </w:pPr>
+            <w:r/>
+            <w:r>
+              <w:rPr>
+                <w:sz w:val="16"/>
+              </w:rPr>
+              <w:t>46</w:t>
+            </w:r>
+          </w:p>
+        </w:tc>
+        <w:tc>
+          <w:tcPr>
+            <w:tcW w:type="dxa" w:w="6520"/>
+            <w:shd w:val="clear" w:color="auto" w:fill="EEF2F7"/>
+          </w:tcPr>
+          <w:p>
+            <w:r/>
+            <w:r>
+              <w:rPr>
+                <w:sz w:val="16"/>
+              </w:rPr>
+              <w:t>DIV015; DIV017; GOV004; GOV008; GOV01; GOV02; GOV027; GOV03; GOV05; GOV06; HUM002; HUM003; HUM004; HUM006; HUM018; HUM024; HUM025; HUM030; INC001; INC006; INF001; INF002; INF003; INF016; LAB002; LAB004; LAB005; LAB018; MAC001; MAC004; MAC006; MAC010; MAC013; MAC014; MAC016; MAC028; MAC029; MAC033; MAC039; SAU003; SAU004; SAU006; SAU020; SAU021; SAU029; SAU04</w:t>
+            </w:r>
+          </w:p>
+        </w:tc>
+      </w:tr>
+      <w:tr>
+        <w:tc>
+          <w:tcPr>
+            <w:tcW w:type="dxa" w:w="2268"/>
+          </w:tcPr>
+          <w:p>
+            <w:r/>
+            <w:r>
+              <w:rPr>
+                <w:sz w:val="16"/>
+              </w:rPr>
+              <w:t>Novo indicador</w:t>
+            </w:r>
+          </w:p>
+        </w:tc>
+        <w:tc>
+          <w:tcPr>
+            <w:tcW w:type="dxa" w:w="850"/>
+          </w:tcPr>
+          <w:p>
+            <w:pPr>
+              <w:jc w:val="right"/>
+            </w:pPr>
+            <w:r/>
+            <w:r>
+              <w:rPr>
+                <w:sz w:val="16"/>
+              </w:rPr>
               <w:t>7</w:t>
             </w:r>
           </w:p>
@@ -18392,7 +19171,7 @@
               <w:rPr>
                 <w:sz w:val="16"/>
               </w:rPr>
-              <w:t>LAB004; LAB005; MAC001; MAC004; MAC005; MAC027; SAU003</w:t>
+              <w:t>INC031; INC032; INC033; LAB028; LAB029; LAB030; LAB031</w:t>
             </w:r>
           </w:p>
         </w:tc>
@@ -18409,7 +19188,7 @@
               <w:rPr>
                 <w:sz w:val="16"/>
               </w:rPr>
-              <w:t>Meta</w:t>
+              <w:t>Metas 2027 alteradas</w:t>
             </w:r>
           </w:p>
         </w:tc>
@@ -18427,7 +19206,7 @@
               <w:rPr>
                 <w:sz w:val="16"/>
               </w:rPr>
-              <w:t>44</w:t>
+              <w:t>46</w:t>
             </w:r>
           </w:p>
         </w:tc>
@@ -18442,104 +19221,7 @@
               <w:rPr>
                 <w:sz w:val="16"/>
               </w:rPr>
-              <w:t>DIV015; DIV017; GOV004; GOV008; GOV01; GOV02; GOV027; GOV03; GOV05; GOV06; HUM002; HUM003; HUM004; HUM006; HUM018; HUM024; HUM025; HUM030; INC001; INC006; INF001; INF002; INF003; INF016; LAB002; LAB004; LAB005; LAB018; MAC001; MAC004; MAC006; MAC010; MAC013; MAC014; MAC016; MAC028; MAC029; MAC033; MAC039; SAU003; SAU004; SAU020; SAU029; SAU04</w:t>
-            </w:r>
-          </w:p>
-        </w:tc>
-      </w:tr>
-      <w:tr>
-        <w:tc>
-          <w:tcPr>
-            <w:tcW w:type="dxa" w:w="2268"/>
-          </w:tcPr>
-          <w:p>
-            <w:r/>
-            <w:r>
-              <w:rPr>
-                <w:sz w:val="16"/>
-              </w:rPr>
-              <w:t>Novo indicador</w:t>
-            </w:r>
-          </w:p>
-        </w:tc>
-        <w:tc>
-          <w:tcPr>
-            <w:tcW w:type="dxa" w:w="850"/>
-          </w:tcPr>
-          <w:p>
-            <w:pPr>
-              <w:jc w:val="right"/>
-            </w:pPr>
-            <w:r/>
-            <w:r>
-              <w:rPr>
-                <w:sz w:val="16"/>
-              </w:rPr>
-              <w:t>7</w:t>
-            </w:r>
-          </w:p>
-        </w:tc>
-        <w:tc>
-          <w:tcPr>
-            <w:tcW w:type="dxa" w:w="6520"/>
-          </w:tcPr>
-          <w:p>
-            <w:r/>
-            <w:r>
-              <w:rPr>
-                <w:sz w:val="16"/>
-              </w:rPr>
-              <w:t>INC031; INC032; INC033; LAB028; LAB029; LAB030; LAB031</w:t>
-            </w:r>
-          </w:p>
-        </w:tc>
-      </w:tr>
-      <w:tr>
-        <w:tc>
-          <w:tcPr>
-            <w:tcW w:type="dxa" w:w="2268"/>
-            <w:shd w:val="clear" w:color="auto" w:fill="EEF2F7"/>
-          </w:tcPr>
-          <w:p>
-            <w:r/>
-            <w:r>
-              <w:rPr>
-                <w:sz w:val="16"/>
-              </w:rPr>
-              <w:t>Metas 2027 alteradas</w:t>
-            </w:r>
-          </w:p>
-        </w:tc>
-        <w:tc>
-          <w:tcPr>
-            <w:tcW w:type="dxa" w:w="850"/>
-            <w:shd w:val="clear" w:color="auto" w:fill="EEF2F7"/>
-          </w:tcPr>
-          <w:p>
-            <w:pPr>
-              <w:jc w:val="right"/>
-            </w:pPr>
-            <w:r/>
-            <w:r>
-              <w:rPr>
-                <w:sz w:val="16"/>
-              </w:rPr>
-              <w:t>44</w:t>
-            </w:r>
-          </w:p>
-        </w:tc>
-        <w:tc>
-          <w:tcPr>
-            <w:tcW w:type="dxa" w:w="6520"/>
-            <w:shd w:val="clear" w:color="auto" w:fill="EEF2F7"/>
-          </w:tcPr>
-          <w:p>
-            <w:r/>
-            <w:r>
-              <w:rPr>
-                <w:sz w:val="16"/>
-              </w:rPr>
-              <w:t>PDN (convertida de escala/unidade): 9; PDN (valor directo): 7; Sem meta comparável: 7; Operacional (mantida/ajustada): 1; MINPLAN (meta anual 2025, proxy): 1; PDN (transposta à base da série): 19</w:t>
+              <w:t>PDN (convertida de escala/unidade): 7; PDN (valor directo): 7; Sem meta comparável: 8; Operacional (mantida/ajustada): 1; PDN (transposta à base da série): 21; MINPLAN (meta anual 2025, proxy): 2</w:t>
             </w:r>
           </w:p>
         </w:tc>

--- a/Versão Final/Finalíssima/files/IGDA_BDA_Nota_Metodologica_v8.docx
+++ b/Versão Final/Finalíssima/files/IGDA_BDA_Nota_Metodologica_v8.docx
@@ -2633,7 +2633,7 @@
         <w:t xml:space="preserve">3.  Alinhamento das metas 2027 com o PDN. </w:t>
       </w:r>
       <w:r>
-        <w:t>46 metas foram revistas, em seis categorias identificadas na nova coluna 'Origem da Meta 2027' (entre parênteses rectos). 7 fixadas directamente nos valores quantificados do PDN, quando a base coincide com a série, o indicador é o do próprio PDN ou a série não permite confrontar a base (Percepção da Corrupção [GOV01], Crescimento do PIB [MAC001], Crescimento do PIB (INE) [MAC028], PIB não petrolífero [MAC014], PIB não petrolífero [DIV017], Matrícula no primário [HUM004], Pobreza 2,15 USD [INC001]). 21 transpostas à base da própria série: quando a base 2022 do PDN não coincide com o valor 2022 da série (fonte, definição ou vintage distintos), aplica-se ao valor 2022 da série a variação do PDN — aditiva para níveis e proporções, relativa para taxas de mortalidade e de desemprego e para o rácio da dívida; quando a série não tem observação em 2022 usa-se a observação mais próxima (HUM003 2023; HUM024 2021; INC006 2018; HUM025 e SAU029 2024) e a variação é aplicada integralmente; o emprego informal (LAB004) é o complemento (100 − meta transposta da formalização); as metas em % do PIB não petrolífero (DIV015, MAC013) são primeiro convertidas para % do PIB (peso não petrolífero ≈80%) e depois transpostas. Exemplos: mortalidade de menores de 5 anos, PDN 69 → 51 sobre a série IGME de 51,9 dá 38,4; electrificação, PDN 43 → 49 sobre 48,5 dá 54,5; dívida pública, PDN 66 → 60 sobre a série FMI de 57,4 dá 52,2. 7 convertidas de escala: as metas do PDN em percentis dos Worldwide Governance Indicators foram convertidas para a escala de estimativas pela fórmula do quadro seguinte, e o IDE não petrolífero de % do PIB não petrolífero para % do PIB. 2 tomadas do Balanço anual do PDN (MINPLAN/MINSA), cujas metas anuais de 2025 são usadas como proxy de 2027 e transpostas à série do índice (Cobertura vacinal 64; Incidência de malária 219), porque os registos administrativos do MINSA e as estimativas OMS/UNICEF usadas no índice não são directamente comparáveis. 1 operacional ajustada (escolaridade obrigatória 9 → 10 anos). 8 removidas por o conceito do PDN não ser comparável com a série ou por a meta anterior estar fora das fronteiras (Liberdade de imprensa (RSF) [GOV027], Dívida externa pública [MAC029], Dívida externa total [MAC039], IDE líquido (% PIB) [MAC010], IDE líquido (BNA) [MAC033], Alfabetização feminina [HUM018], Electricidade renovável [INF016], Mortes por malária [SAU021]). A meta da dívida (60% do PIB) já constava da v7, mas em perímetro e base do PIB distintos dos da série FMI, pelo que foi transposta. Onde o PDN não fixa meta comparável, a meta operacional da v7 foi mantida e identificada como tal. A coluna 'Meta 2027' não entra em nenhuma fórmula do construtor. Em 6 indicadores do índice (Esperança de vida [HUM002], Mortalidade infantil [HUM006], Mortalidade &lt; 5 anos [SAU04], Electrificação [INF001], Acesso a água potável [INF002], Taxa de desemprego [LAB002]) a última observação já atinge o valor absoluto do PDN mas não a meta transposta: a transposição é deliberadamente mais exigente porque preserva a variação, e não o nível, do plano. Entre os 41 indicadores do índice, 9 têm a meta 2027 já atingida na última observação (Crescimento do PIB [MAC001], Dívida Pública [MAC004], PIB não petrolífero [MAC014], Escolaridade obrigatória [HUM030], Mulheres no parlamento [INC06], Densidade rodoviária [INF006], Energia limpa para cozinhar [INF05], Participação feminina [LAB016], PIB não petrolífero [DIV017]) e 9 já a atingiam em 2015 (Inflação [MAC003], Dívida Pública [MAC004], Reservas Internacionais [MAC007], Mulheres no parlamento [INC06], Energia limpa para cozinhar [INF05], Participação feminina [LAB016], Desnutrição [SAU002], Incidência de malária [SAU020], Crédito ao sector privado [DIV015]) — sobretudo metas operacionais herdadas e trajectórias médias do PDN; a coluna documenta agora a origem de cada meta, mas não serve ainda de âncora a uma escala de progresso (Secção 11).</w:t>
+        <w:t>46 metas foram revistas, em seis categorias identificadas na nova coluna 'Origem da Meta 2027' (entre parênteses rectos). 7 fixadas directamente nos valores quantificados do PDN, quando a base coincide com a série, o indicador é o do próprio PDN ou a série não permite confrontar a base (Percepção da Corrupção [GOV01], Crescimento do PIB [MAC001], Crescimento do PIB (INE) [MAC028], PIB não petrolífero [MAC014], PIB não petrolífero [DIV017], Matrícula no primário [HUM004], Pobreza 2,15 USD [INC001]). 21 transpostas à base da própria série: quando a base 2022 do PDN não coincide com o valor 2022 da série (fonte, definição ou vintage distintos), aplica-se ao valor 2022 da série a variação do PDN — aditiva para níveis e proporções, relativa para taxas de mortalidade e de desemprego e para o rácio da dívida; quando a série não tem observação em 2022 usa-se a observação mais próxima (HUM003 2023; HUM024 2021; INC006 2018; HUM025 e SAU029 2024) e a variação é aplicada integralmente; o emprego informal (LAB004) é o complemento (100 − meta transposta da formalização); as metas em % do PIB não petrolífero (DIV015, MAC013) são primeiro convertidas para % do PIB (peso não petrolífero ≈80%) e depois transpostas. Exemplos: mortalidade de menores de 5 anos, PDN 69 → 51 sobre a série IGME de 51,9 dá 38,4; electrificação, PDN 43 → 49 sobre 48,5 dá 54,5; dívida pública, PDN 66 → 60 sobre a série FMI de 57,4 dá 52,2. 7 convertidas de escala: as metas do PDN em percentis dos Worldwide Governance Indicators foram convertidas para a escala de estimativas pela fórmula do quadro seguinte, e o IDE não petrolífero de % do PIB não petrolífero para % do PIB. 2 tomadas do Balanço anual do PDN (MINPLAN/MINSA), cujas metas anuais de 2025 são usadas como proxy de 2027 e transpostas à série do índice (Cobertura vacinal 64; Incidência de malária 219), porque os registos administrativos do MINSA e as estimativas OMS/UNICEF usadas no índice não são directamente comparáveis. 1 operacional ajustada (escolaridade obrigatória 9 → 10 anos). 8 removidas por o conceito do PDN não ser comparável com a série ou por a meta anterior estar fora das fronteiras (Liberdade de imprensa (RSF) [GOV027], Dívida externa pública [MAC029], Dívida externa total [MAC039], IDE líquido (% PIB) [MAC010], IDE líquido (BNA) [MAC033], Alfabetização feminina [HUM018], Electricidade renovável [INF016], Mortes por malária [SAU021]). A meta da dívida (60% do PIB) já constava da v7, mas em perímetro e base do PIB distintos dos da série FMI, pelo que foi transposta. Onde o PDN não fixa meta comparável, a meta operacional da v7 foi mantida e identificada como tal. A coluna 'Meta 2027' não entra em nenhuma fórmula do construtor. Em 6 indicadores do índice a última observação já atinge o valor nominal da meta do PDN mas não a meta transposta: Esperança de vida [HUM002] (vintage do mesmo conceito (UN WPP revisto)); Mortalidade infantil [HUM006] (vintage do mesmo conceito (IGME revisto)); Mortalidade &lt; 5 anos [SAU04] (vintage do mesmo conceito (IGME revisto)); Electrificação [INF001] (definição distinta (acesso por qualquer fonte vs rede)); Acesso a água potável [INF002] (fonte distinta (JMP vs registo nacional)); Taxa de desemprego [LAB002] (definição distinta (estrita OIT vs alargada INE)). Onde a diferença de base é de vintage do mesmo conceito, o nível fixado pelo PDN está de facto alcançado e a transposição — deliberadamente — preserva a variação, e não o nível, do plano; onde a fonte ou a definição diferem, a comparação com o valor nominal do PDN é apenas numérica (na definição do PDN, o desemprego INE era 28,3% em 2025, acima da meta de 25%). Entre os 41 indicadores do índice, 9 têm a meta 2027 já atingida na última observação (Crescimento do PIB [MAC001], Dívida Pública [MAC004], PIB não petrolífero [MAC014], Escolaridade obrigatória [HUM030], Mulheres no parlamento [INC06], Densidade rodoviária [INF006], Energia limpa para cozinhar [INF05], Participação feminina [LAB016], PIB não petrolífero [DIV017]) e 9 já a atingiam em 2015 (Inflação [MAC003], Dívida Pública [MAC004], Reservas Internacionais [MAC007], Mulheres no parlamento [INC06], Energia limpa para cozinhar [INF05], Participação feminina [LAB016], Desnutrição [SAU002], Incidência de malária [SAU020], Crédito ao sector privado [DIV015]) — sobretudo metas operacionais herdadas e trajectórias médias do PDN; a coluna documenta agora a origem de cada meta, mas não serve ainda de âncora a uma escala de progresso (Secção 11).</w:t>
       </w:r>
     </w:p>
     <w:p>
